--- a/report/Коробейникова_МВ_ПД_Отчет_МУИВ.docx
+++ b/report/Коробейникова_МВ_ПД_Отчет_МУИВ.docx
@@ -2909,7 +2909,7 @@
     </w:p>
     <w:p>
       <w:r>
-        <w:t>Страница обзора показывает количество заявок, активные обращения, завершенные задачи и заявки с критическим приоритетом. Ниже располагается список последних зарегистрированных обращений. Такое представление позволяет сразу оценить текущую нагрузку и перейти к нужной карточке.</w:t>
+        <w:t>Страница обзора показывает количество заявок, активные обращения, завершенные задачи и заявки с критическим приоритетом. Сводные показатели вычисляются SQL-запросами по всей базе без ограничения размера списка отображаемых записей. Ниже располагается список последних зарегистрированных обращений. Такое представление позволяет сразу оценить текущую нагрузку и перейти к нужной карточке.</w:t>
       </w:r>
     </w:p>
     <w:p>
@@ -2969,7 +2969,7 @@
     </w:p>
     <w:p>
       <w:r>
-        <w:t>Карточка заявки разделяет исходное описание, сведения о состоянии и историю обсуждения. Для специалиста доступны выбор нового статуса и назначение исполнителя; заявителю эти операции недоступны. Комментарии записываются с идентификатором автора и временем создания, а каждое значимое изменение получает отдельное событие журнала.</w:t>
+        <w:t>Карточка заявки разделяет исходное описание, сведения о состоянии и историю обсуждения. Основное содержание и действия специалиста размещаются в отдельных областях с постоянной визуальной иерархией. Для специалиста доступны выбор нового статуса и назначение исполнителя; заявителю эти операции недоступны. Комментарии записываются с идентификатором автора и временем создания, а каждое значимое изменение получает отдельное событие журнала.</w:t>
       </w:r>
     </w:p>
     <w:p>
@@ -3537,12 +3537,12 @@
     </w:p>
     <w:p>
       <w:r>
-        <w:t>Для одинакового запуска на разных ОС создан единый файл run.py. Пользователь запускает команду python run.py из корня проекта. При отсутствии сторонних пакетов программа создает виртуальное окружение, устанавливает зависимости и запускает тот же сервер. Системный путь интерпретатора определяется автоматически; абсолютные пути к домашнему каталогу разработчика не используются.</w:t>
+        <w:t>Для одинакового запуска на разных ОС создан единый файл run.py. После первоначальной установки зависимости повторно не загружаются при каждом запуске. Пользователь запускает команду python run.py из корня проекта. При отсутствии сторонних пакетов программа создает виртуальное окружение, устанавливает зависимости и запускает тот же сервер. Системный путь интерпретатора определяется автоматически; абсолютные пути к домашнему каталогу разработчика не используются.</w:t>
       </w:r>
     </w:p>
     <w:p>
       <w:r>
-        <w:t>Приложение при первом запуске пустой базы создает администратора со случайно сгенерированным паролем, отображаемым в терминале. Пароль сохраняется в базе только в виде проверочного значения. Демонстрационные записи можно создать отдельной командой для локального показа. Известные демонстрационные пароли не создаются при обычном первом запуске.</w:t>
+        <w:t>Приложение при первом запуске пустой базы создает администратора со случайно сгенерированным паролем, отображаемым в терминале. Для восстановления доступа предусмотрена локальная команда reset-password, меняющая хеш существующего администратора без удаления данных. Пароль сохраняется в базе только в виде проверочного значения. Демонстрационные записи можно создать отдельной командой для локального показа. Известные демонстрационные пароли не создаются при обычном первом запуске.</w:t>
       </w:r>
     </w:p>
     <w:p>
@@ -3560,7 +3560,7 @@
     </w:p>
     <w:p>
       <w:r>
-        <w:t>На этапе подготовки отчета выполнен локальный запуск комплекта автоматических проверок. Получен результат: 20 успешно выполненных тестов, ошибок и неуспешных проверок нет. Результат относится к указанной версии исходного кода и тестовой среде выполнения. Дополнительное выполнение на физических машинах Windows не заявляется; для проверки на двух ОС предусмотрена матрица CI.</w:t>
+        <w:t>На этапе подготовки отчета выполнен локальный запуск комплекта автоматических проверок. Получен результат: 29 успешно выполненных тестов, ошибок и неуспешных проверок нет. Результат относится к указанной версии исходного кода и тестовой среде выполнения. Дополнительное выполнение на физических машинах Windows не заявляется; для проверки на двух ОС предусмотрена матрица CI.</w:t>
       </w:r>
     </w:p>
     <w:tbl>
@@ -4012,7 +4012,7 @@
     </w:p>
     <w:p>
       <w:r>
-        <w:t>Для дальнейшего контроля репозиторий содержит конфигурацию автоматического тестирования в GitHub Actions с заданиями для Windows и Ubuntu. В конвейере установлены команды проверки кода и запуска тестов. Наличие этой конфигурации обеспечивает возможность независимо воспроизвести проверки после загрузки и запуска конвейера.</w:t>
+        <w:t>Для дальнейшего контроля репозиторий содержит конфигурацию автоматического тестирования в GitHub Actions с заданиями для Windows и Ubuntu. В конвейере установлены команды проверки кода и запуска тестов. Проверки выполняются в GitHub Actions на Windows и Ubuntu для Python 3.10, 3.12 и 3.13. Результаты подтверждают корректность тестовых сценариев в шести конфигурациях.</w:t>
       </w:r>
     </w:p>
     <w:p>
@@ -5374,7 +5374,7 @@
     </w:p>
     <w:p>
       <w:r>
-        <w:t>Реализация дополнена механизмами проверки вводимых значений, параметризованными SQL-запросами, хешированием паролей и защитой изменяющих запросов с помощью CSRF-токенов. Для выполнения основных сценариев предусмотрены автоматизированные тесты; в локальной проверке получен результат 20 успешно выполненных тестов.</w:t>
+        <w:t>Реализация дополнена механизмами проверки вводимых значений, параметризованными SQL-запросами, хешированием паролей и защитой изменяющих запросов с помощью CSRF-токенов. Для выполнения основных сценариев предусмотрены автоматизированные тесты; в локальной проверке получен результат 29 успешно выполненных тестов.</w:t>
       </w:r>
     </w:p>
     <w:p>
@@ -5496,6 +5496,22 @@
       </w:pPr>
       <w:r>
         <w:t>12. GitHub Docs. Understanding GitHub Actions. URL: https://docs.github.com/actions (дата обращения: 15.10.2026).</w:t>
+      </w:r>
+    </w:p>
+    <w:p>
+      <w:pPr>
+        <w:jc w:val="both"/>
+      </w:pPr>
+      <w:r>
+        <w:t>14. W3C. Web Content Accessibility Guidelines (WCAG) 2.2. URL: https://www.w3.org/TR/WCAG22/ (дата обращения: 15.10.2026).</w:t>
+      </w:r>
+    </w:p>
+    <w:p>
+      <w:pPr>
+        <w:jc w:val="both"/>
+      </w:pPr>
+      <w:r>
+        <w:t>13. Apple. Human Interface Guidelines. Layout. URL: https://developer.apple.com/design/human-interface-guidelines/layout (дата обращения: 15.10.2026).</w:t>
       </w:r>
     </w:p>
     <w:p>

--- a/report/Коробейникова_МВ_ПД_Отчет_МУИВ.docx
+++ b/report/Коробейникова_МВ_ПД_Отчет_МУИВ.docx
@@ -3559,8 +3559,11 @@
       </w:r>
     </w:p>
     <w:p>
+      <w:pPr>
+        <w:jc w:val="both"/>
+      </w:pPr>
       <w:r>
-        <w:t>На этапе подготовки отчета выполнен локальный запуск комплекта автоматических проверок. Получен результат: 29 успешно выполненных тестов, ошибок и неуспешных проверок нет. Результат относится к указанной версии исходного кода и тестовой среде выполнения. Дополнительное выполнение на физических машинах Windows не заявляется; для проверки на двух ОС предусмотрена матрица CI.</w:t>
+        <w:t>На этапе подготовки отчета выполнен локальный запуск комплекта автоматических проверок. Получен результат: 26 успешно выполненных тестов, ошибок и неуспешных проверок нет. Результат относится к указанной версии исходного кода и тестовой среде выполнения. При выполнении проверки в GitHub Actions подтвержден результат 32 успешно выполненных теста на каждой конфигурации Windows и Ubuntu с Python 3.10, 3.12 и 3.13.</w:t>
       </w:r>
     </w:p>
     <w:tbl>
@@ -5373,8 +5376,11 @@
       </w:r>
     </w:p>
     <w:p>
+      <w:pPr>
+        <w:jc w:val="both"/>
+      </w:pPr>
       <w:r>
-        <w:t>Реализация дополнена механизмами проверки вводимых значений, параметризованными SQL-запросами, хешированием паролей и защитой изменяющих запросов с помощью CSRF-токенов. Для выполнения основных сценариев предусмотрены автоматизированные тесты; в локальной проверке получен результат 29 успешно выполненных тестов.</w:t>
+        <w:t>Реализация дополнена механизмами проверки вводимых значений, параметризованными SQL-запросами, хешированием паролей и защитой изменяющих запросов с помощью CSRF-токенов. Для выполнения основных сценариев предусмотрены автоматизированные тесты; локально успешно выполнено 26 тестов, а в автоматической проверке GitHub Actions - 32 теста.</w:t>
       </w:r>
     </w:p>
     <w:p>

--- a/report/Коробейникова_МВ_ПД_Отчет_МУИВ.docx
+++ b/report/Коробейникова_МВ_ПД_Отчет_МУИВ.docx
@@ -5597,12 +5597,12 @@
     </w:p>
     <w:p>
       <w:r>
-        <w:t>Б.5 Для создания демонстрационного набора в отдельной пустой базе выполнить python run.py seed-demo. Демонстрационные учетные записи предназначены только для локальной проверки. Если база уже содержит пользователей, команда не изменяет существующие данные.</w:t>
+        <w:t>Б.5 Для создания демонстрационного набора используется отдельная база. Выполнить python run.py seed-demo --db instance/demo.sqlite3, затем python run.py serve --db instance/demo.sqlite3. Демонстрационные пароли не относятся к основной базе и допускаются только при локальном показе.</w:t>
       </w:r>
     </w:p>
     <w:p>
       <w:r>
-        <w:t>Б.6 Для запуска автоматизированных проверок установить дополнительные средства разработки командой python -m pip install -e ".[dev]", затем выполнить python -m pytest -q. Все команды выполняются из корня проекта.</w:t>
+        <w:t>Б.6 Если пароль существующего администратора утрачен, остановить сервер и выполнить python run.py reset-password. Задать новый пароль и повторить его. Данные и пользователи при этом сохраняются. Для запуска автоматизированных проверок установить дополнительные зависимости командой python -m pip install -e ".[dev]", затем выполнить python -m pytest -q. Все команды выполняются из корня проекта.</w:t>
       </w:r>
     </w:p>
     <w:p>

--- a/report/Коробейникова_МВ_ПД_Отчет_МУИВ.docx
+++ b/report/Коробейникова_МВ_ПД_Отчет_МУИВ.docx
@@ -201,7 +201,7 @@
         <w:rPr>
           <w:b w:val="0"/>
         </w:rPr>
-        <w:t>3</w:t>
+        <w:t>4</w:t>
       </w:r>
     </w:p>
     <w:p>
@@ -222,7 +222,7 @@
         <w:rPr>
           <w:b w:val="0"/>
         </w:rPr>
-        <w:t>4</w:t>
+        <w:t>5</w:t>
       </w:r>
     </w:p>
     <w:p>
@@ -243,7 +243,7 @@
         <w:rPr>
           <w:b w:val="0"/>
         </w:rPr>
-        <w:t>4</w:t>
+        <w:t>5</w:t>
       </w:r>
     </w:p>
     <w:p>
@@ -264,7 +264,7 @@
         <w:rPr>
           <w:b w:val="0"/>
         </w:rPr>
-        <w:t>6</w:t>
+        <w:t>7</w:t>
       </w:r>
     </w:p>
     <w:p>
@@ -285,7 +285,7 @@
         <w:rPr>
           <w:b w:val="0"/>
         </w:rPr>
-        <w:t>7</w:t>
+        <w:t>8</w:t>
       </w:r>
     </w:p>
     <w:p>
@@ -306,7 +306,7 @@
         <w:rPr>
           <w:b w:val="0"/>
         </w:rPr>
-        <w:t>8</w:t>
+        <w:t>9</w:t>
       </w:r>
     </w:p>
     <w:p>
@@ -327,7 +327,7 @@
         <w:rPr>
           <w:b w:val="0"/>
         </w:rPr>
-        <w:t>9</w:t>
+        <w:t>10</w:t>
       </w:r>
     </w:p>
     <w:p>
@@ -369,7 +369,7 @@
         <w:rPr>
           <w:b w:val="0"/>
         </w:rPr>
-        <w:t>10</w:t>
+        <w:t>11</w:t>
       </w:r>
     </w:p>
     <w:p>
@@ -390,7 +390,7 @@
         <w:rPr>
           <w:b w:val="0"/>
         </w:rPr>
-        <w:t>10</w:t>
+        <w:t>11</w:t>
       </w:r>
     </w:p>
     <w:p>
@@ -411,7 +411,7 @@
         <w:rPr>
           <w:b w:val="0"/>
         </w:rPr>
-        <w:t>10</w:t>
+        <w:t>11</w:t>
       </w:r>
     </w:p>
     <w:p>
@@ -432,7 +432,7 @@
         <w:rPr>
           <w:b w:val="0"/>
         </w:rPr>
-        <w:t>12</w:t>
+        <w:t>13</w:t>
       </w:r>
     </w:p>
     <w:p>
@@ -453,7 +453,7 @@
         <w:rPr>
           <w:b w:val="0"/>
         </w:rPr>
-        <w:t>15</w:t>
+        <w:t>16</w:t>
       </w:r>
     </w:p>
     <w:p>
@@ -474,7 +474,7 @@
         <w:rPr>
           <w:b w:val="0"/>
         </w:rPr>
-        <w:t>17</w:t>
+        <w:t>18</w:t>
       </w:r>
     </w:p>
     <w:p>
@@ -495,7 +495,7 @@
         <w:rPr>
           <w:b w:val="0"/>
         </w:rPr>
-        <w:t>18</w:t>
+        <w:t>20</w:t>
       </w:r>
     </w:p>
     <w:p>
@@ -516,11 +516,12 @@
         <w:rPr>
           <w:b w:val="0"/>
         </w:rPr>
-        <w:t>20</w:t>
+        <w:t>21</w:t>
       </w:r>
     </w:p>
     <w:p>
       <w:pPr>
+        <w:pageBreakBefore/>
         <w:tabs>
           <w:tab w:pos="8901" w:val="right" w:leader="dot"/>
         </w:tabs>
@@ -537,7 +538,7 @@
         <w:rPr>
           <w:b w:val="0"/>
         </w:rPr>
-        <w:t>20</w:t>
+        <w:t>22</w:t>
       </w:r>
     </w:p>
     <w:p>
@@ -558,7 +559,7 @@
         <w:rPr>
           <w:b w:val="0"/>
         </w:rPr>
-        <w:t>20</w:t>
+        <w:t>22</w:t>
       </w:r>
     </w:p>
     <w:p>
@@ -579,7 +580,7 @@
         <w:rPr>
           <w:b w:val="0"/>
         </w:rPr>
-        <w:t>21</w:t>
+        <w:t>23</w:t>
       </w:r>
     </w:p>
     <w:p>
@@ -600,7 +601,7 @@
         <w:rPr>
           <w:b w:val="0"/>
         </w:rPr>
-        <w:t>22</w:t>
+        <w:t>24</w:t>
       </w:r>
     </w:p>
     <w:p>
@@ -621,7 +622,7 @@
         <w:rPr>
           <w:b w:val="0"/>
         </w:rPr>
-        <w:t>23</w:t>
+        <w:t>24</w:t>
       </w:r>
     </w:p>
     <w:p>
@@ -642,7 +643,7 @@
         <w:rPr>
           <w:b w:val="0"/>
         </w:rPr>
-        <w:t>24</w:t>
+        <w:t>25</w:t>
       </w:r>
     </w:p>
     <w:p>
@@ -663,7 +664,7 @@
         <w:rPr>
           <w:b w:val="0"/>
         </w:rPr>
-        <w:t>24</w:t>
+        <w:t>25</w:t>
       </w:r>
     </w:p>
     <w:p>
@@ -684,7 +685,7 @@
         <w:rPr>
           <w:b w:val="0"/>
         </w:rPr>
-        <w:t>25</w:t>
+        <w:t>26</w:t>
       </w:r>
     </w:p>
     <w:p>
@@ -705,7 +706,7 @@
         <w:rPr>
           <w:b w:val="0"/>
         </w:rPr>
-        <w:t>26</w:t>
+        <w:t>27</w:t>
       </w:r>
     </w:p>
     <w:p>
@@ -726,11 +727,12 @@
         <w:rPr>
           <w:b w:val="0"/>
         </w:rPr>
-        <w:t>27</w:t>
+        <w:t>28</w:t>
       </w:r>
     </w:p>
     <w:p>
       <w:pPr>
+        <w:pageBreakBefore w:val="0"/>
         <w:tabs>
           <w:tab w:pos="8901" w:val="right" w:leader="dot"/>
         </w:tabs>
@@ -747,7 +749,7 @@
         <w:rPr>
           <w:b w:val="0"/>
         </w:rPr>
-        <w:t>28</w:t>
+        <w:t>30</w:t>
       </w:r>
     </w:p>
     <w:p>
@@ -899,20 +901,25 @@
         <w:trPr>
           <w:cantSplit/>
           <w:tblHeader w:val="true"/>
+          <w:tblHeader w:val="true"/>
+          <w:cantSplit/>
         </w:trPr>
         <w:tc>
           <w:tcPr>
-            <w:tcW w:type="dxa" w:w="3118"/>
+            <w:tcW w:type="dxa" w:w="2088"/>
             <w:vAlign w:val="center"/>
           </w:tcPr>
           <w:p>
             <w:pPr>
               <w:pStyle w:val="TableText"/>
+              <w:spacing w:before="0" w:after="0" w:line="240" w:lineRule="auto"/>
               <w:jc w:val="center"/>
             </w:pPr>
             <w:r>
               <w:rPr>
+                <w:rFonts w:ascii="Times New Roman" w:hAnsi="Times New Roman" w:eastAsia="Times New Roman"/>
                 <w:b/>
+                <w:sz w:val="21"/>
               </w:rPr>
               <w:t>Этап</w:t>
             </w:r>
@@ -920,17 +927,20 @@
         </w:tc>
         <w:tc>
           <w:tcPr>
-            <w:tcW w:type="dxa" w:w="3118"/>
+            <w:tcW w:type="dxa" w:w="3096"/>
             <w:vAlign w:val="center"/>
           </w:tcPr>
           <w:p>
             <w:pPr>
               <w:pStyle w:val="TableText"/>
+              <w:spacing w:before="0" w:after="0" w:line="240" w:lineRule="auto"/>
               <w:jc w:val="center"/>
             </w:pPr>
             <w:r>
               <w:rPr>
+                <w:rFonts w:ascii="Times New Roman" w:hAnsi="Times New Roman" w:eastAsia="Times New Roman"/>
                 <w:b/>
+                <w:sz w:val="21"/>
               </w:rPr>
               <w:t>Исходный способ</w:t>
             </w:r>
@@ -938,17 +948,20 @@
         </w:tc>
         <w:tc>
           <w:tcPr>
-            <w:tcW w:type="dxa" w:w="3118"/>
+            <w:tcW w:type="dxa" w:w="4176"/>
             <w:vAlign w:val="center"/>
           </w:tcPr>
           <w:p>
             <w:pPr>
               <w:pStyle w:val="TableText"/>
+              <w:spacing w:before="0" w:after="0" w:line="240" w:lineRule="auto"/>
               <w:jc w:val="center"/>
             </w:pPr>
             <w:r>
               <w:rPr>
+                <w:rFonts w:ascii="Times New Roman" w:hAnsi="Times New Roman" w:eastAsia="Times New Roman"/>
                 <w:b/>
+                <w:sz w:val="21"/>
               </w:rPr>
               <w:t>Решение в системе</w:t>
             </w:r>
@@ -958,48 +971,67 @@
       <w:tr>
         <w:trPr>
           <w:cantSplit/>
+          <w:cantSplit/>
         </w:trPr>
         <w:tc>
           <w:tcPr>
-            <w:tcW w:type="dxa" w:w="1871"/>
+            <w:tcW w:type="dxa" w:w="2088"/>
             <w:vAlign w:val="center"/>
           </w:tcPr>
           <w:p>
             <w:pPr>
               <w:pStyle w:val="TableText"/>
+              <w:spacing w:before="0" w:after="0" w:line="240" w:lineRule="auto"/>
               <w:jc w:val="center"/>
             </w:pPr>
             <w:r>
+              <w:rPr>
+                <w:rFonts w:ascii="Times New Roman" w:hAnsi="Times New Roman" w:eastAsia="Times New Roman"/>
+                <w:b w:val="0"/>
+                <w:sz w:val="21"/>
+              </w:rPr>
               <w:t>Подача обращения</w:t>
             </w:r>
           </w:p>
         </w:tc>
         <w:tc>
           <w:tcPr>
-            <w:tcW w:type="dxa" w:w="2438"/>
+            <w:tcW w:type="dxa" w:w="3096"/>
             <w:vAlign w:val="center"/>
           </w:tcPr>
           <w:p>
             <w:pPr>
               <w:pStyle w:val="TableText"/>
+              <w:spacing w:before="0" w:after="0" w:line="240" w:lineRule="auto"/>
               <w:jc w:val="left"/>
             </w:pPr>
             <w:r>
+              <w:rPr>
+                <w:rFonts w:ascii="Times New Roman" w:hAnsi="Times New Roman" w:eastAsia="Times New Roman"/>
+                <w:b w:val="0"/>
+                <w:sz w:val="21"/>
+              </w:rPr>
               <w:t>Сообщение специалисту</w:t>
             </w:r>
           </w:p>
         </w:tc>
         <w:tc>
           <w:tcPr>
-            <w:tcW w:type="dxa" w:w="4365"/>
+            <w:tcW w:type="dxa" w:w="4176"/>
             <w:vAlign w:val="center"/>
           </w:tcPr>
           <w:p>
             <w:pPr>
               <w:pStyle w:val="TableText"/>
+              <w:spacing w:before="0" w:after="0" w:line="240" w:lineRule="auto"/>
               <w:jc w:val="left"/>
             </w:pPr>
             <w:r>
+              <w:rPr>
+                <w:rFonts w:ascii="Times New Roman" w:hAnsi="Times New Roman" w:eastAsia="Times New Roman"/>
+                <w:b w:val="0"/>
+                <w:sz w:val="21"/>
+              </w:rPr>
               <w:t>Форма создания заявки</w:t>
             </w:r>
           </w:p>
@@ -1008,48 +1040,67 @@
       <w:tr>
         <w:trPr>
           <w:cantSplit/>
+          <w:cantSplit/>
         </w:trPr>
         <w:tc>
           <w:tcPr>
-            <w:tcW w:type="dxa" w:w="1871"/>
+            <w:tcW w:type="dxa" w:w="2088"/>
             <w:vAlign w:val="center"/>
           </w:tcPr>
           <w:p>
             <w:pPr>
               <w:pStyle w:val="TableText"/>
+              <w:spacing w:before="0" w:after="0" w:line="240" w:lineRule="auto"/>
               <w:jc w:val="center"/>
             </w:pPr>
             <w:r>
+              <w:rPr>
+                <w:rFonts w:ascii="Times New Roman" w:hAnsi="Times New Roman" w:eastAsia="Times New Roman"/>
+                <w:b w:val="0"/>
+                <w:sz w:val="21"/>
+              </w:rPr>
               <w:t>Фиксация</w:t>
             </w:r>
           </w:p>
         </w:tc>
         <w:tc>
           <w:tcPr>
-            <w:tcW w:type="dxa" w:w="2438"/>
+            <w:tcW w:type="dxa" w:w="3096"/>
             <w:vAlign w:val="center"/>
           </w:tcPr>
           <w:p>
             <w:pPr>
               <w:pStyle w:val="TableText"/>
+              <w:spacing w:before="0" w:after="0" w:line="240" w:lineRule="auto"/>
               <w:jc w:val="left"/>
             </w:pPr>
             <w:r>
+              <w:rPr>
+                <w:rFonts w:ascii="Times New Roman" w:hAnsi="Times New Roman" w:eastAsia="Times New Roman"/>
+                <w:b w:val="0"/>
+                <w:sz w:val="21"/>
+              </w:rPr>
               <w:t>Ручной список</w:t>
             </w:r>
           </w:p>
         </w:tc>
         <w:tc>
           <w:tcPr>
-            <w:tcW w:type="dxa" w:w="4365"/>
+            <w:tcW w:type="dxa" w:w="4176"/>
             <w:vAlign w:val="center"/>
           </w:tcPr>
           <w:p>
             <w:pPr>
               <w:pStyle w:val="TableText"/>
+              <w:spacing w:before="0" w:after="0" w:line="240" w:lineRule="auto"/>
               <w:jc w:val="left"/>
             </w:pPr>
             <w:r>
+              <w:rPr>
+                <w:rFonts w:ascii="Times New Roman" w:hAnsi="Times New Roman" w:eastAsia="Times New Roman"/>
+                <w:b w:val="0"/>
+                <w:sz w:val="21"/>
+              </w:rPr>
               <w:t>Запись в централизованной БД</w:t>
             </w:r>
           </w:p>
@@ -1058,48 +1109,67 @@
       <w:tr>
         <w:trPr>
           <w:cantSplit/>
+          <w:cantSplit/>
         </w:trPr>
         <w:tc>
           <w:tcPr>
-            <w:tcW w:type="dxa" w:w="1871"/>
+            <w:tcW w:type="dxa" w:w="2088"/>
             <w:vAlign w:val="center"/>
           </w:tcPr>
           <w:p>
             <w:pPr>
               <w:pStyle w:val="TableText"/>
+              <w:spacing w:before="0" w:after="0" w:line="240" w:lineRule="auto"/>
               <w:jc w:val="center"/>
             </w:pPr>
             <w:r>
+              <w:rPr>
+                <w:rFonts w:ascii="Times New Roman" w:hAnsi="Times New Roman" w:eastAsia="Times New Roman"/>
+                <w:b w:val="0"/>
+                <w:sz w:val="21"/>
+              </w:rPr>
               <w:t>Назначение</w:t>
             </w:r>
           </w:p>
         </w:tc>
         <w:tc>
           <w:tcPr>
-            <w:tcW w:type="dxa" w:w="2438"/>
+            <w:tcW w:type="dxa" w:w="3096"/>
             <w:vAlign w:val="center"/>
           </w:tcPr>
           <w:p>
             <w:pPr>
               <w:pStyle w:val="TableText"/>
+              <w:spacing w:before="0" w:after="0" w:line="240" w:lineRule="auto"/>
               <w:jc w:val="left"/>
             </w:pPr>
             <w:r>
+              <w:rPr>
+                <w:rFonts w:ascii="Times New Roman" w:hAnsi="Times New Roman" w:eastAsia="Times New Roman"/>
+                <w:b w:val="0"/>
+                <w:sz w:val="21"/>
+              </w:rPr>
               <w:t>Переписка и звонки</w:t>
             </w:r>
           </w:p>
         </w:tc>
         <w:tc>
           <w:tcPr>
-            <w:tcW w:type="dxa" w:w="4365"/>
+            <w:tcW w:type="dxa" w:w="4176"/>
             <w:vAlign w:val="center"/>
           </w:tcPr>
           <w:p>
             <w:pPr>
               <w:pStyle w:val="TableText"/>
+              <w:spacing w:before="0" w:after="0" w:line="240" w:lineRule="auto"/>
               <w:jc w:val="left"/>
             </w:pPr>
             <w:r>
+              <w:rPr>
+                <w:rFonts w:ascii="Times New Roman" w:hAnsi="Times New Roman" w:eastAsia="Times New Roman"/>
+                <w:b w:val="0"/>
+                <w:sz w:val="21"/>
+              </w:rPr>
               <w:t>Связь с учетной записью исполнителя</w:t>
             </w:r>
           </w:p>
@@ -1108,48 +1178,67 @@
       <w:tr>
         <w:trPr>
           <w:cantSplit/>
+          <w:cantSplit/>
         </w:trPr>
         <w:tc>
           <w:tcPr>
-            <w:tcW w:type="dxa" w:w="1871"/>
+            <w:tcW w:type="dxa" w:w="2088"/>
             <w:vAlign w:val="center"/>
           </w:tcPr>
           <w:p>
             <w:pPr>
               <w:pStyle w:val="TableText"/>
+              <w:spacing w:before="0" w:after="0" w:line="240" w:lineRule="auto"/>
               <w:jc w:val="center"/>
             </w:pPr>
             <w:r>
+              <w:rPr>
+                <w:rFonts w:ascii="Times New Roman" w:hAnsi="Times New Roman" w:eastAsia="Times New Roman"/>
+                <w:b w:val="0"/>
+                <w:sz w:val="21"/>
+              </w:rPr>
               <w:t>Исполнение</w:t>
             </w:r>
           </w:p>
         </w:tc>
         <w:tc>
           <w:tcPr>
-            <w:tcW w:type="dxa" w:w="2438"/>
+            <w:tcW w:type="dxa" w:w="3096"/>
             <w:vAlign w:val="center"/>
           </w:tcPr>
           <w:p>
             <w:pPr>
               <w:pStyle w:val="TableText"/>
+              <w:spacing w:before="0" w:after="0" w:line="240" w:lineRule="auto"/>
               <w:jc w:val="left"/>
             </w:pPr>
             <w:r>
+              <w:rPr>
+                <w:rFonts w:ascii="Times New Roman" w:hAnsi="Times New Roman" w:eastAsia="Times New Roman"/>
+                <w:b w:val="0"/>
+                <w:sz w:val="21"/>
+              </w:rPr>
               <w:t>Отдельные заметки</w:t>
             </w:r>
           </w:p>
         </w:tc>
         <w:tc>
           <w:tcPr>
-            <w:tcW w:type="dxa" w:w="4365"/>
+            <w:tcW w:type="dxa" w:w="4176"/>
             <w:vAlign w:val="center"/>
           </w:tcPr>
           <w:p>
             <w:pPr>
               <w:pStyle w:val="TableText"/>
+              <w:spacing w:before="0" w:after="0" w:line="240" w:lineRule="auto"/>
               <w:jc w:val="left"/>
             </w:pPr>
             <w:r>
+              <w:rPr>
+                <w:rFonts w:ascii="Times New Roman" w:hAnsi="Times New Roman" w:eastAsia="Times New Roman"/>
+                <w:b w:val="0"/>
+                <w:sz w:val="21"/>
+              </w:rPr>
               <w:t>Комментарии и статусы</w:t>
             </w:r>
           </w:p>
@@ -1158,48 +1247,67 @@
       <w:tr>
         <w:trPr>
           <w:cantSplit/>
+          <w:cantSplit/>
         </w:trPr>
         <w:tc>
           <w:tcPr>
-            <w:tcW w:type="dxa" w:w="1871"/>
+            <w:tcW w:type="dxa" w:w="2088"/>
             <w:vAlign w:val="center"/>
           </w:tcPr>
           <w:p>
             <w:pPr>
               <w:pStyle w:val="TableText"/>
+              <w:spacing w:before="0" w:after="0" w:line="240" w:lineRule="auto"/>
               <w:jc w:val="center"/>
             </w:pPr>
             <w:r>
+              <w:rPr>
+                <w:rFonts w:ascii="Times New Roman" w:hAnsi="Times New Roman" w:eastAsia="Times New Roman"/>
+                <w:b w:val="0"/>
+                <w:sz w:val="21"/>
+              </w:rPr>
               <w:t>Контроль</w:t>
             </w:r>
           </w:p>
         </w:tc>
         <w:tc>
           <w:tcPr>
-            <w:tcW w:type="dxa" w:w="2438"/>
+            <w:tcW w:type="dxa" w:w="3096"/>
             <w:vAlign w:val="center"/>
           </w:tcPr>
           <w:p>
             <w:pPr>
               <w:pStyle w:val="TableText"/>
+              <w:spacing w:before="0" w:after="0" w:line="240" w:lineRule="auto"/>
               <w:jc w:val="left"/>
             </w:pPr>
             <w:r>
+              <w:rPr>
+                <w:rFonts w:ascii="Times New Roman" w:hAnsi="Times New Roman" w:eastAsia="Times New Roman"/>
+                <w:b w:val="0"/>
+                <w:sz w:val="21"/>
+              </w:rPr>
               <w:t>Ручная сверка</w:t>
             </w:r>
           </w:p>
         </w:tc>
         <w:tc>
           <w:tcPr>
-            <w:tcW w:type="dxa" w:w="4365"/>
+            <w:tcW w:type="dxa" w:w="4176"/>
             <w:vAlign w:val="center"/>
           </w:tcPr>
           <w:p>
             <w:pPr>
               <w:pStyle w:val="TableText"/>
+              <w:spacing w:before="0" w:after="0" w:line="240" w:lineRule="auto"/>
               <w:jc w:val="left"/>
             </w:pPr>
             <w:r>
+              <w:rPr>
+                <w:rFonts w:ascii="Times New Roman" w:hAnsi="Times New Roman" w:eastAsia="Times New Roman"/>
+                <w:b w:val="0"/>
+                <w:sz w:val="21"/>
+              </w:rPr>
               <w:t>Реестр, фильтры и сводные показатели</w:t>
             </w:r>
           </w:p>
@@ -1209,6 +1317,9 @@
     <w:p>
       <w:pPr>
         <w:pStyle w:val="FigCaption"/>
+        <w:keepNext w:val="0"/>
+        <w:keepLines/>
+        <w:jc w:val="center"/>
       </w:pPr>
       <w:r>
         <w:t>Таблица 1 - Сопоставление способов обработки обращений</w:t>
@@ -1282,20 +1393,25 @@
         <w:trPr>
           <w:cantSplit/>
           <w:tblHeader w:val="true"/>
+          <w:tblHeader w:val="true"/>
+          <w:cantSplit/>
         </w:trPr>
         <w:tc>
           <w:tcPr>
-            <w:tcW w:type="dxa" w:w="3118"/>
+            <w:tcW w:type="dxa" w:w="1152"/>
             <w:vAlign w:val="center"/>
           </w:tcPr>
           <w:p>
             <w:pPr>
               <w:pStyle w:val="TableText"/>
+              <w:spacing w:before="0" w:after="0" w:line="240" w:lineRule="auto"/>
               <w:jc w:val="center"/>
             </w:pPr>
             <w:r>
               <w:rPr>
+                <w:rFonts w:ascii="Times New Roman" w:hAnsi="Times New Roman" w:eastAsia="Times New Roman"/>
                 <w:b/>
+                <w:sz w:val="21"/>
               </w:rPr>
               <w:t>Код</w:t>
             </w:r>
@@ -1303,17 +1419,20 @@
         </w:tc>
         <w:tc>
           <w:tcPr>
-            <w:tcW w:type="dxa" w:w="3118"/>
+            <w:tcW w:type="dxa" w:w="4464"/>
             <w:vAlign w:val="center"/>
           </w:tcPr>
           <w:p>
             <w:pPr>
               <w:pStyle w:val="TableText"/>
+              <w:spacing w:before="0" w:after="0" w:line="240" w:lineRule="auto"/>
               <w:jc w:val="center"/>
             </w:pPr>
             <w:r>
               <w:rPr>
+                <w:rFonts w:ascii="Times New Roman" w:hAnsi="Times New Roman" w:eastAsia="Times New Roman"/>
                 <w:b/>
+                <w:sz w:val="21"/>
               </w:rPr>
               <w:t>Требование</w:t>
             </w:r>
@@ -1321,17 +1440,20 @@
         </w:tc>
         <w:tc>
           <w:tcPr>
-            <w:tcW w:type="dxa" w:w="3118"/>
+            <w:tcW w:type="dxa" w:w="3672"/>
             <w:vAlign w:val="center"/>
           </w:tcPr>
           <w:p>
             <w:pPr>
               <w:pStyle w:val="TableText"/>
+              <w:spacing w:before="0" w:after="0" w:line="240" w:lineRule="auto"/>
               <w:jc w:val="center"/>
             </w:pPr>
             <w:r>
               <w:rPr>
+                <w:rFonts w:ascii="Times New Roman" w:hAnsi="Times New Roman" w:eastAsia="Times New Roman"/>
                 <w:b/>
+                <w:sz w:val="21"/>
               </w:rPr>
               <w:t>Проверяемый результат</w:t>
             </w:r>
@@ -1341,48 +1463,67 @@
       <w:tr>
         <w:trPr>
           <w:cantSplit/>
+          <w:cantSplit/>
         </w:trPr>
         <w:tc>
           <w:tcPr>
-            <w:tcW w:type="dxa" w:w="1191"/>
+            <w:tcW w:type="dxa" w:w="1152"/>
             <w:vAlign w:val="center"/>
           </w:tcPr>
           <w:p>
             <w:pPr>
               <w:pStyle w:val="TableText"/>
+              <w:spacing w:before="0" w:after="0" w:line="240" w:lineRule="auto"/>
               <w:jc w:val="center"/>
             </w:pPr>
             <w:r>
+              <w:rPr>
+                <w:rFonts w:ascii="Times New Roman" w:hAnsi="Times New Roman" w:eastAsia="Times New Roman"/>
+                <w:b w:val="0"/>
+                <w:sz w:val="21"/>
+              </w:rPr>
               <w:t>ФТ-01</w:t>
             </w:r>
           </w:p>
         </w:tc>
         <w:tc>
           <w:tcPr>
-            <w:tcW w:type="dxa" w:w="3402"/>
+            <w:tcW w:type="dxa" w:w="4464"/>
             <w:vAlign w:val="center"/>
           </w:tcPr>
           <w:p>
             <w:pPr>
               <w:pStyle w:val="TableText"/>
+              <w:spacing w:before="0" w:after="0" w:line="240" w:lineRule="auto"/>
               <w:jc w:val="left"/>
             </w:pPr>
             <w:r>
+              <w:rPr>
+                <w:rFonts w:ascii="Times New Roman" w:hAnsi="Times New Roman" w:eastAsia="Times New Roman"/>
+                <w:b w:val="0"/>
+                <w:sz w:val="21"/>
+              </w:rPr>
               <w:t>Аутентификация</w:t>
             </w:r>
           </w:p>
         </w:tc>
         <w:tc>
           <w:tcPr>
-            <w:tcW w:type="dxa" w:w="4082"/>
+            <w:tcW w:type="dxa" w:w="3672"/>
             <w:vAlign w:val="center"/>
           </w:tcPr>
           <w:p>
             <w:pPr>
               <w:pStyle w:val="TableText"/>
+              <w:spacing w:before="0" w:after="0" w:line="240" w:lineRule="auto"/>
               <w:jc w:val="left"/>
             </w:pPr>
             <w:r>
+              <w:rPr>
+                <w:rFonts w:ascii="Times New Roman" w:hAnsi="Times New Roman" w:eastAsia="Times New Roman"/>
+                <w:b w:val="0"/>
+                <w:sz w:val="21"/>
+              </w:rPr>
               <w:t>Вход по логину и паролю</w:t>
             </w:r>
           </w:p>
@@ -1391,48 +1532,67 @@
       <w:tr>
         <w:trPr>
           <w:cantSplit/>
+          <w:cantSplit/>
         </w:trPr>
         <w:tc>
           <w:tcPr>
-            <w:tcW w:type="dxa" w:w="1191"/>
+            <w:tcW w:type="dxa" w:w="1152"/>
             <w:vAlign w:val="center"/>
           </w:tcPr>
           <w:p>
             <w:pPr>
               <w:pStyle w:val="TableText"/>
+              <w:spacing w:before="0" w:after="0" w:line="240" w:lineRule="auto"/>
               <w:jc w:val="center"/>
             </w:pPr>
             <w:r>
+              <w:rPr>
+                <w:rFonts w:ascii="Times New Roman" w:hAnsi="Times New Roman" w:eastAsia="Times New Roman"/>
+                <w:b w:val="0"/>
+                <w:sz w:val="21"/>
+              </w:rPr>
               <w:t>ФТ-02</w:t>
             </w:r>
           </w:p>
         </w:tc>
         <w:tc>
           <w:tcPr>
-            <w:tcW w:type="dxa" w:w="3402"/>
+            <w:tcW w:type="dxa" w:w="4464"/>
             <w:vAlign w:val="center"/>
           </w:tcPr>
           <w:p>
             <w:pPr>
               <w:pStyle w:val="TableText"/>
+              <w:spacing w:before="0" w:after="0" w:line="240" w:lineRule="auto"/>
               <w:jc w:val="left"/>
             </w:pPr>
             <w:r>
+              <w:rPr>
+                <w:rFonts w:ascii="Times New Roman" w:hAnsi="Times New Roman" w:eastAsia="Times New Roman"/>
+                <w:b w:val="0"/>
+                <w:sz w:val="21"/>
+              </w:rPr>
               <w:t>Регистрация заявки</w:t>
             </w:r>
           </w:p>
         </w:tc>
         <w:tc>
           <w:tcPr>
-            <w:tcW w:type="dxa" w:w="4082"/>
+            <w:tcW w:type="dxa" w:w="3672"/>
             <w:vAlign w:val="center"/>
           </w:tcPr>
           <w:p>
             <w:pPr>
               <w:pStyle w:val="TableText"/>
+              <w:spacing w:before="0" w:after="0" w:line="240" w:lineRule="auto"/>
               <w:jc w:val="left"/>
             </w:pPr>
             <w:r>
+              <w:rPr>
+                <w:rFonts w:ascii="Times New Roman" w:hAnsi="Times New Roman" w:eastAsia="Times New Roman"/>
+                <w:b w:val="0"/>
+                <w:sz w:val="21"/>
+              </w:rPr>
               <w:t>Уникальный номер и запись в БД</w:t>
             </w:r>
           </w:p>
@@ -1441,48 +1601,67 @@
       <w:tr>
         <w:trPr>
           <w:cantSplit/>
+          <w:cantSplit/>
         </w:trPr>
         <w:tc>
           <w:tcPr>
-            <w:tcW w:type="dxa" w:w="1191"/>
+            <w:tcW w:type="dxa" w:w="1152"/>
             <w:vAlign w:val="center"/>
           </w:tcPr>
           <w:p>
             <w:pPr>
               <w:pStyle w:val="TableText"/>
+              <w:spacing w:before="0" w:after="0" w:line="240" w:lineRule="auto"/>
               <w:jc w:val="center"/>
             </w:pPr>
             <w:r>
+              <w:rPr>
+                <w:rFonts w:ascii="Times New Roman" w:hAnsi="Times New Roman" w:eastAsia="Times New Roman"/>
+                <w:b w:val="0"/>
+                <w:sz w:val="21"/>
+              </w:rPr>
               <w:t>ФТ-03</w:t>
             </w:r>
           </w:p>
         </w:tc>
         <w:tc>
           <w:tcPr>
-            <w:tcW w:type="dxa" w:w="3402"/>
+            <w:tcW w:type="dxa" w:w="4464"/>
             <w:vAlign w:val="center"/>
           </w:tcPr>
           <w:p>
             <w:pPr>
               <w:pStyle w:val="TableText"/>
+              <w:spacing w:before="0" w:after="0" w:line="240" w:lineRule="auto"/>
               <w:jc w:val="left"/>
             </w:pPr>
             <w:r>
+              <w:rPr>
+                <w:rFonts w:ascii="Times New Roman" w:hAnsi="Times New Roman" w:eastAsia="Times New Roman"/>
+                <w:b w:val="0"/>
+                <w:sz w:val="21"/>
+              </w:rPr>
               <w:t>Поиск обращений</w:t>
             </w:r>
           </w:p>
         </w:tc>
         <w:tc>
           <w:tcPr>
-            <w:tcW w:type="dxa" w:w="4082"/>
+            <w:tcW w:type="dxa" w:w="3672"/>
             <w:vAlign w:val="center"/>
           </w:tcPr>
           <w:p>
             <w:pPr>
               <w:pStyle w:val="TableText"/>
+              <w:spacing w:before="0" w:after="0" w:line="240" w:lineRule="auto"/>
               <w:jc w:val="left"/>
             </w:pPr>
             <w:r>
+              <w:rPr>
+                <w:rFonts w:ascii="Times New Roman" w:hAnsi="Times New Roman" w:eastAsia="Times New Roman"/>
+                <w:b w:val="0"/>
+                <w:sz w:val="21"/>
+              </w:rPr>
               <w:t>Фильтрация списка по статусу и тексту</w:t>
             </w:r>
           </w:p>
@@ -1491,48 +1670,67 @@
       <w:tr>
         <w:trPr>
           <w:cantSplit/>
+          <w:cantSplit/>
         </w:trPr>
         <w:tc>
           <w:tcPr>
-            <w:tcW w:type="dxa" w:w="1191"/>
+            <w:tcW w:type="dxa" w:w="1152"/>
             <w:vAlign w:val="center"/>
           </w:tcPr>
           <w:p>
             <w:pPr>
               <w:pStyle w:val="TableText"/>
+              <w:spacing w:before="0" w:after="0" w:line="240" w:lineRule="auto"/>
               <w:jc w:val="center"/>
             </w:pPr>
             <w:r>
+              <w:rPr>
+                <w:rFonts w:ascii="Times New Roman" w:hAnsi="Times New Roman" w:eastAsia="Times New Roman"/>
+                <w:b w:val="0"/>
+                <w:sz w:val="21"/>
+              </w:rPr>
               <w:t>ФТ-04</w:t>
             </w:r>
           </w:p>
         </w:tc>
         <w:tc>
           <w:tcPr>
-            <w:tcW w:type="dxa" w:w="3402"/>
+            <w:tcW w:type="dxa" w:w="4464"/>
             <w:vAlign w:val="center"/>
           </w:tcPr>
           <w:p>
             <w:pPr>
               <w:pStyle w:val="TableText"/>
+              <w:spacing w:before="0" w:after="0" w:line="240" w:lineRule="auto"/>
               <w:jc w:val="left"/>
             </w:pPr>
             <w:r>
+              <w:rPr>
+                <w:rFonts w:ascii="Times New Roman" w:hAnsi="Times New Roman" w:eastAsia="Times New Roman"/>
+                <w:b w:val="0"/>
+                <w:sz w:val="21"/>
+              </w:rPr>
               <w:t>Смена статуса</w:t>
             </w:r>
           </w:p>
         </w:tc>
         <w:tc>
           <w:tcPr>
-            <w:tcW w:type="dxa" w:w="4082"/>
+            <w:tcW w:type="dxa" w:w="3672"/>
             <w:vAlign w:val="center"/>
           </w:tcPr>
           <w:p>
             <w:pPr>
               <w:pStyle w:val="TableText"/>
+              <w:spacing w:before="0" w:after="0" w:line="240" w:lineRule="auto"/>
               <w:jc w:val="left"/>
             </w:pPr>
             <w:r>
+              <w:rPr>
+                <w:rFonts w:ascii="Times New Roman" w:hAnsi="Times New Roman" w:eastAsia="Times New Roman"/>
+                <w:b w:val="0"/>
+                <w:sz w:val="21"/>
+              </w:rPr>
               <w:t>Только допустимые переходы</w:t>
             </w:r>
           </w:p>
@@ -1541,48 +1739,67 @@
       <w:tr>
         <w:trPr>
           <w:cantSplit/>
+          <w:cantSplit/>
         </w:trPr>
         <w:tc>
           <w:tcPr>
-            <w:tcW w:type="dxa" w:w="1191"/>
+            <w:tcW w:type="dxa" w:w="1152"/>
             <w:vAlign w:val="center"/>
           </w:tcPr>
           <w:p>
             <w:pPr>
               <w:pStyle w:val="TableText"/>
+              <w:spacing w:before="0" w:after="0" w:line="240" w:lineRule="auto"/>
               <w:jc w:val="center"/>
             </w:pPr>
             <w:r>
+              <w:rPr>
+                <w:rFonts w:ascii="Times New Roman" w:hAnsi="Times New Roman" w:eastAsia="Times New Roman"/>
+                <w:b w:val="0"/>
+                <w:sz w:val="21"/>
+              </w:rPr>
               <w:t>ФТ-05</w:t>
             </w:r>
           </w:p>
         </w:tc>
         <w:tc>
           <w:tcPr>
-            <w:tcW w:type="dxa" w:w="3402"/>
+            <w:tcW w:type="dxa" w:w="4464"/>
             <w:vAlign w:val="center"/>
           </w:tcPr>
           <w:p>
             <w:pPr>
               <w:pStyle w:val="TableText"/>
+              <w:spacing w:before="0" w:after="0" w:line="240" w:lineRule="auto"/>
               <w:jc w:val="left"/>
             </w:pPr>
             <w:r>
+              <w:rPr>
+                <w:rFonts w:ascii="Times New Roman" w:hAnsi="Times New Roman" w:eastAsia="Times New Roman"/>
+                <w:b w:val="0"/>
+                <w:sz w:val="21"/>
+              </w:rPr>
               <w:t>Назначение исполнителя</w:t>
             </w:r>
           </w:p>
         </w:tc>
         <w:tc>
           <w:tcPr>
-            <w:tcW w:type="dxa" w:w="4082"/>
+            <w:tcW w:type="dxa" w:w="3672"/>
             <w:vAlign w:val="center"/>
           </w:tcPr>
           <w:p>
             <w:pPr>
               <w:pStyle w:val="TableText"/>
+              <w:spacing w:before="0" w:after="0" w:line="240" w:lineRule="auto"/>
               <w:jc w:val="left"/>
             </w:pPr>
             <w:r>
+              <w:rPr>
+                <w:rFonts w:ascii="Times New Roman" w:hAnsi="Times New Roman" w:eastAsia="Times New Roman"/>
+                <w:b w:val="0"/>
+                <w:sz w:val="21"/>
+              </w:rPr>
               <w:t>Выбор активного специалиста</w:t>
             </w:r>
           </w:p>
@@ -1591,48 +1808,67 @@
       <w:tr>
         <w:trPr>
           <w:cantSplit/>
+          <w:cantSplit/>
         </w:trPr>
         <w:tc>
           <w:tcPr>
-            <w:tcW w:type="dxa" w:w="1191"/>
+            <w:tcW w:type="dxa" w:w="1152"/>
             <w:vAlign w:val="center"/>
           </w:tcPr>
           <w:p>
             <w:pPr>
               <w:pStyle w:val="TableText"/>
+              <w:spacing w:before="0" w:after="0" w:line="240" w:lineRule="auto"/>
               <w:jc w:val="center"/>
             </w:pPr>
             <w:r>
+              <w:rPr>
+                <w:rFonts w:ascii="Times New Roman" w:hAnsi="Times New Roman" w:eastAsia="Times New Roman"/>
+                <w:b w:val="0"/>
+                <w:sz w:val="21"/>
+              </w:rPr>
               <w:t>ФТ-06</w:t>
             </w:r>
           </w:p>
         </w:tc>
         <w:tc>
           <w:tcPr>
-            <w:tcW w:type="dxa" w:w="3402"/>
+            <w:tcW w:type="dxa" w:w="4464"/>
             <w:vAlign w:val="center"/>
           </w:tcPr>
           <w:p>
             <w:pPr>
               <w:pStyle w:val="TableText"/>
+              <w:spacing w:before="0" w:after="0" w:line="240" w:lineRule="auto"/>
               <w:jc w:val="left"/>
             </w:pPr>
             <w:r>
+              <w:rPr>
+                <w:rFonts w:ascii="Times New Roman" w:hAnsi="Times New Roman" w:eastAsia="Times New Roman"/>
+                <w:b w:val="0"/>
+                <w:sz w:val="21"/>
+              </w:rPr>
               <w:t>Комментарии</w:t>
             </w:r>
           </w:p>
         </w:tc>
         <w:tc>
           <w:tcPr>
-            <w:tcW w:type="dxa" w:w="4082"/>
+            <w:tcW w:type="dxa" w:w="3672"/>
             <w:vAlign w:val="center"/>
           </w:tcPr>
           <w:p>
             <w:pPr>
               <w:pStyle w:val="TableText"/>
+              <w:spacing w:before="0" w:after="0" w:line="240" w:lineRule="auto"/>
               <w:jc w:val="left"/>
             </w:pPr>
             <w:r>
+              <w:rPr>
+                <w:rFonts w:ascii="Times New Roman" w:hAnsi="Times New Roman" w:eastAsia="Times New Roman"/>
+                <w:b w:val="0"/>
+                <w:sz w:val="21"/>
+              </w:rPr>
               <w:t>Привязка к заявке и автору</w:t>
             </w:r>
           </w:p>
@@ -1641,48 +1877,67 @@
       <w:tr>
         <w:trPr>
           <w:cantSplit/>
+          <w:cantSplit/>
         </w:trPr>
         <w:tc>
           <w:tcPr>
-            <w:tcW w:type="dxa" w:w="1191"/>
+            <w:tcW w:type="dxa" w:w="1152"/>
             <w:vAlign w:val="center"/>
           </w:tcPr>
           <w:p>
             <w:pPr>
               <w:pStyle w:val="TableText"/>
+              <w:spacing w:before="0" w:after="0" w:line="240" w:lineRule="auto"/>
               <w:jc w:val="center"/>
             </w:pPr>
             <w:r>
+              <w:rPr>
+                <w:rFonts w:ascii="Times New Roman" w:hAnsi="Times New Roman" w:eastAsia="Times New Roman"/>
+                <w:b w:val="0"/>
+                <w:sz w:val="21"/>
+              </w:rPr>
               <w:t>ФТ-07</w:t>
             </w:r>
           </w:p>
         </w:tc>
         <w:tc>
           <w:tcPr>
-            <w:tcW w:type="dxa" w:w="3402"/>
+            <w:tcW w:type="dxa" w:w="4464"/>
             <w:vAlign w:val="center"/>
           </w:tcPr>
           <w:p>
             <w:pPr>
               <w:pStyle w:val="TableText"/>
+              <w:spacing w:before="0" w:after="0" w:line="240" w:lineRule="auto"/>
               <w:jc w:val="left"/>
             </w:pPr>
             <w:r>
+              <w:rPr>
+                <w:rFonts w:ascii="Times New Roman" w:hAnsi="Times New Roman" w:eastAsia="Times New Roman"/>
+                <w:b w:val="0"/>
+                <w:sz w:val="21"/>
+              </w:rPr>
               <w:t>Средства защиты</w:t>
             </w:r>
           </w:p>
         </w:tc>
         <w:tc>
           <w:tcPr>
-            <w:tcW w:type="dxa" w:w="4082"/>
+            <w:tcW w:type="dxa" w:w="3672"/>
             <w:vAlign w:val="center"/>
           </w:tcPr>
           <w:p>
             <w:pPr>
               <w:pStyle w:val="TableText"/>
+              <w:spacing w:before="0" w:after="0" w:line="240" w:lineRule="auto"/>
               <w:jc w:val="left"/>
             </w:pPr>
             <w:r>
+              <w:rPr>
+                <w:rFonts w:ascii="Times New Roman" w:hAnsi="Times New Roman" w:eastAsia="Times New Roman"/>
+                <w:b w:val="0"/>
+                <w:sz w:val="21"/>
+              </w:rPr>
               <w:t>Учет инвентарных объектов</w:t>
             </w:r>
           </w:p>
@@ -1691,48 +1946,67 @@
       <w:tr>
         <w:trPr>
           <w:cantSplit/>
+          <w:cantSplit/>
         </w:trPr>
         <w:tc>
           <w:tcPr>
-            <w:tcW w:type="dxa" w:w="1191"/>
+            <w:tcW w:type="dxa" w:w="1152"/>
             <w:vAlign w:val="center"/>
           </w:tcPr>
           <w:p>
             <w:pPr>
               <w:pStyle w:val="TableText"/>
+              <w:spacing w:before="0" w:after="0" w:line="240" w:lineRule="auto"/>
               <w:jc w:val="center"/>
             </w:pPr>
             <w:r>
+              <w:rPr>
+                <w:rFonts w:ascii="Times New Roman" w:hAnsi="Times New Roman" w:eastAsia="Times New Roman"/>
+                <w:b w:val="0"/>
+                <w:sz w:val="21"/>
+              </w:rPr>
               <w:t>ФТ-08</w:t>
             </w:r>
           </w:p>
         </w:tc>
         <w:tc>
           <w:tcPr>
-            <w:tcW w:type="dxa" w:w="3402"/>
+            <w:tcW w:type="dxa" w:w="4464"/>
             <w:vAlign w:val="center"/>
           </w:tcPr>
           <w:p>
             <w:pPr>
               <w:pStyle w:val="TableText"/>
+              <w:spacing w:before="0" w:after="0" w:line="240" w:lineRule="auto"/>
               <w:jc w:val="left"/>
             </w:pPr>
             <w:r>
+              <w:rPr>
+                <w:rFonts w:ascii="Times New Roman" w:hAnsi="Times New Roman" w:eastAsia="Times New Roman"/>
+                <w:b w:val="0"/>
+                <w:sz w:val="21"/>
+              </w:rPr>
               <w:t>Журнал действий</w:t>
             </w:r>
           </w:p>
         </w:tc>
         <w:tc>
           <w:tcPr>
-            <w:tcW w:type="dxa" w:w="4082"/>
+            <w:tcW w:type="dxa" w:w="3672"/>
             <w:vAlign w:val="center"/>
           </w:tcPr>
           <w:p>
             <w:pPr>
               <w:pStyle w:val="TableText"/>
+              <w:spacing w:before="0" w:after="0" w:line="240" w:lineRule="auto"/>
               <w:jc w:val="left"/>
             </w:pPr>
             <w:r>
+              <w:rPr>
+                <w:rFonts w:ascii="Times New Roman" w:hAnsi="Times New Roman" w:eastAsia="Times New Roman"/>
+                <w:b w:val="0"/>
+                <w:sz w:val="21"/>
+              </w:rPr>
               <w:t>Фиксация значимых операций</w:t>
             </w:r>
           </w:p>
@@ -1741,48 +2015,67 @@
       <w:tr>
         <w:trPr>
           <w:cantSplit/>
+          <w:cantSplit/>
         </w:trPr>
         <w:tc>
           <w:tcPr>
-            <w:tcW w:type="dxa" w:w="1191"/>
+            <w:tcW w:type="dxa" w:w="1152"/>
             <w:vAlign w:val="center"/>
           </w:tcPr>
           <w:p>
             <w:pPr>
               <w:pStyle w:val="TableText"/>
+              <w:spacing w:before="0" w:after="0" w:line="240" w:lineRule="auto"/>
               <w:jc w:val="center"/>
             </w:pPr>
             <w:r>
+              <w:rPr>
+                <w:rFonts w:ascii="Times New Roman" w:hAnsi="Times New Roman" w:eastAsia="Times New Roman"/>
+                <w:b w:val="0"/>
+                <w:sz w:val="21"/>
+              </w:rPr>
               <w:t>ФТ-09</w:t>
             </w:r>
           </w:p>
         </w:tc>
         <w:tc>
           <w:tcPr>
-            <w:tcW w:type="dxa" w:w="3402"/>
+            <w:tcW w:type="dxa" w:w="4464"/>
             <w:vAlign w:val="center"/>
           </w:tcPr>
           <w:p>
             <w:pPr>
               <w:pStyle w:val="TableText"/>
+              <w:spacing w:before="0" w:after="0" w:line="240" w:lineRule="auto"/>
               <w:jc w:val="left"/>
             </w:pPr>
             <w:r>
+              <w:rPr>
+                <w:rFonts w:ascii="Times New Roman" w:hAnsi="Times New Roman" w:eastAsia="Times New Roman"/>
+                <w:b w:val="0"/>
+                <w:sz w:val="21"/>
+              </w:rPr>
               <w:t>Экспорт</w:t>
             </w:r>
           </w:p>
         </w:tc>
         <w:tc>
           <w:tcPr>
-            <w:tcW w:type="dxa" w:w="4082"/>
+            <w:tcW w:type="dxa" w:w="3672"/>
             <w:vAlign w:val="center"/>
           </w:tcPr>
           <w:p>
             <w:pPr>
               <w:pStyle w:val="TableText"/>
+              <w:spacing w:before="0" w:after="0" w:line="240" w:lineRule="auto"/>
               <w:jc w:val="left"/>
             </w:pPr>
             <w:r>
+              <w:rPr>
+                <w:rFonts w:ascii="Times New Roman" w:hAnsi="Times New Roman" w:eastAsia="Times New Roman"/>
+                <w:b w:val="0"/>
+                <w:sz w:val="21"/>
+              </w:rPr>
               <w:t>Вывод реестра в CSV</w:t>
             </w:r>
           </w:p>
@@ -1791,48 +2084,67 @@
       <w:tr>
         <w:trPr>
           <w:cantSplit/>
+          <w:cantSplit/>
         </w:trPr>
         <w:tc>
           <w:tcPr>
-            <w:tcW w:type="dxa" w:w="1191"/>
+            <w:tcW w:type="dxa" w:w="1152"/>
             <w:vAlign w:val="center"/>
           </w:tcPr>
           <w:p>
             <w:pPr>
               <w:pStyle w:val="TableText"/>
+              <w:spacing w:before="0" w:after="0" w:line="240" w:lineRule="auto"/>
               <w:jc w:val="center"/>
             </w:pPr>
             <w:r>
+              <w:rPr>
+                <w:rFonts w:ascii="Times New Roman" w:hAnsi="Times New Roman" w:eastAsia="Times New Roman"/>
+                <w:b w:val="0"/>
+                <w:sz w:val="21"/>
+              </w:rPr>
               <w:t>ФТ-10</w:t>
             </w:r>
           </w:p>
         </w:tc>
         <w:tc>
           <w:tcPr>
-            <w:tcW w:type="dxa" w:w="3402"/>
+            <w:tcW w:type="dxa" w:w="4464"/>
             <w:vAlign w:val="center"/>
           </w:tcPr>
           <w:p>
             <w:pPr>
               <w:pStyle w:val="TableText"/>
+              <w:spacing w:before="0" w:after="0" w:line="240" w:lineRule="auto"/>
               <w:jc w:val="left"/>
             </w:pPr>
             <w:r>
+              <w:rPr>
+                <w:rFonts w:ascii="Times New Roman" w:hAnsi="Times New Roman" w:eastAsia="Times New Roman"/>
+                <w:b w:val="0"/>
+                <w:sz w:val="21"/>
+              </w:rPr>
               <w:t>Разграничение прав</w:t>
             </w:r>
           </w:p>
         </w:tc>
         <w:tc>
           <w:tcPr>
-            <w:tcW w:type="dxa" w:w="4082"/>
+            <w:tcW w:type="dxa" w:w="3672"/>
             <w:vAlign w:val="center"/>
           </w:tcPr>
           <w:p>
             <w:pPr>
               <w:pStyle w:val="TableText"/>
+              <w:spacing w:before="0" w:after="0" w:line="240" w:lineRule="auto"/>
               <w:jc w:val="left"/>
             </w:pPr>
             <w:r>
+              <w:rPr>
+                <w:rFonts w:ascii="Times New Roman" w:hAnsi="Times New Roman" w:eastAsia="Times New Roman"/>
+                <w:b w:val="0"/>
+                <w:sz w:val="21"/>
+              </w:rPr>
               <w:t>Контроль доступа по роли</w:t>
             </w:r>
           </w:p>
@@ -1842,6 +2154,9 @@
     <w:p>
       <w:pPr>
         <w:pStyle w:val="FigCaption"/>
+        <w:keepNext w:val="0"/>
+        <w:keepLines/>
+        <w:jc w:val="center"/>
       </w:pPr>
       <w:r>
         <w:t>Таблица 2 - Основные функциональные требования</w:t>
@@ -1920,6 +2235,8 @@
     <w:p>
       <w:pPr>
         <w:pStyle w:val="FigCaption"/>
+        <w:keepNext/>
+        <w:jc w:val="center"/>
       </w:pPr>
       <w:r>
         <w:t>Рисунок 1 - Общая архитектура информационной системы</w:t>
@@ -1960,20 +2277,25 @@
         <w:trPr>
           <w:cantSplit/>
           <w:tblHeader w:val="true"/>
+          <w:tblHeader w:val="true"/>
+          <w:cantSplit/>
         </w:trPr>
         <w:tc>
           <w:tcPr>
-            <w:tcW w:type="dxa" w:w="3118"/>
+            <w:tcW w:type="dxa" w:w="1728"/>
             <w:vAlign w:val="center"/>
           </w:tcPr>
           <w:p>
             <w:pPr>
               <w:pStyle w:val="TableText"/>
+              <w:spacing w:before="0" w:after="0" w:line="240" w:lineRule="auto"/>
               <w:jc w:val="center"/>
             </w:pPr>
             <w:r>
               <w:rPr>
+                <w:rFonts w:ascii="Times New Roman" w:hAnsi="Times New Roman" w:eastAsia="Times New Roman"/>
                 <w:b/>
+                <w:sz w:val="21"/>
               </w:rPr>
               <w:t>Компонент</w:t>
             </w:r>
@@ -1981,17 +2303,20 @@
         </w:tc>
         <w:tc>
           <w:tcPr>
-            <w:tcW w:type="dxa" w:w="3118"/>
+            <w:tcW w:type="dxa" w:w="3600"/>
             <w:vAlign w:val="center"/>
           </w:tcPr>
           <w:p>
             <w:pPr>
               <w:pStyle w:val="TableText"/>
+              <w:spacing w:before="0" w:after="0" w:line="240" w:lineRule="auto"/>
               <w:jc w:val="center"/>
             </w:pPr>
             <w:r>
               <w:rPr>
+                <w:rFonts w:ascii="Times New Roman" w:hAnsi="Times New Roman" w:eastAsia="Times New Roman"/>
                 <w:b/>
+                <w:sz w:val="21"/>
               </w:rPr>
               <w:t>Назначение</w:t>
             </w:r>
@@ -1999,17 +2324,20 @@
         </w:tc>
         <w:tc>
           <w:tcPr>
-            <w:tcW w:type="dxa" w:w="3118"/>
+            <w:tcW w:type="dxa" w:w="3960"/>
             <w:vAlign w:val="center"/>
           </w:tcPr>
           <w:p>
             <w:pPr>
               <w:pStyle w:val="TableText"/>
+              <w:spacing w:before="0" w:after="0" w:line="240" w:lineRule="auto"/>
               <w:jc w:val="center"/>
             </w:pPr>
             <w:r>
               <w:rPr>
+                <w:rFonts w:ascii="Times New Roman" w:hAnsi="Times New Roman" w:eastAsia="Times New Roman"/>
                 <w:b/>
+                <w:sz w:val="21"/>
               </w:rPr>
               <w:t>Результат</w:t>
             </w:r>
@@ -2019,48 +2347,67 @@
       <w:tr>
         <w:trPr>
           <w:cantSplit/>
+          <w:cantSplit/>
         </w:trPr>
         <w:tc>
           <w:tcPr>
-            <w:tcW w:type="dxa" w:w="1984"/>
+            <w:tcW w:type="dxa" w:w="1728"/>
             <w:vAlign w:val="center"/>
           </w:tcPr>
           <w:p>
             <w:pPr>
               <w:pStyle w:val="TableText"/>
+              <w:spacing w:before="0" w:after="0" w:line="240" w:lineRule="auto"/>
               <w:jc w:val="center"/>
             </w:pPr>
             <w:r>
+              <w:rPr>
+                <w:rFonts w:ascii="Times New Roman" w:hAnsi="Times New Roman" w:eastAsia="Times New Roman"/>
+                <w:b w:val="0"/>
+                <w:sz w:val="21"/>
+              </w:rPr>
               <w:t>run.py</w:t>
             </w:r>
           </w:p>
         </w:tc>
         <w:tc>
           <w:tcPr>
-            <w:tcW w:type="dxa" w:w="3288"/>
+            <w:tcW w:type="dxa" w:w="3600"/>
             <w:vAlign w:val="center"/>
           </w:tcPr>
           <w:p>
             <w:pPr>
               <w:pStyle w:val="TableText"/>
+              <w:spacing w:before="0" w:after="0" w:line="240" w:lineRule="auto"/>
               <w:jc w:val="left"/>
             </w:pPr>
             <w:r>
+              <w:rPr>
+                <w:rFonts w:ascii="Times New Roman" w:hAnsi="Times New Roman" w:eastAsia="Times New Roman"/>
+                <w:b w:val="0"/>
+                <w:sz w:val="21"/>
+              </w:rPr>
               <w:t>Единая точка запуска</w:t>
             </w:r>
           </w:p>
         </w:tc>
         <w:tc>
           <w:tcPr>
-            <w:tcW w:type="dxa" w:w="3402"/>
+            <w:tcW w:type="dxa" w:w="3960"/>
             <w:vAlign w:val="center"/>
           </w:tcPr>
           <w:p>
             <w:pPr>
               <w:pStyle w:val="TableText"/>
+              <w:spacing w:before="0" w:after="0" w:line="240" w:lineRule="auto"/>
               <w:jc w:val="left"/>
             </w:pPr>
             <w:r>
+              <w:rPr>
+                <w:rFonts w:ascii="Times New Roman" w:hAnsi="Times New Roman" w:eastAsia="Times New Roman"/>
+                <w:b w:val="0"/>
+                <w:sz w:val="21"/>
+              </w:rPr>
               <w:t>Запуск сервера на обеих ОС</w:t>
             </w:r>
           </w:p>
@@ -2069,48 +2416,67 @@
       <w:tr>
         <w:trPr>
           <w:cantSplit/>
+          <w:cantSplit/>
         </w:trPr>
         <w:tc>
           <w:tcPr>
-            <w:tcW w:type="dxa" w:w="1984"/>
+            <w:tcW w:type="dxa" w:w="1728"/>
             <w:vAlign w:val="center"/>
           </w:tcPr>
           <w:p>
             <w:pPr>
               <w:pStyle w:val="TableText"/>
+              <w:spacing w:before="0" w:after="0" w:line="240" w:lineRule="auto"/>
               <w:jc w:val="center"/>
             </w:pPr>
             <w:r>
+              <w:rPr>
+                <w:rFonts w:ascii="Times New Roman" w:hAnsi="Times New Roman" w:eastAsia="Times New Roman"/>
+                <w:b w:val="0"/>
+                <w:sz w:val="21"/>
+              </w:rPr>
               <w:t>db.py</w:t>
             </w:r>
           </w:p>
         </w:tc>
         <w:tc>
           <w:tcPr>
-            <w:tcW w:type="dxa" w:w="3288"/>
+            <w:tcW w:type="dxa" w:w="3600"/>
             <w:vAlign w:val="center"/>
           </w:tcPr>
           <w:p>
             <w:pPr>
               <w:pStyle w:val="TableText"/>
+              <w:spacing w:before="0" w:after="0" w:line="240" w:lineRule="auto"/>
               <w:jc w:val="left"/>
             </w:pPr>
             <w:r>
+              <w:rPr>
+                <w:rFonts w:ascii="Times New Roman" w:hAnsi="Times New Roman" w:eastAsia="Times New Roman"/>
+                <w:b w:val="0"/>
+                <w:sz w:val="21"/>
+              </w:rPr>
               <w:t>Схема данных, транзакции</w:t>
             </w:r>
           </w:p>
         </w:tc>
         <w:tc>
           <w:tcPr>
-            <w:tcW w:type="dxa" w:w="3402"/>
+            <w:tcW w:type="dxa" w:w="3960"/>
             <w:vAlign w:val="center"/>
           </w:tcPr>
           <w:p>
             <w:pPr>
               <w:pStyle w:val="TableText"/>
+              <w:spacing w:before="0" w:after="0" w:line="240" w:lineRule="auto"/>
               <w:jc w:val="left"/>
             </w:pPr>
             <w:r>
+              <w:rPr>
+                <w:rFonts w:ascii="Times New Roman" w:hAnsi="Times New Roman" w:eastAsia="Times New Roman"/>
+                <w:b w:val="0"/>
+                <w:sz w:val="21"/>
+              </w:rPr>
               <w:t>Хранение в SQLite</w:t>
             </w:r>
           </w:p>
@@ -2119,48 +2485,67 @@
       <w:tr>
         <w:trPr>
           <w:cantSplit/>
+          <w:cantSplit/>
         </w:trPr>
         <w:tc>
           <w:tcPr>
-            <w:tcW w:type="dxa" w:w="1984"/>
+            <w:tcW w:type="dxa" w:w="1728"/>
             <w:vAlign w:val="center"/>
           </w:tcPr>
           <w:p>
             <w:pPr>
               <w:pStyle w:val="TableText"/>
+              <w:spacing w:before="0" w:after="0" w:line="240" w:lineRule="auto"/>
               <w:jc w:val="center"/>
             </w:pPr>
             <w:r>
+              <w:rPr>
+                <w:rFonts w:ascii="Times New Roman" w:hAnsi="Times New Roman" w:eastAsia="Times New Roman"/>
+                <w:b w:val="0"/>
+                <w:sz w:val="21"/>
+              </w:rPr>
               <w:t>security.py</w:t>
             </w:r>
           </w:p>
         </w:tc>
         <w:tc>
           <w:tcPr>
-            <w:tcW w:type="dxa" w:w="3288"/>
+            <w:tcW w:type="dxa" w:w="3600"/>
             <w:vAlign w:val="center"/>
           </w:tcPr>
           <w:p>
             <w:pPr>
               <w:pStyle w:val="TableText"/>
+              <w:spacing w:before="0" w:after="0" w:line="240" w:lineRule="auto"/>
               <w:jc w:val="left"/>
             </w:pPr>
             <w:r>
+              <w:rPr>
+                <w:rFonts w:ascii="Times New Roman" w:hAnsi="Times New Roman" w:eastAsia="Times New Roman"/>
+                <w:b w:val="0"/>
+                <w:sz w:val="21"/>
+              </w:rPr>
               <w:t>Пароли, проверка полей, CSRF</w:t>
             </w:r>
           </w:p>
         </w:tc>
         <w:tc>
           <w:tcPr>
-            <w:tcW w:type="dxa" w:w="3402"/>
+            <w:tcW w:type="dxa" w:w="3960"/>
             <w:vAlign w:val="center"/>
           </w:tcPr>
           <w:p>
             <w:pPr>
               <w:pStyle w:val="TableText"/>
+              <w:spacing w:before="0" w:after="0" w:line="240" w:lineRule="auto"/>
               <w:jc w:val="left"/>
             </w:pPr>
             <w:r>
+              <w:rPr>
+                <w:rFonts w:ascii="Times New Roman" w:hAnsi="Times New Roman" w:eastAsia="Times New Roman"/>
+                <w:b w:val="0"/>
+                <w:sz w:val="21"/>
+              </w:rPr>
               <w:t>Защита базовых операций</w:t>
             </w:r>
           </w:p>
@@ -2169,48 +2554,67 @@
       <w:tr>
         <w:trPr>
           <w:cantSplit/>
+          <w:cantSplit/>
         </w:trPr>
         <w:tc>
           <w:tcPr>
-            <w:tcW w:type="dxa" w:w="1984"/>
+            <w:tcW w:type="dxa" w:w="1728"/>
             <w:vAlign w:val="center"/>
           </w:tcPr>
           <w:p>
             <w:pPr>
               <w:pStyle w:val="TableText"/>
+              <w:spacing w:before="0" w:after="0" w:line="240" w:lineRule="auto"/>
               <w:jc w:val="center"/>
             </w:pPr>
             <w:r>
+              <w:rPr>
+                <w:rFonts w:ascii="Times New Roman" w:hAnsi="Times New Roman" w:eastAsia="Times New Roman"/>
+                <w:b w:val="0"/>
+                <w:sz w:val="21"/>
+              </w:rPr>
               <w:t>service.py</w:t>
             </w:r>
           </w:p>
         </w:tc>
         <w:tc>
           <w:tcPr>
-            <w:tcW w:type="dxa" w:w="3288"/>
+            <w:tcW w:type="dxa" w:w="3600"/>
             <w:vAlign w:val="center"/>
           </w:tcPr>
           <w:p>
             <w:pPr>
               <w:pStyle w:val="TableText"/>
+              <w:spacing w:before="0" w:after="0" w:line="240" w:lineRule="auto"/>
               <w:jc w:val="left"/>
             </w:pPr>
             <w:r>
+              <w:rPr>
+                <w:rFonts w:ascii="Times New Roman" w:hAnsi="Times New Roman" w:eastAsia="Times New Roman"/>
+                <w:b w:val="0"/>
+                <w:sz w:val="21"/>
+              </w:rPr>
               <w:t>Бизнес-правила заявок</w:t>
             </w:r>
           </w:p>
         </w:tc>
         <w:tc>
           <w:tcPr>
-            <w:tcW w:type="dxa" w:w="3402"/>
+            <w:tcW w:type="dxa" w:w="3960"/>
             <w:vAlign w:val="center"/>
           </w:tcPr>
           <w:p>
             <w:pPr>
               <w:pStyle w:val="TableText"/>
+              <w:spacing w:before="0" w:after="0" w:line="240" w:lineRule="auto"/>
               <w:jc w:val="left"/>
             </w:pPr>
             <w:r>
+              <w:rPr>
+                <w:rFonts w:ascii="Times New Roman" w:hAnsi="Times New Roman" w:eastAsia="Times New Roman"/>
+                <w:b w:val="0"/>
+                <w:sz w:val="21"/>
+              </w:rPr>
               <w:t>Выполнение предметных операций</w:t>
             </w:r>
           </w:p>
@@ -2219,48 +2623,67 @@
       <w:tr>
         <w:trPr>
           <w:cantSplit/>
+          <w:cantSplit/>
         </w:trPr>
         <w:tc>
           <w:tcPr>
-            <w:tcW w:type="dxa" w:w="1984"/>
+            <w:tcW w:type="dxa" w:w="1728"/>
             <w:vAlign w:val="center"/>
           </w:tcPr>
           <w:p>
             <w:pPr>
               <w:pStyle w:val="TableText"/>
+              <w:spacing w:before="0" w:after="0" w:line="240" w:lineRule="auto"/>
               <w:jc w:val="center"/>
             </w:pPr>
             <w:r>
+              <w:rPr>
+                <w:rFonts w:ascii="Times New Roman" w:hAnsi="Times New Roman" w:eastAsia="Times New Roman"/>
+                <w:b w:val="0"/>
+                <w:sz w:val="21"/>
+              </w:rPr>
               <w:t>web.py</w:t>
             </w:r>
           </w:p>
         </w:tc>
         <w:tc>
           <w:tcPr>
-            <w:tcW w:type="dxa" w:w="3288"/>
+            <w:tcW w:type="dxa" w:w="3600"/>
             <w:vAlign w:val="center"/>
           </w:tcPr>
           <w:p>
             <w:pPr>
               <w:pStyle w:val="TableText"/>
+              <w:spacing w:before="0" w:after="0" w:line="240" w:lineRule="auto"/>
               <w:jc w:val="left"/>
             </w:pPr>
             <w:r>
+              <w:rPr>
+                <w:rFonts w:ascii="Times New Roman" w:hAnsi="Times New Roman" w:eastAsia="Times New Roman"/>
+                <w:b w:val="0"/>
+                <w:sz w:val="21"/>
+              </w:rPr>
               <w:t>Маршруты и права доступа</w:t>
             </w:r>
           </w:p>
         </w:tc>
         <w:tc>
           <w:tcPr>
-            <w:tcW w:type="dxa" w:w="3402"/>
+            <w:tcW w:type="dxa" w:w="3960"/>
             <w:vAlign w:val="center"/>
           </w:tcPr>
           <w:p>
             <w:pPr>
               <w:pStyle w:val="TableText"/>
+              <w:spacing w:before="0" w:after="0" w:line="240" w:lineRule="auto"/>
               <w:jc w:val="left"/>
             </w:pPr>
             <w:r>
+              <w:rPr>
+                <w:rFonts w:ascii="Times New Roman" w:hAnsi="Times New Roman" w:eastAsia="Times New Roman"/>
+                <w:b w:val="0"/>
+                <w:sz w:val="21"/>
+              </w:rPr>
               <w:t>HTML-страницы и CSV</w:t>
             </w:r>
           </w:p>
@@ -2269,48 +2692,67 @@
       <w:tr>
         <w:trPr>
           <w:cantSplit/>
+          <w:cantSplit/>
         </w:trPr>
         <w:tc>
           <w:tcPr>
-            <w:tcW w:type="dxa" w:w="1984"/>
+            <w:tcW w:type="dxa" w:w="1728"/>
             <w:vAlign w:val="center"/>
           </w:tcPr>
           <w:p>
             <w:pPr>
               <w:pStyle w:val="TableText"/>
+              <w:spacing w:before="0" w:after="0" w:line="240" w:lineRule="auto"/>
               <w:jc w:val="center"/>
             </w:pPr>
             <w:r>
+              <w:rPr>
+                <w:rFonts w:ascii="Times New Roman" w:hAnsi="Times New Roman" w:eastAsia="Times New Roman"/>
+                <w:b w:val="0"/>
+                <w:sz w:val="21"/>
+              </w:rPr>
               <w:t>templates/</w:t>
             </w:r>
           </w:p>
         </w:tc>
         <w:tc>
           <w:tcPr>
-            <w:tcW w:type="dxa" w:w="3288"/>
+            <w:tcW w:type="dxa" w:w="3600"/>
             <w:vAlign w:val="center"/>
           </w:tcPr>
           <w:p>
             <w:pPr>
               <w:pStyle w:val="TableText"/>
+              <w:spacing w:before="0" w:after="0" w:line="240" w:lineRule="auto"/>
               <w:jc w:val="left"/>
             </w:pPr>
             <w:r>
+              <w:rPr>
+                <w:rFonts w:ascii="Times New Roman" w:hAnsi="Times New Roman" w:eastAsia="Times New Roman"/>
+                <w:b w:val="0"/>
+                <w:sz w:val="21"/>
+              </w:rPr>
               <w:t>Отображение данных</w:t>
             </w:r>
           </w:p>
         </w:tc>
         <w:tc>
           <w:tcPr>
-            <w:tcW w:type="dxa" w:w="3402"/>
+            <w:tcW w:type="dxa" w:w="3960"/>
             <w:vAlign w:val="center"/>
           </w:tcPr>
           <w:p>
             <w:pPr>
               <w:pStyle w:val="TableText"/>
+              <w:spacing w:before="0" w:after="0" w:line="240" w:lineRule="auto"/>
               <w:jc w:val="left"/>
             </w:pPr>
             <w:r>
+              <w:rPr>
+                <w:rFonts w:ascii="Times New Roman" w:hAnsi="Times New Roman" w:eastAsia="Times New Roman"/>
+                <w:b w:val="0"/>
+                <w:sz w:val="21"/>
+              </w:rPr>
               <w:t>Формы и таблицы</w:t>
             </w:r>
           </w:p>
@@ -2319,48 +2761,67 @@
       <w:tr>
         <w:trPr>
           <w:cantSplit/>
+          <w:cantSplit/>
         </w:trPr>
         <w:tc>
           <w:tcPr>
-            <w:tcW w:type="dxa" w:w="1984"/>
+            <w:tcW w:type="dxa" w:w="1728"/>
             <w:vAlign w:val="center"/>
           </w:tcPr>
           <w:p>
             <w:pPr>
               <w:pStyle w:val="TableText"/>
+              <w:spacing w:before="0" w:after="0" w:line="240" w:lineRule="auto"/>
               <w:jc w:val="center"/>
             </w:pPr>
             <w:r>
+              <w:rPr>
+                <w:rFonts w:ascii="Times New Roman" w:hAnsi="Times New Roman" w:eastAsia="Times New Roman"/>
+                <w:b w:val="0"/>
+                <w:sz w:val="21"/>
+              </w:rPr>
               <w:t>static/</w:t>
             </w:r>
           </w:p>
         </w:tc>
         <w:tc>
           <w:tcPr>
-            <w:tcW w:type="dxa" w:w="3288"/>
+            <w:tcW w:type="dxa" w:w="3600"/>
             <w:vAlign w:val="center"/>
           </w:tcPr>
           <w:p>
             <w:pPr>
               <w:pStyle w:val="TableText"/>
+              <w:spacing w:before="0" w:after="0" w:line="240" w:lineRule="auto"/>
               <w:jc w:val="left"/>
             </w:pPr>
             <w:r>
+              <w:rPr>
+                <w:rFonts w:ascii="Times New Roman" w:hAnsi="Times New Roman" w:eastAsia="Times New Roman"/>
+                <w:b w:val="0"/>
+                <w:sz w:val="21"/>
+              </w:rPr>
               <w:t>Оформление интерфейса</w:t>
             </w:r>
           </w:p>
         </w:tc>
         <w:tc>
           <w:tcPr>
-            <w:tcW w:type="dxa" w:w="3402"/>
+            <w:tcW w:type="dxa" w:w="3960"/>
             <w:vAlign w:val="center"/>
           </w:tcPr>
           <w:p>
             <w:pPr>
               <w:pStyle w:val="TableText"/>
+              <w:spacing w:before="0" w:after="0" w:line="240" w:lineRule="auto"/>
               <w:jc w:val="left"/>
             </w:pPr>
             <w:r>
+              <w:rPr>
+                <w:rFonts w:ascii="Times New Roman" w:hAnsi="Times New Roman" w:eastAsia="Times New Roman"/>
+                <w:b w:val="0"/>
+                <w:sz w:val="21"/>
+              </w:rPr>
               <w:t>Адаптивные стили</w:t>
             </w:r>
           </w:p>
@@ -2369,48 +2830,67 @@
       <w:tr>
         <w:trPr>
           <w:cantSplit/>
+          <w:cantSplit/>
         </w:trPr>
         <w:tc>
           <w:tcPr>
-            <w:tcW w:type="dxa" w:w="1984"/>
+            <w:tcW w:type="dxa" w:w="1728"/>
             <w:vAlign w:val="center"/>
           </w:tcPr>
           <w:p>
             <w:pPr>
               <w:pStyle w:val="TableText"/>
+              <w:spacing w:before="0" w:after="0" w:line="240" w:lineRule="auto"/>
               <w:jc w:val="center"/>
             </w:pPr>
             <w:r>
+              <w:rPr>
+                <w:rFonts w:ascii="Times New Roman" w:hAnsi="Times New Roman" w:eastAsia="Times New Roman"/>
+                <w:b w:val="0"/>
+                <w:sz w:val="21"/>
+              </w:rPr>
               <w:t>tests/</w:t>
             </w:r>
           </w:p>
         </w:tc>
         <w:tc>
           <w:tcPr>
-            <w:tcW w:type="dxa" w:w="3288"/>
+            <w:tcW w:type="dxa" w:w="3600"/>
             <w:vAlign w:val="center"/>
           </w:tcPr>
           <w:p>
             <w:pPr>
               <w:pStyle w:val="TableText"/>
+              <w:spacing w:before="0" w:after="0" w:line="240" w:lineRule="auto"/>
               <w:jc w:val="left"/>
             </w:pPr>
             <w:r>
+              <w:rPr>
+                <w:rFonts w:ascii="Times New Roman" w:hAnsi="Times New Roman" w:eastAsia="Times New Roman"/>
+                <w:b w:val="0"/>
+                <w:sz w:val="21"/>
+              </w:rPr>
               <w:t>Автоматизированная проверка</w:t>
             </w:r>
           </w:p>
         </w:tc>
         <w:tc>
           <w:tcPr>
-            <w:tcW w:type="dxa" w:w="3402"/>
+            <w:tcW w:type="dxa" w:w="3960"/>
             <w:vAlign w:val="center"/>
           </w:tcPr>
           <w:p>
             <w:pPr>
               <w:pStyle w:val="TableText"/>
+              <w:spacing w:before="0" w:after="0" w:line="240" w:lineRule="auto"/>
               <w:jc w:val="left"/>
             </w:pPr>
             <w:r>
+              <w:rPr>
+                <w:rFonts w:ascii="Times New Roman" w:hAnsi="Times New Roman" w:eastAsia="Times New Roman"/>
+                <w:b w:val="0"/>
+                <w:sz w:val="21"/>
+              </w:rPr>
               <w:t>Воспроизводимые тесты</w:t>
             </w:r>
           </w:p>
@@ -2420,6 +2900,9 @@
     <w:p>
       <w:pPr>
         <w:pStyle w:val="FigCaption"/>
+        <w:keepNext w:val="0"/>
+        <w:keepLines/>
+        <w:jc w:val="center"/>
       </w:pPr>
       <w:r>
         <w:t>Таблица 3 - Архитектурная спецификация модулей</w:t>
@@ -2486,20 +2969,25 @@
         <w:trPr>
           <w:cantSplit/>
           <w:tblHeader w:val="true"/>
+          <w:tblHeader w:val="true"/>
+          <w:cantSplit/>
         </w:trPr>
         <w:tc>
           <w:tcPr>
-            <w:tcW w:type="dxa" w:w="3118"/>
+            <w:tcW w:type="dxa" w:w="1584"/>
             <w:vAlign w:val="center"/>
           </w:tcPr>
           <w:p>
             <w:pPr>
               <w:pStyle w:val="TableText"/>
+              <w:spacing w:before="0" w:after="0" w:line="240" w:lineRule="auto"/>
               <w:jc w:val="center"/>
             </w:pPr>
             <w:r>
               <w:rPr>
+                <w:rFonts w:ascii="Times New Roman" w:hAnsi="Times New Roman" w:eastAsia="Times New Roman"/>
                 <w:b/>
+                <w:sz w:val="21"/>
               </w:rPr>
               <w:t>Этап</w:t>
             </w:r>
@@ -2507,17 +2995,20 @@
         </w:tc>
         <w:tc>
           <w:tcPr>
-            <w:tcW w:type="dxa" w:w="3118"/>
+            <w:tcW w:type="dxa" w:w="4536"/>
             <w:vAlign w:val="center"/>
           </w:tcPr>
           <w:p>
             <w:pPr>
               <w:pStyle w:val="TableText"/>
+              <w:spacing w:before="0" w:after="0" w:line="240" w:lineRule="auto"/>
               <w:jc w:val="center"/>
             </w:pPr>
             <w:r>
               <w:rPr>
+                <w:rFonts w:ascii="Times New Roman" w:hAnsi="Times New Roman" w:eastAsia="Times New Roman"/>
                 <w:b/>
+                <w:sz w:val="21"/>
               </w:rPr>
               <w:t>Содержание</w:t>
             </w:r>
@@ -2525,17 +3016,20 @@
         </w:tc>
         <w:tc>
           <w:tcPr>
-            <w:tcW w:type="dxa" w:w="3118"/>
+            <w:tcW w:type="dxa" w:w="3168"/>
             <w:vAlign w:val="center"/>
           </w:tcPr>
           <w:p>
             <w:pPr>
               <w:pStyle w:val="TableText"/>
+              <w:spacing w:before="0" w:after="0" w:line="240" w:lineRule="auto"/>
               <w:jc w:val="center"/>
             </w:pPr>
             <w:r>
               <w:rPr>
+                <w:rFonts w:ascii="Times New Roman" w:hAnsi="Times New Roman" w:eastAsia="Times New Roman"/>
                 <w:b/>
+                <w:sz w:val="21"/>
               </w:rPr>
               <w:t>Контрольный результат</w:t>
             </w:r>
@@ -2545,48 +3039,67 @@
       <w:tr>
         <w:trPr>
           <w:cantSplit/>
+          <w:cantSplit/>
         </w:trPr>
         <w:tc>
           <w:tcPr>
-            <w:tcW w:type="dxa" w:w="1757"/>
+            <w:tcW w:type="dxa" w:w="1584"/>
             <w:vAlign w:val="center"/>
           </w:tcPr>
           <w:p>
             <w:pPr>
               <w:pStyle w:val="TableText"/>
+              <w:spacing w:before="0" w:after="0" w:line="240" w:lineRule="auto"/>
               <w:jc w:val="center"/>
             </w:pPr>
             <w:r>
+              <w:rPr>
+                <w:rFonts w:ascii="Times New Roman" w:hAnsi="Times New Roman" w:eastAsia="Times New Roman"/>
+                <w:b w:val="0"/>
+                <w:sz w:val="21"/>
+              </w:rPr>
               <w:t>Аналитический</w:t>
             </w:r>
           </w:p>
         </w:tc>
         <w:tc>
           <w:tcPr>
-            <w:tcW w:type="dxa" w:w="3685"/>
+            <w:tcW w:type="dxa" w:w="4536"/>
             <w:vAlign w:val="center"/>
           </w:tcPr>
           <w:p>
             <w:pPr>
               <w:pStyle w:val="TableText"/>
+              <w:spacing w:before="0" w:after="0" w:line="240" w:lineRule="auto"/>
               <w:jc w:val="left"/>
             </w:pPr>
             <w:r>
+              <w:rPr>
+                <w:rFonts w:ascii="Times New Roman" w:hAnsi="Times New Roman" w:eastAsia="Times New Roman"/>
+                <w:b w:val="0"/>
+                <w:sz w:val="21"/>
+              </w:rPr>
               <w:t>Анализ требований, роли, сценарии</w:t>
             </w:r>
           </w:p>
         </w:tc>
         <w:tc>
           <w:tcPr>
-            <w:tcW w:type="dxa" w:w="3458"/>
+            <w:tcW w:type="dxa" w:w="3168"/>
             <w:vAlign w:val="center"/>
           </w:tcPr>
           <w:p>
             <w:pPr>
               <w:pStyle w:val="TableText"/>
+              <w:spacing w:before="0" w:after="0" w:line="240" w:lineRule="auto"/>
               <w:jc w:val="left"/>
             </w:pPr>
             <w:r>
+              <w:rPr>
+                <w:rFonts w:ascii="Times New Roman" w:hAnsi="Times New Roman" w:eastAsia="Times New Roman"/>
+                <w:b w:val="0"/>
+                <w:sz w:val="21"/>
+              </w:rPr>
               <w:t>Спецификация функций</w:t>
             </w:r>
           </w:p>
@@ -2595,48 +3108,67 @@
       <w:tr>
         <w:trPr>
           <w:cantSplit/>
+          <w:cantSplit/>
         </w:trPr>
         <w:tc>
           <w:tcPr>
-            <w:tcW w:type="dxa" w:w="1757"/>
+            <w:tcW w:type="dxa" w:w="1584"/>
             <w:vAlign w:val="center"/>
           </w:tcPr>
           <w:p>
             <w:pPr>
               <w:pStyle w:val="TableText"/>
+              <w:spacing w:before="0" w:after="0" w:line="240" w:lineRule="auto"/>
               <w:jc w:val="center"/>
             </w:pPr>
             <w:r>
+              <w:rPr>
+                <w:rFonts w:ascii="Times New Roman" w:hAnsi="Times New Roman" w:eastAsia="Times New Roman"/>
+                <w:b w:val="0"/>
+                <w:sz w:val="21"/>
+              </w:rPr>
               <w:t>Проектный</w:t>
             </w:r>
           </w:p>
         </w:tc>
         <w:tc>
           <w:tcPr>
-            <w:tcW w:type="dxa" w:w="3685"/>
+            <w:tcW w:type="dxa" w:w="4536"/>
             <w:vAlign w:val="center"/>
           </w:tcPr>
           <w:p>
             <w:pPr>
               <w:pStyle w:val="TableText"/>
+              <w:spacing w:before="0" w:after="0" w:line="240" w:lineRule="auto"/>
               <w:jc w:val="left"/>
             </w:pPr>
             <w:r>
+              <w:rPr>
+                <w:rFonts w:ascii="Times New Roman" w:hAnsi="Times New Roman" w:eastAsia="Times New Roman"/>
+                <w:b w:val="0"/>
+                <w:sz w:val="21"/>
+              </w:rPr>
               <w:t>Архитектура, структура БД, статусы</w:t>
             </w:r>
           </w:p>
         </w:tc>
         <w:tc>
           <w:tcPr>
-            <w:tcW w:type="dxa" w:w="3458"/>
+            <w:tcW w:type="dxa" w:w="3168"/>
             <w:vAlign w:val="center"/>
           </w:tcPr>
           <w:p>
             <w:pPr>
               <w:pStyle w:val="TableText"/>
+              <w:spacing w:before="0" w:after="0" w:line="240" w:lineRule="auto"/>
               <w:jc w:val="left"/>
             </w:pPr>
             <w:r>
+              <w:rPr>
+                <w:rFonts w:ascii="Times New Roman" w:hAnsi="Times New Roman" w:eastAsia="Times New Roman"/>
+                <w:b w:val="0"/>
+                <w:sz w:val="21"/>
+              </w:rPr>
               <w:t>Схемы и ограничения</w:t>
             </w:r>
           </w:p>
@@ -2645,48 +3177,67 @@
       <w:tr>
         <w:trPr>
           <w:cantSplit/>
+          <w:cantSplit/>
         </w:trPr>
         <w:tc>
           <w:tcPr>
-            <w:tcW w:type="dxa" w:w="1757"/>
+            <w:tcW w:type="dxa" w:w="1584"/>
             <w:vAlign w:val="center"/>
           </w:tcPr>
           <w:p>
             <w:pPr>
               <w:pStyle w:val="TableText"/>
+              <w:spacing w:before="0" w:after="0" w:line="240" w:lineRule="auto"/>
               <w:jc w:val="center"/>
             </w:pPr>
             <w:r>
+              <w:rPr>
+                <w:rFonts w:ascii="Times New Roman" w:hAnsi="Times New Roman" w:eastAsia="Times New Roman"/>
+                <w:b w:val="0"/>
+                <w:sz w:val="21"/>
+              </w:rPr>
               <w:t>Реализация</w:t>
             </w:r>
           </w:p>
         </w:tc>
         <w:tc>
           <w:tcPr>
-            <w:tcW w:type="dxa" w:w="3685"/>
+            <w:tcW w:type="dxa" w:w="4536"/>
             <w:vAlign w:val="center"/>
           </w:tcPr>
           <w:p>
             <w:pPr>
               <w:pStyle w:val="TableText"/>
+              <w:spacing w:before="0" w:after="0" w:line="240" w:lineRule="auto"/>
               <w:jc w:val="left"/>
             </w:pPr>
             <w:r>
+              <w:rPr>
+                <w:rFonts w:ascii="Times New Roman" w:hAnsi="Times New Roman" w:eastAsia="Times New Roman"/>
+                <w:b w:val="0"/>
+                <w:sz w:val="21"/>
+              </w:rPr>
               <w:t>Маршруты, сервисы, шаблоны</w:t>
             </w:r>
           </w:p>
         </w:tc>
         <w:tc>
           <w:tcPr>
-            <w:tcW w:type="dxa" w:w="3458"/>
+            <w:tcW w:type="dxa" w:w="3168"/>
             <w:vAlign w:val="center"/>
           </w:tcPr>
           <w:p>
             <w:pPr>
               <w:pStyle w:val="TableText"/>
+              <w:spacing w:before="0" w:after="0" w:line="240" w:lineRule="auto"/>
               <w:jc w:val="left"/>
             </w:pPr>
             <w:r>
+              <w:rPr>
+                <w:rFonts w:ascii="Times New Roman" w:hAnsi="Times New Roman" w:eastAsia="Times New Roman"/>
+                <w:b w:val="0"/>
+                <w:sz w:val="21"/>
+              </w:rPr>
               <w:t>Работающее приложение</w:t>
             </w:r>
           </w:p>
@@ -2695,48 +3246,67 @@
       <w:tr>
         <w:trPr>
           <w:cantSplit/>
+          <w:cantSplit/>
         </w:trPr>
         <w:tc>
           <w:tcPr>
-            <w:tcW w:type="dxa" w:w="1757"/>
+            <w:tcW w:type="dxa" w:w="1584"/>
             <w:vAlign w:val="center"/>
           </w:tcPr>
           <w:p>
             <w:pPr>
               <w:pStyle w:val="TableText"/>
+              <w:spacing w:before="0" w:after="0" w:line="240" w:lineRule="auto"/>
               <w:jc w:val="center"/>
             </w:pPr>
             <w:r>
+              <w:rPr>
+                <w:rFonts w:ascii="Times New Roman" w:hAnsi="Times New Roman" w:eastAsia="Times New Roman"/>
+                <w:b w:val="0"/>
+                <w:sz w:val="21"/>
+              </w:rPr>
               <w:t>Контроль</w:t>
             </w:r>
           </w:p>
         </w:tc>
         <w:tc>
           <w:tcPr>
-            <w:tcW w:type="dxa" w:w="3685"/>
+            <w:tcW w:type="dxa" w:w="4536"/>
             <w:vAlign w:val="center"/>
           </w:tcPr>
           <w:p>
             <w:pPr>
               <w:pStyle w:val="TableText"/>
+              <w:spacing w:before="0" w:after="0" w:line="240" w:lineRule="auto"/>
               <w:jc w:val="left"/>
             </w:pPr>
             <w:r>
+              <w:rPr>
+                <w:rFonts w:ascii="Times New Roman" w:hAnsi="Times New Roman" w:eastAsia="Times New Roman"/>
+                <w:b w:val="0"/>
+                <w:sz w:val="21"/>
+              </w:rPr>
               <w:t>Автоматические и ручные проверки</w:t>
             </w:r>
           </w:p>
         </w:tc>
         <w:tc>
           <w:tcPr>
-            <w:tcW w:type="dxa" w:w="3458"/>
+            <w:tcW w:type="dxa" w:w="3168"/>
             <w:vAlign w:val="center"/>
           </w:tcPr>
           <w:p>
             <w:pPr>
               <w:pStyle w:val="TableText"/>
+              <w:spacing w:before="0" w:after="0" w:line="240" w:lineRule="auto"/>
               <w:jc w:val="left"/>
             </w:pPr>
             <w:r>
+              <w:rPr>
+                <w:rFonts w:ascii="Times New Roman" w:hAnsi="Times New Roman" w:eastAsia="Times New Roman"/>
+                <w:b w:val="0"/>
+                <w:sz w:val="21"/>
+              </w:rPr>
               <w:t>Протокол тестирования</w:t>
             </w:r>
           </w:p>
@@ -2745,48 +3315,67 @@
       <w:tr>
         <w:trPr>
           <w:cantSplit/>
+          <w:cantSplit/>
         </w:trPr>
         <w:tc>
           <w:tcPr>
-            <w:tcW w:type="dxa" w:w="1757"/>
+            <w:tcW w:type="dxa" w:w="1584"/>
             <w:vAlign w:val="center"/>
           </w:tcPr>
           <w:p>
             <w:pPr>
               <w:pStyle w:val="TableText"/>
+              <w:spacing w:before="0" w:after="0" w:line="240" w:lineRule="auto"/>
               <w:jc w:val="center"/>
             </w:pPr>
             <w:r>
+              <w:rPr>
+                <w:rFonts w:ascii="Times New Roman" w:hAnsi="Times New Roman" w:eastAsia="Times New Roman"/>
+                <w:b w:val="0"/>
+                <w:sz w:val="21"/>
+              </w:rPr>
               <w:t>Оформление</w:t>
             </w:r>
           </w:p>
         </w:tc>
         <w:tc>
           <w:tcPr>
-            <w:tcW w:type="dxa" w:w="3685"/>
+            <w:tcW w:type="dxa" w:w="4536"/>
             <w:vAlign w:val="center"/>
           </w:tcPr>
           <w:p>
             <w:pPr>
               <w:pStyle w:val="TableText"/>
+              <w:spacing w:before="0" w:after="0" w:line="240" w:lineRule="auto"/>
               <w:jc w:val="left"/>
             </w:pPr>
             <w:r>
+              <w:rPr>
+                <w:rFonts w:ascii="Times New Roman" w:hAnsi="Times New Roman" w:eastAsia="Times New Roman"/>
+                <w:b w:val="0"/>
+                <w:sz w:val="21"/>
+              </w:rPr>
               <w:t>Инструкции и отчет</w:t>
             </w:r>
           </w:p>
         </w:tc>
         <w:tc>
           <w:tcPr>
-            <w:tcW w:type="dxa" w:w="3458"/>
+            <w:tcW w:type="dxa" w:w="3168"/>
             <w:vAlign w:val="center"/>
           </w:tcPr>
           <w:p>
             <w:pPr>
               <w:pStyle w:val="TableText"/>
+              <w:spacing w:before="0" w:after="0" w:line="240" w:lineRule="auto"/>
               <w:jc w:val="left"/>
             </w:pPr>
             <w:r>
+              <w:rPr>
+                <w:rFonts w:ascii="Times New Roman" w:hAnsi="Times New Roman" w:eastAsia="Times New Roman"/>
+                <w:b w:val="0"/>
+                <w:sz w:val="21"/>
+              </w:rPr>
               <w:t>Комплект материалов</w:t>
             </w:r>
           </w:p>
@@ -2796,6 +3385,9 @@
     <w:p>
       <w:pPr>
         <w:pStyle w:val="FigCaption"/>
+        <w:keepNext w:val="0"/>
+        <w:keepLines/>
+        <w:jc w:val="center"/>
       </w:pPr>
       <w:r>
         <w:t>Таблица 4 - Содержание и результаты проектных работ</w:t>
@@ -2874,6 +3466,8 @@
     <w:p>
       <w:pPr>
         <w:pStyle w:val="FigCaption"/>
+        <w:keepNext/>
+        <w:jc w:val="center"/>
       </w:pPr>
       <w:r>
         <w:t>Рисунок 2 - Модель переходов состояний заявки</w:t>
@@ -2957,6 +3551,8 @@
     <w:p>
       <w:pPr>
         <w:pStyle w:val="FigCaption"/>
+        <w:keepNext/>
+        <w:jc w:val="center"/>
       </w:pPr>
       <w:r>
         <w:t>Рисунок 3 - Панель управления системой учета заявок</w:t>
@@ -3017,6 +3613,8 @@
     <w:p>
       <w:pPr>
         <w:pStyle w:val="FigCaption"/>
+        <w:keepNext/>
+        <w:jc w:val="center"/>
       </w:pPr>
       <w:r>
         <w:t>Рисунок 4 - Карточка обращения с историей обработки</w:t>
@@ -3072,6 +3670,8 @@
     <w:p>
       <w:pPr>
         <w:pStyle w:val="FigCaption"/>
+        <w:keepNext/>
+        <w:jc w:val="center"/>
       </w:pPr>
       <w:r>
         <w:t>Рисунок 5 - Реестр средств защиты информации</w:t>
@@ -3140,6 +3740,8 @@
     <w:p>
       <w:pPr>
         <w:pStyle w:val="FigCaption"/>
+        <w:keepNext/>
+        <w:jc w:val="center"/>
       </w:pPr>
       <w:r>
         <w:t>Рисунок 6 - Логическая схема базы данных системы</w:t>
@@ -3167,20 +3769,25 @@
         <w:trPr>
           <w:cantSplit/>
           <w:tblHeader w:val="true"/>
+          <w:tblHeader w:val="true"/>
+          <w:cantSplit/>
         </w:trPr>
         <w:tc>
           <w:tcPr>
-            <w:tcW w:type="dxa" w:w="3118"/>
+            <w:tcW w:type="dxa" w:w="1944"/>
             <w:vAlign w:val="center"/>
           </w:tcPr>
           <w:p>
             <w:pPr>
               <w:pStyle w:val="TableText"/>
+              <w:spacing w:before="0" w:after="0" w:line="240" w:lineRule="auto"/>
               <w:jc w:val="center"/>
             </w:pPr>
             <w:r>
               <w:rPr>
+                <w:rFonts w:ascii="Times New Roman" w:hAnsi="Times New Roman" w:eastAsia="Times New Roman"/>
                 <w:b/>
+                <w:sz w:val="21"/>
               </w:rPr>
               <w:t>Таблица</w:t>
             </w:r>
@@ -3188,17 +3795,20 @@
         </w:tc>
         <w:tc>
           <w:tcPr>
-            <w:tcW w:type="dxa" w:w="3118"/>
+            <w:tcW w:type="dxa" w:w="1728"/>
             <w:vAlign w:val="center"/>
           </w:tcPr>
           <w:p>
             <w:pPr>
               <w:pStyle w:val="TableText"/>
+              <w:spacing w:before="0" w:after="0" w:line="240" w:lineRule="auto"/>
               <w:jc w:val="center"/>
             </w:pPr>
             <w:r>
               <w:rPr>
+                <w:rFonts w:ascii="Times New Roman" w:hAnsi="Times New Roman" w:eastAsia="Times New Roman"/>
                 <w:b/>
+                <w:sz w:val="21"/>
               </w:rPr>
               <w:t>Первичный ключ</w:t>
             </w:r>
@@ -3206,17 +3816,20 @@
         </w:tc>
         <w:tc>
           <w:tcPr>
-            <w:tcW w:type="dxa" w:w="3118"/>
+            <w:tcW w:type="dxa" w:w="5688"/>
             <w:vAlign w:val="center"/>
           </w:tcPr>
           <w:p>
             <w:pPr>
               <w:pStyle w:val="TableText"/>
+              <w:spacing w:before="0" w:after="0" w:line="240" w:lineRule="auto"/>
               <w:jc w:val="center"/>
             </w:pPr>
             <w:r>
               <w:rPr>
+                <w:rFonts w:ascii="Times New Roman" w:hAnsi="Times New Roman" w:eastAsia="Times New Roman"/>
                 <w:b/>
+                <w:sz w:val="21"/>
               </w:rPr>
               <w:t>Основные внешние ключи</w:t>
             </w:r>
@@ -3226,48 +3839,67 @@
       <w:tr>
         <w:trPr>
           <w:cantSplit/>
+          <w:cantSplit/>
         </w:trPr>
         <w:tc>
           <w:tcPr>
-            <w:tcW w:type="dxa" w:w="2154"/>
+            <w:tcW w:type="dxa" w:w="1944"/>
             <w:vAlign w:val="center"/>
           </w:tcPr>
           <w:p>
             <w:pPr>
               <w:pStyle w:val="TableText"/>
+              <w:spacing w:before="0" w:after="0" w:line="240" w:lineRule="auto"/>
               <w:jc w:val="center"/>
             </w:pPr>
             <w:r>
+              <w:rPr>
+                <w:rFonts w:ascii="Times New Roman" w:hAnsi="Times New Roman" w:eastAsia="Times New Roman"/>
+                <w:b w:val="0"/>
+                <w:sz w:val="21"/>
+              </w:rPr>
               <w:t>users</w:t>
             </w:r>
           </w:p>
         </w:tc>
         <w:tc>
           <w:tcPr>
-            <w:tcW w:type="dxa" w:w="1701"/>
+            <w:tcW w:type="dxa" w:w="1728"/>
             <w:vAlign w:val="center"/>
           </w:tcPr>
           <w:p>
             <w:pPr>
               <w:pStyle w:val="TableText"/>
+              <w:spacing w:before="0" w:after="0" w:line="240" w:lineRule="auto"/>
               <w:jc w:val="left"/>
             </w:pPr>
             <w:r>
+              <w:rPr>
+                <w:rFonts w:ascii="Times New Roman" w:hAnsi="Times New Roman" w:eastAsia="Times New Roman"/>
+                <w:b w:val="0"/>
+                <w:sz w:val="21"/>
+              </w:rPr>
               <w:t>id</w:t>
             </w:r>
           </w:p>
         </w:tc>
         <w:tc>
           <w:tcPr>
-            <w:tcW w:type="dxa" w:w="4535"/>
+            <w:tcW w:type="dxa" w:w="5688"/>
             <w:vAlign w:val="center"/>
           </w:tcPr>
           <w:p>
             <w:pPr>
               <w:pStyle w:val="TableText"/>
+              <w:spacing w:before="0" w:after="0" w:line="240" w:lineRule="auto"/>
               <w:jc w:val="left"/>
             </w:pPr>
             <w:r>
+              <w:rPr>
+                <w:rFonts w:ascii="Times New Roman" w:hAnsi="Times New Roman" w:eastAsia="Times New Roman"/>
+                <w:b w:val="0"/>
+                <w:sz w:val="21"/>
+              </w:rPr>
               <w:t>нет</w:t>
             </w:r>
           </w:p>
@@ -3276,48 +3908,67 @@
       <w:tr>
         <w:trPr>
           <w:cantSplit/>
+          <w:cantSplit/>
         </w:trPr>
         <w:tc>
           <w:tcPr>
-            <w:tcW w:type="dxa" w:w="2154"/>
+            <w:tcW w:type="dxa" w:w="1944"/>
             <w:vAlign w:val="center"/>
           </w:tcPr>
           <w:p>
             <w:pPr>
               <w:pStyle w:val="TableText"/>
+              <w:spacing w:before="0" w:after="0" w:line="240" w:lineRule="auto"/>
               <w:jc w:val="center"/>
             </w:pPr>
             <w:r>
+              <w:rPr>
+                <w:rFonts w:ascii="Times New Roman" w:hAnsi="Times New Roman" w:eastAsia="Times New Roman"/>
+                <w:b w:val="0"/>
+                <w:sz w:val="21"/>
+              </w:rPr>
               <w:t>assets</w:t>
             </w:r>
           </w:p>
         </w:tc>
         <w:tc>
           <w:tcPr>
-            <w:tcW w:type="dxa" w:w="1701"/>
+            <w:tcW w:type="dxa" w:w="1728"/>
             <w:vAlign w:val="center"/>
           </w:tcPr>
           <w:p>
             <w:pPr>
               <w:pStyle w:val="TableText"/>
+              <w:spacing w:before="0" w:after="0" w:line="240" w:lineRule="auto"/>
               <w:jc w:val="left"/>
             </w:pPr>
             <w:r>
+              <w:rPr>
+                <w:rFonts w:ascii="Times New Roman" w:hAnsi="Times New Roman" w:eastAsia="Times New Roman"/>
+                <w:b w:val="0"/>
+                <w:sz w:val="21"/>
+              </w:rPr>
               <w:t>id</w:t>
             </w:r>
           </w:p>
         </w:tc>
         <w:tc>
           <w:tcPr>
-            <w:tcW w:type="dxa" w:w="4535"/>
+            <w:tcW w:type="dxa" w:w="5688"/>
             <w:vAlign w:val="center"/>
           </w:tcPr>
           <w:p>
             <w:pPr>
               <w:pStyle w:val="TableText"/>
+              <w:spacing w:before="0" w:after="0" w:line="240" w:lineRule="auto"/>
               <w:jc w:val="left"/>
             </w:pPr>
             <w:r>
+              <w:rPr>
+                <w:rFonts w:ascii="Times New Roman" w:hAnsi="Times New Roman" w:eastAsia="Times New Roman"/>
+                <w:b w:val="0"/>
+                <w:sz w:val="21"/>
+              </w:rPr>
               <w:t>нет</w:t>
             </w:r>
           </w:p>
@@ -3326,48 +3977,67 @@
       <w:tr>
         <w:trPr>
           <w:cantSplit/>
+          <w:cantSplit/>
         </w:trPr>
         <w:tc>
           <w:tcPr>
-            <w:tcW w:type="dxa" w:w="2154"/>
+            <w:tcW w:type="dxa" w:w="1944"/>
             <w:vAlign w:val="center"/>
           </w:tcPr>
           <w:p>
             <w:pPr>
               <w:pStyle w:val="TableText"/>
+              <w:spacing w:before="0" w:after="0" w:line="240" w:lineRule="auto"/>
               <w:jc w:val="center"/>
             </w:pPr>
             <w:r>
+              <w:rPr>
+                <w:rFonts w:ascii="Times New Roman" w:hAnsi="Times New Roman" w:eastAsia="Times New Roman"/>
+                <w:b w:val="0"/>
+                <w:sz w:val="21"/>
+              </w:rPr>
               <w:t>tickets</w:t>
             </w:r>
           </w:p>
         </w:tc>
         <w:tc>
           <w:tcPr>
-            <w:tcW w:type="dxa" w:w="1701"/>
+            <w:tcW w:type="dxa" w:w="1728"/>
             <w:vAlign w:val="center"/>
           </w:tcPr>
           <w:p>
             <w:pPr>
               <w:pStyle w:val="TableText"/>
+              <w:spacing w:before="0" w:after="0" w:line="240" w:lineRule="auto"/>
               <w:jc w:val="left"/>
             </w:pPr>
             <w:r>
+              <w:rPr>
+                <w:rFonts w:ascii="Times New Roman" w:hAnsi="Times New Roman" w:eastAsia="Times New Roman"/>
+                <w:b w:val="0"/>
+                <w:sz w:val="21"/>
+              </w:rPr>
               <w:t>id</w:t>
             </w:r>
           </w:p>
         </w:tc>
         <w:tc>
           <w:tcPr>
-            <w:tcW w:type="dxa" w:w="4535"/>
+            <w:tcW w:type="dxa" w:w="5688"/>
             <w:vAlign w:val="center"/>
           </w:tcPr>
           <w:p>
             <w:pPr>
               <w:pStyle w:val="TableText"/>
+              <w:spacing w:before="0" w:after="0" w:line="240" w:lineRule="auto"/>
               <w:jc w:val="left"/>
             </w:pPr>
             <w:r>
+              <w:rPr>
+                <w:rFonts w:ascii="Times New Roman" w:hAnsi="Times New Roman" w:eastAsia="Times New Roman"/>
+                <w:b w:val="0"/>
+                <w:sz w:val="21"/>
+              </w:rPr>
               <w:t>author_id, assignee_id, asset_id</w:t>
             </w:r>
           </w:p>
@@ -3376,48 +4046,67 @@
       <w:tr>
         <w:trPr>
           <w:cantSplit/>
+          <w:cantSplit/>
         </w:trPr>
         <w:tc>
           <w:tcPr>
-            <w:tcW w:type="dxa" w:w="2154"/>
+            <w:tcW w:type="dxa" w:w="1944"/>
             <w:vAlign w:val="center"/>
           </w:tcPr>
           <w:p>
             <w:pPr>
               <w:pStyle w:val="TableText"/>
+              <w:spacing w:before="0" w:after="0" w:line="240" w:lineRule="auto"/>
               <w:jc w:val="center"/>
             </w:pPr>
             <w:r>
+              <w:rPr>
+                <w:rFonts w:ascii="Times New Roman" w:hAnsi="Times New Roman" w:eastAsia="Times New Roman"/>
+                <w:b w:val="0"/>
+                <w:sz w:val="21"/>
+              </w:rPr>
               <w:t>comments</w:t>
             </w:r>
           </w:p>
         </w:tc>
         <w:tc>
           <w:tcPr>
-            <w:tcW w:type="dxa" w:w="1701"/>
+            <w:tcW w:type="dxa" w:w="1728"/>
             <w:vAlign w:val="center"/>
           </w:tcPr>
           <w:p>
             <w:pPr>
               <w:pStyle w:val="TableText"/>
+              <w:spacing w:before="0" w:after="0" w:line="240" w:lineRule="auto"/>
               <w:jc w:val="left"/>
             </w:pPr>
             <w:r>
+              <w:rPr>
+                <w:rFonts w:ascii="Times New Roman" w:hAnsi="Times New Roman" w:eastAsia="Times New Roman"/>
+                <w:b w:val="0"/>
+                <w:sz w:val="21"/>
+              </w:rPr>
               <w:t>id</w:t>
             </w:r>
           </w:p>
         </w:tc>
         <w:tc>
           <w:tcPr>
-            <w:tcW w:type="dxa" w:w="4535"/>
+            <w:tcW w:type="dxa" w:w="5688"/>
             <w:vAlign w:val="center"/>
           </w:tcPr>
           <w:p>
             <w:pPr>
               <w:pStyle w:val="TableText"/>
+              <w:spacing w:before="0" w:after="0" w:line="240" w:lineRule="auto"/>
               <w:jc w:val="left"/>
             </w:pPr>
             <w:r>
+              <w:rPr>
+                <w:rFonts w:ascii="Times New Roman" w:hAnsi="Times New Roman" w:eastAsia="Times New Roman"/>
+                <w:b w:val="0"/>
+                <w:sz w:val="21"/>
+              </w:rPr>
               <w:t>ticket_id, author_id</w:t>
             </w:r>
           </w:p>
@@ -3426,48 +4115,67 @@
       <w:tr>
         <w:trPr>
           <w:cantSplit/>
+          <w:cantSplit/>
         </w:trPr>
         <w:tc>
           <w:tcPr>
-            <w:tcW w:type="dxa" w:w="2154"/>
+            <w:tcW w:type="dxa" w:w="1944"/>
             <w:vAlign w:val="center"/>
           </w:tcPr>
           <w:p>
             <w:pPr>
               <w:pStyle w:val="TableText"/>
+              <w:spacing w:before="0" w:after="0" w:line="240" w:lineRule="auto"/>
               <w:jc w:val="center"/>
             </w:pPr>
             <w:r>
+              <w:rPr>
+                <w:rFonts w:ascii="Times New Roman" w:hAnsi="Times New Roman" w:eastAsia="Times New Roman"/>
+                <w:b w:val="0"/>
+                <w:sz w:val="21"/>
+              </w:rPr>
               <w:t>audit_events</w:t>
             </w:r>
           </w:p>
         </w:tc>
         <w:tc>
           <w:tcPr>
-            <w:tcW w:type="dxa" w:w="1701"/>
+            <w:tcW w:type="dxa" w:w="1728"/>
             <w:vAlign w:val="center"/>
           </w:tcPr>
           <w:p>
             <w:pPr>
               <w:pStyle w:val="TableText"/>
+              <w:spacing w:before="0" w:after="0" w:line="240" w:lineRule="auto"/>
               <w:jc w:val="left"/>
             </w:pPr>
             <w:r>
+              <w:rPr>
+                <w:rFonts w:ascii="Times New Roman" w:hAnsi="Times New Roman" w:eastAsia="Times New Roman"/>
+                <w:b w:val="0"/>
+                <w:sz w:val="21"/>
+              </w:rPr>
               <w:t>id</w:t>
             </w:r>
           </w:p>
         </w:tc>
         <w:tc>
           <w:tcPr>
-            <w:tcW w:type="dxa" w:w="4535"/>
+            <w:tcW w:type="dxa" w:w="5688"/>
             <w:vAlign w:val="center"/>
           </w:tcPr>
           <w:p>
             <w:pPr>
               <w:pStyle w:val="TableText"/>
+              <w:spacing w:before="0" w:after="0" w:line="240" w:lineRule="auto"/>
               <w:jc w:val="left"/>
             </w:pPr>
             <w:r>
+              <w:rPr>
+                <w:rFonts w:ascii="Times New Roman" w:hAnsi="Times New Roman" w:eastAsia="Times New Roman"/>
+                <w:b w:val="0"/>
+                <w:sz w:val="21"/>
+              </w:rPr>
               <w:t>ticket_id, actor_id</w:t>
             </w:r>
           </w:p>
@@ -3477,6 +4185,9 @@
     <w:p>
       <w:pPr>
         <w:pStyle w:val="FigCaption"/>
+        <w:keepNext w:val="0"/>
+        <w:keepLines/>
+        <w:jc w:val="center"/>
       </w:pPr>
       <w:r>
         <w:t>Таблица 5 - Ключи сущностей базы данных</w:t>
@@ -3575,28 +4286,33 @@
         <w:tblLook w:firstColumn="1" w:firstRow="1" w:lastColumn="0" w:lastRow="0" w:noHBand="0" w:noVBand="1" w:val="04A0"/>
       </w:tblPr>
       <w:tblGrid>
-        <w:gridCol w:w="1871"/>
-        <w:gridCol w:w="5272"/>
-        <w:gridCol w:w="1247"/>
+        <w:gridCol w:w="2419"/>
+        <w:gridCol w:w="5270"/>
+        <w:gridCol w:w="1584"/>
       </w:tblGrid>
       <w:tr>
         <w:trPr>
           <w:cantSplit/>
           <w:tblHeader w:val="true"/>
+          <w:tblHeader w:val="true"/>
+          <w:cantSplit/>
         </w:trPr>
         <w:tc>
           <w:tcPr>
-            <w:tcW w:type="dxa" w:w="3118"/>
+            <w:tcW w:type="dxa" w:w="2419"/>
             <w:vAlign w:val="center"/>
           </w:tcPr>
           <w:p>
             <w:pPr>
               <w:pStyle w:val="TableText"/>
+              <w:spacing w:before="0" w:after="0" w:line="240" w:lineRule="auto"/>
               <w:jc w:val="center"/>
             </w:pPr>
             <w:r>
               <w:rPr>
+                <w:rFonts w:ascii="Times New Roman" w:hAnsi="Times New Roman" w:eastAsia="Times New Roman"/>
                 <w:b/>
+                <w:sz w:val="20"/>
               </w:rPr>
               <w:t>Группа тестов</w:t>
             </w:r>
@@ -3604,17 +4320,20 @@
         </w:tc>
         <w:tc>
           <w:tcPr>
-            <w:tcW w:type="dxa" w:w="3118"/>
+            <w:tcW w:type="dxa" w:w="5270"/>
             <w:vAlign w:val="center"/>
           </w:tcPr>
           <w:p>
             <w:pPr>
               <w:pStyle w:val="TableText"/>
+              <w:spacing w:before="0" w:after="0" w:line="240" w:lineRule="auto"/>
               <w:jc w:val="center"/>
             </w:pPr>
             <w:r>
               <w:rPr>
+                <w:rFonts w:ascii="Times New Roman" w:hAnsi="Times New Roman" w:eastAsia="Times New Roman"/>
                 <w:b/>
+                <w:sz w:val="20"/>
               </w:rPr>
               <w:t>Проверяемые условия</w:t>
             </w:r>
@@ -3622,17 +4341,20 @@
         </w:tc>
         <w:tc>
           <w:tcPr>
-            <w:tcW w:type="dxa" w:w="3118"/>
+            <w:tcW w:type="dxa" w:w="1584"/>
             <w:vAlign w:val="center"/>
           </w:tcPr>
           <w:p>
             <w:pPr>
               <w:pStyle w:val="TableText"/>
+              <w:spacing w:before="0" w:after="0" w:line="240" w:lineRule="auto"/>
               <w:jc w:val="center"/>
             </w:pPr>
             <w:r>
               <w:rPr>
+                <w:rFonts w:ascii="Times New Roman" w:hAnsi="Times New Roman" w:eastAsia="Times New Roman"/>
                 <w:b/>
+                <w:sz w:val="20"/>
               </w:rPr>
               <w:t>Результат</w:t>
             </w:r>
@@ -3642,48 +4364,67 @@
       <w:tr>
         <w:trPr>
           <w:cantSplit/>
+          <w:cantSplit/>
         </w:trPr>
         <w:tc>
           <w:tcPr>
-            <w:tcW w:type="dxa" w:w="1871"/>
+            <w:tcW w:type="dxa" w:w="2419"/>
             <w:vAlign w:val="center"/>
           </w:tcPr>
           <w:p>
             <w:pPr>
               <w:pStyle w:val="TableText"/>
-              <w:jc w:val="center"/>
+              <w:spacing w:before="0" w:after="0" w:line="240" w:lineRule="auto"/>
+              <w:jc w:val="left"/>
             </w:pPr>
             <w:r>
+              <w:rPr>
+                <w:rFonts w:ascii="Times New Roman" w:hAnsi="Times New Roman" w:eastAsia="Times New Roman"/>
+                <w:b w:val="0"/>
+                <w:sz w:val="20"/>
+              </w:rPr>
               <w:t>Учетные записи</w:t>
             </w:r>
           </w:p>
         </w:tc>
         <w:tc>
           <w:tcPr>
-            <w:tcW w:type="dxa" w:w="5272"/>
+            <w:tcW w:type="dxa" w:w="5270"/>
             <w:vAlign w:val="center"/>
           </w:tcPr>
           <w:p>
             <w:pPr>
               <w:pStyle w:val="TableText"/>
+              <w:spacing w:before="0" w:after="0" w:line="240" w:lineRule="auto"/>
               <w:jc w:val="left"/>
             </w:pPr>
             <w:r>
+              <w:rPr>
+                <w:rFonts w:ascii="Times New Roman" w:hAnsi="Times New Roman" w:eastAsia="Times New Roman"/>
+                <w:b w:val="0"/>
+                <w:sz w:val="20"/>
+              </w:rPr>
               <w:t>Хеширование, вход, выход, неверный пароль</w:t>
             </w:r>
           </w:p>
         </w:tc>
         <w:tc>
           <w:tcPr>
-            <w:tcW w:type="dxa" w:w="1247"/>
+            <w:tcW w:type="dxa" w:w="1584"/>
             <w:vAlign w:val="center"/>
           </w:tcPr>
           <w:p>
             <w:pPr>
               <w:pStyle w:val="TableText"/>
-              <w:jc w:val="left"/>
+              <w:spacing w:before="0" w:after="0" w:line="240" w:lineRule="auto"/>
+              <w:jc w:val="center"/>
             </w:pPr>
             <w:r>
+              <w:rPr>
+                <w:rFonts w:ascii="Times New Roman" w:hAnsi="Times New Roman" w:eastAsia="Times New Roman"/>
+                <w:b w:val="0"/>
+                <w:sz w:val="20"/>
+              </w:rPr>
               <w:t>Успешно</w:t>
             </w:r>
           </w:p>
@@ -3692,48 +4433,67 @@
       <w:tr>
         <w:trPr>
           <w:cantSplit/>
+          <w:cantSplit/>
         </w:trPr>
         <w:tc>
           <w:tcPr>
-            <w:tcW w:type="dxa" w:w="1871"/>
+            <w:tcW w:type="dxa" w:w="2419"/>
             <w:vAlign w:val="center"/>
           </w:tcPr>
           <w:p>
             <w:pPr>
               <w:pStyle w:val="TableText"/>
-              <w:jc w:val="center"/>
+              <w:spacing w:before="0" w:after="0" w:line="240" w:lineRule="auto"/>
+              <w:jc w:val="left"/>
             </w:pPr>
             <w:r>
+              <w:rPr>
+                <w:rFonts w:ascii="Times New Roman" w:hAnsi="Times New Roman" w:eastAsia="Times New Roman"/>
+                <w:b w:val="0"/>
+                <w:sz w:val="20"/>
+              </w:rPr>
               <w:t>Доступ</w:t>
             </w:r>
           </w:p>
         </w:tc>
         <w:tc>
           <w:tcPr>
-            <w:tcW w:type="dxa" w:w="5272"/>
+            <w:tcW w:type="dxa" w:w="5270"/>
             <w:vAlign w:val="center"/>
           </w:tcPr>
           <w:p>
             <w:pPr>
               <w:pStyle w:val="TableText"/>
+              <w:spacing w:before="0" w:after="0" w:line="240" w:lineRule="auto"/>
               <w:jc w:val="left"/>
             </w:pPr>
             <w:r>
+              <w:rPr>
+                <w:rFonts w:ascii="Times New Roman" w:hAnsi="Times New Roman" w:eastAsia="Times New Roman"/>
+                <w:b w:val="0"/>
+                <w:sz w:val="20"/>
+              </w:rPr>
               <w:t>Скрытие чужих заявок, запрет административных разделов</w:t>
             </w:r>
           </w:p>
         </w:tc>
         <w:tc>
           <w:tcPr>
-            <w:tcW w:type="dxa" w:w="1247"/>
+            <w:tcW w:type="dxa" w:w="1584"/>
             <w:vAlign w:val="center"/>
           </w:tcPr>
           <w:p>
             <w:pPr>
               <w:pStyle w:val="TableText"/>
-              <w:jc w:val="left"/>
+              <w:spacing w:before="0" w:after="0" w:line="240" w:lineRule="auto"/>
+              <w:jc w:val="center"/>
             </w:pPr>
             <w:r>
+              <w:rPr>
+                <w:rFonts w:ascii="Times New Roman" w:hAnsi="Times New Roman" w:eastAsia="Times New Roman"/>
+                <w:b w:val="0"/>
+                <w:sz w:val="20"/>
+              </w:rPr>
               <w:t>Успешно</w:t>
             </w:r>
           </w:p>
@@ -3742,48 +4502,67 @@
       <w:tr>
         <w:trPr>
           <w:cantSplit/>
+          <w:cantSplit/>
         </w:trPr>
         <w:tc>
           <w:tcPr>
-            <w:tcW w:type="dxa" w:w="1871"/>
+            <w:tcW w:type="dxa" w:w="2419"/>
             <w:vAlign w:val="center"/>
           </w:tcPr>
           <w:p>
             <w:pPr>
               <w:pStyle w:val="TableText"/>
-              <w:jc w:val="center"/>
+              <w:spacing w:before="0" w:after="0" w:line="240" w:lineRule="auto"/>
+              <w:jc w:val="left"/>
             </w:pPr>
             <w:r>
+              <w:rPr>
+                <w:rFonts w:ascii="Times New Roman" w:hAnsi="Times New Roman" w:eastAsia="Times New Roman"/>
+                <w:b w:val="0"/>
+                <w:sz w:val="20"/>
+              </w:rPr>
               <w:t>Заявки</w:t>
             </w:r>
           </w:p>
         </w:tc>
         <w:tc>
           <w:tcPr>
-            <w:tcW w:type="dxa" w:w="5272"/>
+            <w:tcW w:type="dxa" w:w="5270"/>
             <w:vAlign w:val="center"/>
           </w:tcPr>
           <w:p>
             <w:pPr>
               <w:pStyle w:val="TableText"/>
+              <w:spacing w:before="0" w:after="0" w:line="240" w:lineRule="auto"/>
               <w:jc w:val="left"/>
             </w:pPr>
             <w:r>
+              <w:rPr>
+                <w:rFonts w:ascii="Times New Roman" w:hAnsi="Times New Roman" w:eastAsia="Times New Roman"/>
+                <w:b w:val="0"/>
+                <w:sz w:val="20"/>
+              </w:rPr>
               <w:t>Создание, допустимые и запрещенные переходы</w:t>
             </w:r>
           </w:p>
         </w:tc>
         <w:tc>
           <w:tcPr>
-            <w:tcW w:type="dxa" w:w="1247"/>
+            <w:tcW w:type="dxa" w:w="1584"/>
             <w:vAlign w:val="center"/>
           </w:tcPr>
           <w:p>
             <w:pPr>
               <w:pStyle w:val="TableText"/>
-              <w:jc w:val="left"/>
+              <w:spacing w:before="0" w:after="0" w:line="240" w:lineRule="auto"/>
+              <w:jc w:val="center"/>
             </w:pPr>
             <w:r>
+              <w:rPr>
+                <w:rFonts w:ascii="Times New Roman" w:hAnsi="Times New Roman" w:eastAsia="Times New Roman"/>
+                <w:b w:val="0"/>
+                <w:sz w:val="20"/>
+              </w:rPr>
               <w:t>Успешно</w:t>
             </w:r>
           </w:p>
@@ -3792,48 +4571,67 @@
       <w:tr>
         <w:trPr>
           <w:cantSplit/>
+          <w:cantSplit/>
         </w:trPr>
         <w:tc>
           <w:tcPr>
-            <w:tcW w:type="dxa" w:w="1871"/>
+            <w:tcW w:type="dxa" w:w="2419"/>
             <w:vAlign w:val="center"/>
           </w:tcPr>
           <w:p>
             <w:pPr>
               <w:pStyle w:val="TableText"/>
-              <w:jc w:val="center"/>
+              <w:spacing w:before="0" w:after="0" w:line="240" w:lineRule="auto"/>
+              <w:jc w:val="left"/>
             </w:pPr>
             <w:r>
+              <w:rPr>
+                <w:rFonts w:ascii="Times New Roman" w:hAnsi="Times New Roman" w:eastAsia="Times New Roman"/>
+                <w:b w:val="0"/>
+                <w:sz w:val="20"/>
+              </w:rPr>
               <w:t>Комментарии</w:t>
             </w:r>
           </w:p>
         </w:tc>
         <w:tc>
           <w:tcPr>
-            <w:tcW w:type="dxa" w:w="5272"/>
+            <w:tcW w:type="dxa" w:w="5270"/>
             <w:vAlign w:val="center"/>
           </w:tcPr>
           <w:p>
             <w:pPr>
               <w:pStyle w:val="TableText"/>
+              <w:spacing w:before="0" w:after="0" w:line="240" w:lineRule="auto"/>
               <w:jc w:val="left"/>
             </w:pPr>
             <w:r>
+              <w:rPr>
+                <w:rFonts w:ascii="Times New Roman" w:hAnsi="Times New Roman" w:eastAsia="Times New Roman"/>
+                <w:b w:val="0"/>
+                <w:sz w:val="20"/>
+              </w:rPr>
               <w:t>Запись и событие истории</w:t>
             </w:r>
           </w:p>
         </w:tc>
         <w:tc>
           <w:tcPr>
-            <w:tcW w:type="dxa" w:w="1247"/>
+            <w:tcW w:type="dxa" w:w="1584"/>
             <w:vAlign w:val="center"/>
           </w:tcPr>
           <w:p>
             <w:pPr>
               <w:pStyle w:val="TableText"/>
-              <w:jc w:val="left"/>
+              <w:spacing w:before="0" w:after="0" w:line="240" w:lineRule="auto"/>
+              <w:jc w:val="center"/>
             </w:pPr>
             <w:r>
+              <w:rPr>
+                <w:rFonts w:ascii="Times New Roman" w:hAnsi="Times New Roman" w:eastAsia="Times New Roman"/>
+                <w:b w:val="0"/>
+                <w:sz w:val="20"/>
+              </w:rPr>
               <w:t>Успешно</w:t>
             </w:r>
           </w:p>
@@ -3842,48 +4640,67 @@
       <w:tr>
         <w:trPr>
           <w:cantSplit/>
+          <w:cantSplit/>
         </w:trPr>
         <w:tc>
           <w:tcPr>
-            <w:tcW w:type="dxa" w:w="1871"/>
+            <w:tcW w:type="dxa" w:w="2419"/>
             <w:vAlign w:val="center"/>
           </w:tcPr>
           <w:p>
             <w:pPr>
               <w:pStyle w:val="TableText"/>
-              <w:jc w:val="center"/>
+              <w:spacing w:before="0" w:after="0" w:line="240" w:lineRule="auto"/>
+              <w:jc w:val="left"/>
             </w:pPr>
             <w:r>
+              <w:rPr>
+                <w:rFonts w:ascii="Times New Roman" w:hAnsi="Times New Roman" w:eastAsia="Times New Roman"/>
+                <w:b w:val="0"/>
+                <w:sz w:val="20"/>
+              </w:rPr>
               <w:t>Данные</w:t>
             </w:r>
           </w:p>
         </w:tc>
         <w:tc>
           <w:tcPr>
-            <w:tcW w:type="dxa" w:w="5272"/>
+            <w:tcW w:type="dxa" w:w="5270"/>
             <w:vAlign w:val="center"/>
           </w:tcPr>
           <w:p>
             <w:pPr>
               <w:pStyle w:val="TableText"/>
+              <w:spacing w:before="0" w:after="0" w:line="240" w:lineRule="auto"/>
               <w:jc w:val="left"/>
             </w:pPr>
             <w:r>
+              <w:rPr>
+                <w:rFonts w:ascii="Times New Roman" w:hAnsi="Times New Roman" w:eastAsia="Times New Roman"/>
+                <w:b w:val="0"/>
+                <w:sz w:val="20"/>
+              </w:rPr>
               <w:t>Проверка длины, безопасные SQL-параметры</w:t>
             </w:r>
           </w:p>
         </w:tc>
         <w:tc>
           <w:tcPr>
-            <w:tcW w:type="dxa" w:w="1247"/>
+            <w:tcW w:type="dxa" w:w="1584"/>
             <w:vAlign w:val="center"/>
           </w:tcPr>
           <w:p>
             <w:pPr>
               <w:pStyle w:val="TableText"/>
-              <w:jc w:val="left"/>
+              <w:spacing w:before="0" w:after="0" w:line="240" w:lineRule="auto"/>
+              <w:jc w:val="center"/>
             </w:pPr>
             <w:r>
+              <w:rPr>
+                <w:rFonts w:ascii="Times New Roman" w:hAnsi="Times New Roman" w:eastAsia="Times New Roman"/>
+                <w:b w:val="0"/>
+                <w:sz w:val="20"/>
+              </w:rPr>
               <w:t>Успешно</w:t>
             </w:r>
           </w:p>
@@ -3892,48 +4709,67 @@
       <w:tr>
         <w:trPr>
           <w:cantSplit/>
+          <w:cantSplit/>
         </w:trPr>
         <w:tc>
           <w:tcPr>
-            <w:tcW w:type="dxa" w:w="1871"/>
+            <w:tcW w:type="dxa" w:w="2419"/>
             <w:vAlign w:val="center"/>
           </w:tcPr>
           <w:p>
             <w:pPr>
               <w:pStyle w:val="TableText"/>
-              <w:jc w:val="center"/>
+              <w:spacing w:before="0" w:after="0" w:line="240" w:lineRule="auto"/>
+              <w:jc w:val="left"/>
             </w:pPr>
             <w:r>
+              <w:rPr>
+                <w:rFonts w:ascii="Times New Roman" w:hAnsi="Times New Roman" w:eastAsia="Times New Roman"/>
+                <w:b w:val="0"/>
+                <w:sz w:val="20"/>
+              </w:rPr>
               <w:t>Web</w:t>
             </w:r>
           </w:p>
         </w:tc>
         <w:tc>
           <w:tcPr>
-            <w:tcW w:type="dxa" w:w="5272"/>
+            <w:tcW w:type="dxa" w:w="5270"/>
             <w:vAlign w:val="center"/>
           </w:tcPr>
           <w:p>
             <w:pPr>
               <w:pStyle w:val="TableText"/>
+              <w:spacing w:before="0" w:after="0" w:line="240" w:lineRule="auto"/>
               <w:jc w:val="left"/>
             </w:pPr>
             <w:r>
+              <w:rPr>
+                <w:rFonts w:ascii="Times New Roman" w:hAnsi="Times New Roman" w:eastAsia="Times New Roman"/>
+                <w:b w:val="0"/>
+                <w:sz w:val="20"/>
+              </w:rPr>
               <w:t>CSRF, экранирование текста, CSV</w:t>
             </w:r>
           </w:p>
         </w:tc>
         <w:tc>
           <w:tcPr>
-            <w:tcW w:type="dxa" w:w="1247"/>
+            <w:tcW w:type="dxa" w:w="1584"/>
             <w:vAlign w:val="center"/>
           </w:tcPr>
           <w:p>
             <w:pPr>
               <w:pStyle w:val="TableText"/>
-              <w:jc w:val="left"/>
+              <w:spacing w:before="0" w:after="0" w:line="240" w:lineRule="auto"/>
+              <w:jc w:val="center"/>
             </w:pPr>
             <w:r>
+              <w:rPr>
+                <w:rFonts w:ascii="Times New Roman" w:hAnsi="Times New Roman" w:eastAsia="Times New Roman"/>
+                <w:b w:val="0"/>
+                <w:sz w:val="20"/>
+              </w:rPr>
               <w:t>Успешно</w:t>
             </w:r>
           </w:p>
@@ -3942,48 +4778,67 @@
       <w:tr>
         <w:trPr>
           <w:cantSplit/>
+          <w:cantSplit/>
         </w:trPr>
         <w:tc>
           <w:tcPr>
-            <w:tcW w:type="dxa" w:w="1871"/>
+            <w:tcW w:type="dxa" w:w="2419"/>
             <w:vAlign w:val="center"/>
           </w:tcPr>
           <w:p>
             <w:pPr>
               <w:pStyle w:val="TableText"/>
-              <w:jc w:val="center"/>
+              <w:spacing w:before="0" w:after="0" w:line="240" w:lineRule="auto"/>
+              <w:jc w:val="left"/>
             </w:pPr>
             <w:r>
+              <w:rPr>
+                <w:rFonts w:ascii="Times New Roman" w:hAnsi="Times New Roman" w:eastAsia="Times New Roman"/>
+                <w:b w:val="0"/>
+                <w:sz w:val="20"/>
+              </w:rPr>
               <w:t>Запуск</w:t>
             </w:r>
           </w:p>
         </w:tc>
         <w:tc>
           <w:tcPr>
-            <w:tcW w:type="dxa" w:w="5272"/>
+            <w:tcW w:type="dxa" w:w="5270"/>
             <w:vAlign w:val="center"/>
           </w:tcPr>
           <w:p>
             <w:pPr>
               <w:pStyle w:val="TableText"/>
+              <w:spacing w:before="0" w:after="0" w:line="240" w:lineRule="auto"/>
               <w:jc w:val="left"/>
             </w:pPr>
             <w:r>
+              <w:rPr>
+                <w:rFonts w:ascii="Times New Roman" w:hAnsi="Times New Roman" w:eastAsia="Times New Roman"/>
+                <w:b w:val="0"/>
+                <w:sz w:val="20"/>
+              </w:rPr>
               <w:t>Создание БД, администратора, запрет открытого сетевого старта</w:t>
             </w:r>
           </w:p>
         </w:tc>
         <w:tc>
           <w:tcPr>
-            <w:tcW w:type="dxa" w:w="1247"/>
+            <w:tcW w:type="dxa" w:w="1584"/>
             <w:vAlign w:val="center"/>
           </w:tcPr>
           <w:p>
             <w:pPr>
               <w:pStyle w:val="TableText"/>
-              <w:jc w:val="left"/>
+              <w:spacing w:before="0" w:after="0" w:line="240" w:lineRule="auto"/>
+              <w:jc w:val="center"/>
             </w:pPr>
             <w:r>
+              <w:rPr>
+                <w:rFonts w:ascii="Times New Roman" w:hAnsi="Times New Roman" w:eastAsia="Times New Roman"/>
+                <w:b w:val="0"/>
+                <w:sz w:val="20"/>
+              </w:rPr>
               <w:t>Успешно</w:t>
             </w:r>
           </w:p>
@@ -3993,6 +4848,9 @@
     <w:p>
       <w:pPr>
         <w:pStyle w:val="FigCaption"/>
+        <w:keepNext w:val="0"/>
+        <w:keepLines/>
+        <w:jc w:val="center"/>
       </w:pPr>
       <w:r>
         <w:t>Таблица 6 - Направления и итоги автоматизированной проверки</w:t>
@@ -4034,6 +4892,7 @@
     <w:p>
       <w:pPr>
         <w:pStyle w:val="Heading1"/>
+        <w:pageBreakBefore/>
       </w:pPr>
       <w:r>
         <w:t>3 ДОСТУП, РАЗВЕРТЫВАНИЕ И СОПРОВОЖДЕНИЕ</w:t>
@@ -4061,29 +4920,34 @@
         <w:tblLook w:firstColumn="1" w:firstRow="1" w:lastColumn="0" w:lastRow="0" w:noHBand="0" w:noVBand="1" w:val="04A0"/>
       </w:tblPr>
       <w:tblGrid>
-        <w:gridCol w:w="4082"/>
-        <w:gridCol w:w="1247"/>
-        <w:gridCol w:w="1361"/>
-        <w:gridCol w:w="1417"/>
+        <w:gridCol w:w="3427"/>
+        <w:gridCol w:w="1541"/>
+        <w:gridCol w:w="1800"/>
+        <w:gridCol w:w="2520"/>
       </w:tblGrid>
       <w:tr>
         <w:trPr>
           <w:cantSplit/>
           <w:tblHeader w:val="true"/>
+          <w:tblHeader w:val="true"/>
+          <w:cantSplit/>
         </w:trPr>
         <w:tc>
           <w:tcPr>
-            <w:tcW w:type="dxa" w:w="2339"/>
+            <w:tcW w:type="dxa" w:w="3427"/>
             <w:vAlign w:val="center"/>
           </w:tcPr>
           <w:p>
             <w:pPr>
               <w:pStyle w:val="TableText"/>
+              <w:spacing w:before="0" w:after="0" w:line="240" w:lineRule="auto"/>
               <w:jc w:val="center"/>
             </w:pPr>
             <w:r>
               <w:rPr>
+                <w:rFonts w:ascii="Times New Roman" w:hAnsi="Times New Roman" w:eastAsia="Times New Roman"/>
                 <w:b/>
+                <w:sz w:val="18"/>
               </w:rPr>
               <w:t>Операция</w:t>
             </w:r>
@@ -4091,17 +4955,20 @@
         </w:tc>
         <w:tc>
           <w:tcPr>
-            <w:tcW w:type="dxa" w:w="2339"/>
+            <w:tcW w:type="dxa" w:w="1541"/>
             <w:vAlign w:val="center"/>
           </w:tcPr>
           <w:p>
             <w:pPr>
               <w:pStyle w:val="TableText"/>
+              <w:spacing w:before="0" w:after="0" w:line="240" w:lineRule="auto"/>
               <w:jc w:val="center"/>
             </w:pPr>
             <w:r>
               <w:rPr>
+                <w:rFonts w:ascii="Times New Roman" w:hAnsi="Times New Roman" w:eastAsia="Times New Roman"/>
                 <w:b/>
+                <w:sz w:val="18"/>
               </w:rPr>
               <w:t>Заявитель</w:t>
             </w:r>
@@ -4109,17 +4976,20 @@
         </w:tc>
         <w:tc>
           <w:tcPr>
-            <w:tcW w:type="dxa" w:w="2339"/>
+            <w:tcW w:type="dxa" w:w="1800"/>
             <w:vAlign w:val="center"/>
           </w:tcPr>
           <w:p>
             <w:pPr>
               <w:pStyle w:val="TableText"/>
+              <w:spacing w:before="0" w:after="0" w:line="240" w:lineRule="auto"/>
               <w:jc w:val="center"/>
             </w:pPr>
             <w:r>
               <w:rPr>
+                <w:rFonts w:ascii="Times New Roman" w:hAnsi="Times New Roman" w:eastAsia="Times New Roman"/>
                 <w:b/>
+                <w:sz w:val="18"/>
               </w:rPr>
               <w:t>Специалист</w:t>
             </w:r>
@@ -4127,17 +4997,20 @@
         </w:tc>
         <w:tc>
           <w:tcPr>
-            <w:tcW w:type="dxa" w:w="2339"/>
+            <w:tcW w:type="dxa" w:w="2520"/>
             <w:vAlign w:val="center"/>
           </w:tcPr>
           <w:p>
             <w:pPr>
               <w:pStyle w:val="TableText"/>
+              <w:spacing w:before="0" w:after="0" w:line="240" w:lineRule="auto"/>
               <w:jc w:val="center"/>
             </w:pPr>
             <w:r>
               <w:rPr>
+                <w:rFonts w:ascii="Times New Roman" w:hAnsi="Times New Roman" w:eastAsia="Times New Roman"/>
                 <w:b/>
+                <w:sz w:val="18"/>
               </w:rPr>
               <w:t>Администратор</w:t>
             </w:r>
@@ -4147,63 +5020,88 @@
       <w:tr>
         <w:trPr>
           <w:cantSplit/>
+          <w:cantSplit/>
         </w:trPr>
         <w:tc>
           <w:tcPr>
-            <w:tcW w:type="dxa" w:w="4082"/>
+            <w:tcW w:type="dxa" w:w="3427"/>
             <w:vAlign w:val="center"/>
           </w:tcPr>
           <w:p>
             <w:pPr>
               <w:pStyle w:val="TableText"/>
-              <w:jc w:val="center"/>
+              <w:spacing w:before="0" w:after="0" w:line="240" w:lineRule="auto"/>
+              <w:jc w:val="left"/>
             </w:pPr>
             <w:r>
+              <w:rPr>
+                <w:rFonts w:ascii="Times New Roman" w:hAnsi="Times New Roman" w:eastAsia="Times New Roman"/>
+                <w:b w:val="0"/>
+                <w:sz w:val="18"/>
+              </w:rPr>
               <w:t>Создание заявки</w:t>
             </w:r>
           </w:p>
         </w:tc>
         <w:tc>
           <w:tcPr>
-            <w:tcW w:type="dxa" w:w="1247"/>
+            <w:tcW w:type="dxa" w:w="1541"/>
             <w:vAlign w:val="center"/>
           </w:tcPr>
           <w:p>
             <w:pPr>
               <w:pStyle w:val="TableText"/>
-              <w:jc w:val="left"/>
+              <w:spacing w:before="0" w:after="0" w:line="240" w:lineRule="auto"/>
+              <w:jc w:val="center"/>
             </w:pPr>
             <w:r>
+              <w:rPr>
+                <w:rFonts w:ascii="Times New Roman" w:hAnsi="Times New Roman" w:eastAsia="Times New Roman"/>
+                <w:b w:val="0"/>
+                <w:sz w:val="18"/>
+              </w:rPr>
               <w:t>Да</w:t>
             </w:r>
           </w:p>
         </w:tc>
         <w:tc>
           <w:tcPr>
-            <w:tcW w:type="dxa" w:w="1361"/>
+            <w:tcW w:type="dxa" w:w="1800"/>
             <w:vAlign w:val="center"/>
           </w:tcPr>
           <w:p>
             <w:pPr>
               <w:pStyle w:val="TableText"/>
-              <w:jc w:val="left"/>
+              <w:spacing w:before="0" w:after="0" w:line="240" w:lineRule="auto"/>
+              <w:jc w:val="center"/>
             </w:pPr>
             <w:r>
+              <w:rPr>
+                <w:rFonts w:ascii="Times New Roman" w:hAnsi="Times New Roman" w:eastAsia="Times New Roman"/>
+                <w:b w:val="0"/>
+                <w:sz w:val="18"/>
+              </w:rPr>
               <w:t>Да</w:t>
             </w:r>
           </w:p>
         </w:tc>
         <w:tc>
           <w:tcPr>
-            <w:tcW w:type="dxa" w:w="1417"/>
+            <w:tcW w:type="dxa" w:w="2520"/>
             <w:vAlign w:val="center"/>
           </w:tcPr>
           <w:p>
             <w:pPr>
               <w:pStyle w:val="TableText"/>
-              <w:jc w:val="left"/>
+              <w:spacing w:before="0" w:after="0" w:line="240" w:lineRule="auto"/>
+              <w:jc w:val="center"/>
             </w:pPr>
             <w:r>
+              <w:rPr>
+                <w:rFonts w:ascii="Times New Roman" w:hAnsi="Times New Roman" w:eastAsia="Times New Roman"/>
+                <w:b w:val="0"/>
+                <w:sz w:val="18"/>
+              </w:rPr>
               <w:t>Да</w:t>
             </w:r>
           </w:p>
@@ -4212,63 +5110,88 @@
       <w:tr>
         <w:trPr>
           <w:cantSplit/>
+          <w:cantSplit/>
         </w:trPr>
         <w:tc>
           <w:tcPr>
-            <w:tcW w:type="dxa" w:w="4082"/>
+            <w:tcW w:type="dxa" w:w="3427"/>
             <w:vAlign w:val="center"/>
           </w:tcPr>
           <w:p>
             <w:pPr>
               <w:pStyle w:val="TableText"/>
-              <w:jc w:val="center"/>
+              <w:spacing w:before="0" w:after="0" w:line="240" w:lineRule="auto"/>
+              <w:jc w:val="left"/>
             </w:pPr>
             <w:r>
+              <w:rPr>
+                <w:rFonts w:ascii="Times New Roman" w:hAnsi="Times New Roman" w:eastAsia="Times New Roman"/>
+                <w:b w:val="0"/>
+                <w:sz w:val="18"/>
+              </w:rPr>
               <w:t>Просмотр своих заявок</w:t>
             </w:r>
           </w:p>
         </w:tc>
         <w:tc>
           <w:tcPr>
-            <w:tcW w:type="dxa" w:w="1247"/>
+            <w:tcW w:type="dxa" w:w="1541"/>
             <w:vAlign w:val="center"/>
           </w:tcPr>
           <w:p>
             <w:pPr>
               <w:pStyle w:val="TableText"/>
-              <w:jc w:val="left"/>
+              <w:spacing w:before="0" w:after="0" w:line="240" w:lineRule="auto"/>
+              <w:jc w:val="center"/>
             </w:pPr>
             <w:r>
+              <w:rPr>
+                <w:rFonts w:ascii="Times New Roman" w:hAnsi="Times New Roman" w:eastAsia="Times New Roman"/>
+                <w:b w:val="0"/>
+                <w:sz w:val="18"/>
+              </w:rPr>
               <w:t>Да</w:t>
             </w:r>
           </w:p>
         </w:tc>
         <w:tc>
           <w:tcPr>
-            <w:tcW w:type="dxa" w:w="1361"/>
+            <w:tcW w:type="dxa" w:w="1800"/>
             <w:vAlign w:val="center"/>
           </w:tcPr>
           <w:p>
             <w:pPr>
               <w:pStyle w:val="TableText"/>
-              <w:jc w:val="left"/>
+              <w:spacing w:before="0" w:after="0" w:line="240" w:lineRule="auto"/>
+              <w:jc w:val="center"/>
             </w:pPr>
             <w:r>
+              <w:rPr>
+                <w:rFonts w:ascii="Times New Roman" w:hAnsi="Times New Roman" w:eastAsia="Times New Roman"/>
+                <w:b w:val="0"/>
+                <w:sz w:val="18"/>
+              </w:rPr>
               <w:t>Да</w:t>
             </w:r>
           </w:p>
         </w:tc>
         <w:tc>
           <w:tcPr>
-            <w:tcW w:type="dxa" w:w="1417"/>
+            <w:tcW w:type="dxa" w:w="2520"/>
             <w:vAlign w:val="center"/>
           </w:tcPr>
           <w:p>
             <w:pPr>
               <w:pStyle w:val="TableText"/>
-              <w:jc w:val="left"/>
+              <w:spacing w:before="0" w:after="0" w:line="240" w:lineRule="auto"/>
+              <w:jc w:val="center"/>
             </w:pPr>
             <w:r>
+              <w:rPr>
+                <w:rFonts w:ascii="Times New Roman" w:hAnsi="Times New Roman" w:eastAsia="Times New Roman"/>
+                <w:b w:val="0"/>
+                <w:sz w:val="18"/>
+              </w:rPr>
               <w:t>Да</w:t>
             </w:r>
           </w:p>
@@ -4277,63 +5200,88 @@
       <w:tr>
         <w:trPr>
           <w:cantSplit/>
+          <w:cantSplit/>
         </w:trPr>
         <w:tc>
           <w:tcPr>
-            <w:tcW w:type="dxa" w:w="4082"/>
+            <w:tcW w:type="dxa" w:w="3427"/>
             <w:vAlign w:val="center"/>
           </w:tcPr>
           <w:p>
             <w:pPr>
               <w:pStyle w:val="TableText"/>
-              <w:jc w:val="center"/>
+              <w:spacing w:before="0" w:after="0" w:line="240" w:lineRule="auto"/>
+              <w:jc w:val="left"/>
             </w:pPr>
             <w:r>
+              <w:rPr>
+                <w:rFonts w:ascii="Times New Roman" w:hAnsi="Times New Roman" w:eastAsia="Times New Roman"/>
+                <w:b w:val="0"/>
+                <w:sz w:val="18"/>
+              </w:rPr>
               <w:t>Просмотр всех заявок</w:t>
             </w:r>
           </w:p>
         </w:tc>
         <w:tc>
           <w:tcPr>
-            <w:tcW w:type="dxa" w:w="1247"/>
+            <w:tcW w:type="dxa" w:w="1541"/>
             <w:vAlign w:val="center"/>
           </w:tcPr>
           <w:p>
             <w:pPr>
               <w:pStyle w:val="TableText"/>
-              <w:jc w:val="left"/>
+              <w:spacing w:before="0" w:after="0" w:line="240" w:lineRule="auto"/>
+              <w:jc w:val="center"/>
             </w:pPr>
             <w:r>
+              <w:rPr>
+                <w:rFonts w:ascii="Times New Roman" w:hAnsi="Times New Roman" w:eastAsia="Times New Roman"/>
+                <w:b w:val="0"/>
+                <w:sz w:val="18"/>
+              </w:rPr>
               <w:t>Нет</w:t>
             </w:r>
           </w:p>
         </w:tc>
         <w:tc>
           <w:tcPr>
-            <w:tcW w:type="dxa" w:w="1361"/>
+            <w:tcW w:type="dxa" w:w="1800"/>
             <w:vAlign w:val="center"/>
           </w:tcPr>
           <w:p>
             <w:pPr>
               <w:pStyle w:val="TableText"/>
-              <w:jc w:val="left"/>
+              <w:spacing w:before="0" w:after="0" w:line="240" w:lineRule="auto"/>
+              <w:jc w:val="center"/>
             </w:pPr>
             <w:r>
+              <w:rPr>
+                <w:rFonts w:ascii="Times New Roman" w:hAnsi="Times New Roman" w:eastAsia="Times New Roman"/>
+                <w:b w:val="0"/>
+                <w:sz w:val="18"/>
+              </w:rPr>
               <w:t>Да</w:t>
             </w:r>
           </w:p>
         </w:tc>
         <w:tc>
           <w:tcPr>
-            <w:tcW w:type="dxa" w:w="1417"/>
+            <w:tcW w:type="dxa" w:w="2520"/>
             <w:vAlign w:val="center"/>
           </w:tcPr>
           <w:p>
             <w:pPr>
               <w:pStyle w:val="TableText"/>
-              <w:jc w:val="left"/>
+              <w:spacing w:before="0" w:after="0" w:line="240" w:lineRule="auto"/>
+              <w:jc w:val="center"/>
             </w:pPr>
             <w:r>
+              <w:rPr>
+                <w:rFonts w:ascii="Times New Roman" w:hAnsi="Times New Roman" w:eastAsia="Times New Roman"/>
+                <w:b w:val="0"/>
+                <w:sz w:val="18"/>
+              </w:rPr>
               <w:t>Да</w:t>
             </w:r>
           </w:p>
@@ -4342,63 +5290,88 @@
       <w:tr>
         <w:trPr>
           <w:cantSplit/>
+          <w:cantSplit/>
         </w:trPr>
         <w:tc>
           <w:tcPr>
-            <w:tcW w:type="dxa" w:w="4082"/>
+            <w:tcW w:type="dxa" w:w="3427"/>
             <w:vAlign w:val="center"/>
           </w:tcPr>
           <w:p>
             <w:pPr>
               <w:pStyle w:val="TableText"/>
-              <w:jc w:val="center"/>
+              <w:spacing w:before="0" w:after="0" w:line="240" w:lineRule="auto"/>
+              <w:jc w:val="left"/>
             </w:pPr>
             <w:r>
+              <w:rPr>
+                <w:rFonts w:ascii="Times New Roman" w:hAnsi="Times New Roman" w:eastAsia="Times New Roman"/>
+                <w:b w:val="0"/>
+                <w:sz w:val="18"/>
+              </w:rPr>
               <w:t>Комментарии к доступным заявкам</w:t>
             </w:r>
           </w:p>
         </w:tc>
         <w:tc>
           <w:tcPr>
-            <w:tcW w:type="dxa" w:w="1247"/>
+            <w:tcW w:type="dxa" w:w="1541"/>
             <w:vAlign w:val="center"/>
           </w:tcPr>
           <w:p>
             <w:pPr>
               <w:pStyle w:val="TableText"/>
-              <w:jc w:val="left"/>
+              <w:spacing w:before="0" w:after="0" w:line="240" w:lineRule="auto"/>
+              <w:jc w:val="center"/>
             </w:pPr>
             <w:r>
+              <w:rPr>
+                <w:rFonts w:ascii="Times New Roman" w:hAnsi="Times New Roman" w:eastAsia="Times New Roman"/>
+                <w:b w:val="0"/>
+                <w:sz w:val="18"/>
+              </w:rPr>
               <w:t>Да</w:t>
             </w:r>
           </w:p>
         </w:tc>
         <w:tc>
           <w:tcPr>
-            <w:tcW w:type="dxa" w:w="1361"/>
+            <w:tcW w:type="dxa" w:w="1800"/>
             <w:vAlign w:val="center"/>
           </w:tcPr>
           <w:p>
             <w:pPr>
               <w:pStyle w:val="TableText"/>
-              <w:jc w:val="left"/>
+              <w:spacing w:before="0" w:after="0" w:line="240" w:lineRule="auto"/>
+              <w:jc w:val="center"/>
             </w:pPr>
             <w:r>
+              <w:rPr>
+                <w:rFonts w:ascii="Times New Roman" w:hAnsi="Times New Roman" w:eastAsia="Times New Roman"/>
+                <w:b w:val="0"/>
+                <w:sz w:val="18"/>
+              </w:rPr>
               <w:t>Да</w:t>
             </w:r>
           </w:p>
         </w:tc>
         <w:tc>
           <w:tcPr>
-            <w:tcW w:type="dxa" w:w="1417"/>
+            <w:tcW w:type="dxa" w:w="2520"/>
             <w:vAlign w:val="center"/>
           </w:tcPr>
           <w:p>
             <w:pPr>
               <w:pStyle w:val="TableText"/>
-              <w:jc w:val="left"/>
+              <w:spacing w:before="0" w:after="0" w:line="240" w:lineRule="auto"/>
+              <w:jc w:val="center"/>
             </w:pPr>
             <w:r>
+              <w:rPr>
+                <w:rFonts w:ascii="Times New Roman" w:hAnsi="Times New Roman" w:eastAsia="Times New Roman"/>
+                <w:b w:val="0"/>
+                <w:sz w:val="18"/>
+              </w:rPr>
               <w:t>Да</w:t>
             </w:r>
           </w:p>
@@ -4407,63 +5380,88 @@
       <w:tr>
         <w:trPr>
           <w:cantSplit/>
+          <w:cantSplit/>
         </w:trPr>
         <w:tc>
           <w:tcPr>
-            <w:tcW w:type="dxa" w:w="4082"/>
+            <w:tcW w:type="dxa" w:w="3427"/>
             <w:vAlign w:val="center"/>
           </w:tcPr>
           <w:p>
             <w:pPr>
               <w:pStyle w:val="TableText"/>
-              <w:jc w:val="center"/>
+              <w:spacing w:before="0" w:after="0" w:line="240" w:lineRule="auto"/>
+              <w:jc w:val="left"/>
             </w:pPr>
             <w:r>
+              <w:rPr>
+                <w:rFonts w:ascii="Times New Roman" w:hAnsi="Times New Roman" w:eastAsia="Times New Roman"/>
+                <w:b w:val="0"/>
+                <w:sz w:val="18"/>
+              </w:rPr>
               <w:t>Назначение исполнителя</w:t>
             </w:r>
           </w:p>
         </w:tc>
         <w:tc>
           <w:tcPr>
-            <w:tcW w:type="dxa" w:w="1247"/>
+            <w:tcW w:type="dxa" w:w="1541"/>
             <w:vAlign w:val="center"/>
           </w:tcPr>
           <w:p>
             <w:pPr>
               <w:pStyle w:val="TableText"/>
-              <w:jc w:val="left"/>
+              <w:spacing w:before="0" w:after="0" w:line="240" w:lineRule="auto"/>
+              <w:jc w:val="center"/>
             </w:pPr>
             <w:r>
+              <w:rPr>
+                <w:rFonts w:ascii="Times New Roman" w:hAnsi="Times New Roman" w:eastAsia="Times New Roman"/>
+                <w:b w:val="0"/>
+                <w:sz w:val="18"/>
+              </w:rPr>
               <w:t>Нет</w:t>
             </w:r>
           </w:p>
         </w:tc>
         <w:tc>
           <w:tcPr>
-            <w:tcW w:type="dxa" w:w="1361"/>
+            <w:tcW w:type="dxa" w:w="1800"/>
             <w:vAlign w:val="center"/>
           </w:tcPr>
           <w:p>
             <w:pPr>
               <w:pStyle w:val="TableText"/>
-              <w:jc w:val="left"/>
+              <w:spacing w:before="0" w:after="0" w:line="240" w:lineRule="auto"/>
+              <w:jc w:val="center"/>
             </w:pPr>
             <w:r>
+              <w:rPr>
+                <w:rFonts w:ascii="Times New Roman" w:hAnsi="Times New Roman" w:eastAsia="Times New Roman"/>
+                <w:b w:val="0"/>
+                <w:sz w:val="18"/>
+              </w:rPr>
               <w:t>Да</w:t>
             </w:r>
           </w:p>
         </w:tc>
         <w:tc>
           <w:tcPr>
-            <w:tcW w:type="dxa" w:w="1417"/>
+            <w:tcW w:type="dxa" w:w="2520"/>
             <w:vAlign w:val="center"/>
           </w:tcPr>
           <w:p>
             <w:pPr>
               <w:pStyle w:val="TableText"/>
-              <w:jc w:val="left"/>
+              <w:spacing w:before="0" w:after="0" w:line="240" w:lineRule="auto"/>
+              <w:jc w:val="center"/>
             </w:pPr>
             <w:r>
+              <w:rPr>
+                <w:rFonts w:ascii="Times New Roman" w:hAnsi="Times New Roman" w:eastAsia="Times New Roman"/>
+                <w:b w:val="0"/>
+                <w:sz w:val="18"/>
+              </w:rPr>
               <w:t>Да</w:t>
             </w:r>
           </w:p>
@@ -4472,63 +5470,88 @@
       <w:tr>
         <w:trPr>
           <w:cantSplit/>
+          <w:cantSplit/>
         </w:trPr>
         <w:tc>
           <w:tcPr>
-            <w:tcW w:type="dxa" w:w="4082"/>
+            <w:tcW w:type="dxa" w:w="3427"/>
             <w:vAlign w:val="center"/>
           </w:tcPr>
           <w:p>
             <w:pPr>
               <w:pStyle w:val="TableText"/>
-              <w:jc w:val="center"/>
+              <w:spacing w:before="0" w:after="0" w:line="240" w:lineRule="auto"/>
+              <w:jc w:val="left"/>
             </w:pPr>
             <w:r>
+              <w:rPr>
+                <w:rFonts w:ascii="Times New Roman" w:hAnsi="Times New Roman" w:eastAsia="Times New Roman"/>
+                <w:b w:val="0"/>
+                <w:sz w:val="18"/>
+              </w:rPr>
               <w:t>Смена статуса</w:t>
             </w:r>
           </w:p>
         </w:tc>
         <w:tc>
           <w:tcPr>
-            <w:tcW w:type="dxa" w:w="1247"/>
+            <w:tcW w:type="dxa" w:w="1541"/>
             <w:vAlign w:val="center"/>
           </w:tcPr>
           <w:p>
             <w:pPr>
               <w:pStyle w:val="TableText"/>
-              <w:jc w:val="left"/>
+              <w:spacing w:before="0" w:after="0" w:line="240" w:lineRule="auto"/>
+              <w:jc w:val="center"/>
             </w:pPr>
             <w:r>
+              <w:rPr>
+                <w:rFonts w:ascii="Times New Roman" w:hAnsi="Times New Roman" w:eastAsia="Times New Roman"/>
+                <w:b w:val="0"/>
+                <w:sz w:val="18"/>
+              </w:rPr>
               <w:t>Нет</w:t>
             </w:r>
           </w:p>
         </w:tc>
         <w:tc>
           <w:tcPr>
-            <w:tcW w:type="dxa" w:w="1361"/>
+            <w:tcW w:type="dxa" w:w="1800"/>
             <w:vAlign w:val="center"/>
           </w:tcPr>
           <w:p>
             <w:pPr>
               <w:pStyle w:val="TableText"/>
-              <w:jc w:val="left"/>
+              <w:spacing w:before="0" w:after="0" w:line="240" w:lineRule="auto"/>
+              <w:jc w:val="center"/>
             </w:pPr>
             <w:r>
+              <w:rPr>
+                <w:rFonts w:ascii="Times New Roman" w:hAnsi="Times New Roman" w:eastAsia="Times New Roman"/>
+                <w:b w:val="0"/>
+                <w:sz w:val="18"/>
+              </w:rPr>
               <w:t>Да</w:t>
             </w:r>
           </w:p>
         </w:tc>
         <w:tc>
           <w:tcPr>
-            <w:tcW w:type="dxa" w:w="1417"/>
+            <w:tcW w:type="dxa" w:w="2520"/>
             <w:vAlign w:val="center"/>
           </w:tcPr>
           <w:p>
             <w:pPr>
               <w:pStyle w:val="TableText"/>
-              <w:jc w:val="left"/>
+              <w:spacing w:before="0" w:after="0" w:line="240" w:lineRule="auto"/>
+              <w:jc w:val="center"/>
             </w:pPr>
             <w:r>
+              <w:rPr>
+                <w:rFonts w:ascii="Times New Roman" w:hAnsi="Times New Roman" w:eastAsia="Times New Roman"/>
+                <w:b w:val="0"/>
+                <w:sz w:val="18"/>
+              </w:rPr>
               <w:t>Да</w:t>
             </w:r>
           </w:p>
@@ -4537,63 +5560,88 @@
       <w:tr>
         <w:trPr>
           <w:cantSplit/>
+          <w:cantSplit/>
         </w:trPr>
         <w:tc>
           <w:tcPr>
-            <w:tcW w:type="dxa" w:w="4082"/>
+            <w:tcW w:type="dxa" w:w="3427"/>
             <w:vAlign w:val="center"/>
           </w:tcPr>
           <w:p>
             <w:pPr>
               <w:pStyle w:val="TableText"/>
-              <w:jc w:val="center"/>
+              <w:spacing w:before="0" w:after="0" w:line="240" w:lineRule="auto"/>
+              <w:jc w:val="left"/>
             </w:pPr>
             <w:r>
+              <w:rPr>
+                <w:rFonts w:ascii="Times New Roman" w:hAnsi="Times New Roman" w:eastAsia="Times New Roman"/>
+                <w:b w:val="0"/>
+                <w:sz w:val="18"/>
+              </w:rPr>
               <w:t>Просмотр реестра средств защиты</w:t>
             </w:r>
           </w:p>
         </w:tc>
         <w:tc>
           <w:tcPr>
-            <w:tcW w:type="dxa" w:w="1247"/>
+            <w:tcW w:type="dxa" w:w="1541"/>
             <w:vAlign w:val="center"/>
           </w:tcPr>
           <w:p>
             <w:pPr>
               <w:pStyle w:val="TableText"/>
-              <w:jc w:val="left"/>
+              <w:spacing w:before="0" w:after="0" w:line="240" w:lineRule="auto"/>
+              <w:jc w:val="center"/>
             </w:pPr>
             <w:r>
+              <w:rPr>
+                <w:rFonts w:ascii="Times New Roman" w:hAnsi="Times New Roman" w:eastAsia="Times New Roman"/>
+                <w:b w:val="0"/>
+                <w:sz w:val="18"/>
+              </w:rPr>
               <w:t>Да</w:t>
             </w:r>
           </w:p>
         </w:tc>
         <w:tc>
           <w:tcPr>
-            <w:tcW w:type="dxa" w:w="1361"/>
+            <w:tcW w:type="dxa" w:w="1800"/>
             <w:vAlign w:val="center"/>
           </w:tcPr>
           <w:p>
             <w:pPr>
               <w:pStyle w:val="TableText"/>
-              <w:jc w:val="left"/>
+              <w:spacing w:before="0" w:after="0" w:line="240" w:lineRule="auto"/>
+              <w:jc w:val="center"/>
             </w:pPr>
             <w:r>
+              <w:rPr>
+                <w:rFonts w:ascii="Times New Roman" w:hAnsi="Times New Roman" w:eastAsia="Times New Roman"/>
+                <w:b w:val="0"/>
+                <w:sz w:val="18"/>
+              </w:rPr>
               <w:t>Да</w:t>
             </w:r>
           </w:p>
         </w:tc>
         <w:tc>
           <w:tcPr>
-            <w:tcW w:type="dxa" w:w="1417"/>
+            <w:tcW w:type="dxa" w:w="2520"/>
             <w:vAlign w:val="center"/>
           </w:tcPr>
           <w:p>
             <w:pPr>
               <w:pStyle w:val="TableText"/>
-              <w:jc w:val="left"/>
+              <w:spacing w:before="0" w:after="0" w:line="240" w:lineRule="auto"/>
+              <w:jc w:val="center"/>
             </w:pPr>
             <w:r>
+              <w:rPr>
+                <w:rFonts w:ascii="Times New Roman" w:hAnsi="Times New Roman" w:eastAsia="Times New Roman"/>
+                <w:b w:val="0"/>
+                <w:sz w:val="18"/>
+              </w:rPr>
               <w:t>Да</w:t>
             </w:r>
           </w:p>
@@ -4602,63 +5650,88 @@
       <w:tr>
         <w:trPr>
           <w:cantSplit/>
+          <w:cantSplit/>
         </w:trPr>
         <w:tc>
           <w:tcPr>
-            <w:tcW w:type="dxa" w:w="4082"/>
+            <w:tcW w:type="dxa" w:w="3427"/>
             <w:vAlign w:val="center"/>
           </w:tcPr>
           <w:p>
             <w:pPr>
               <w:pStyle w:val="TableText"/>
-              <w:jc w:val="center"/>
+              <w:spacing w:before="0" w:after="0" w:line="240" w:lineRule="auto"/>
+              <w:jc w:val="left"/>
             </w:pPr>
             <w:r>
+              <w:rPr>
+                <w:rFonts w:ascii="Times New Roman" w:hAnsi="Times New Roman" w:eastAsia="Times New Roman"/>
+                <w:b w:val="0"/>
+                <w:sz w:val="18"/>
+              </w:rPr>
               <w:t>Добавление средств защиты</w:t>
             </w:r>
           </w:p>
         </w:tc>
         <w:tc>
           <w:tcPr>
-            <w:tcW w:type="dxa" w:w="1247"/>
+            <w:tcW w:type="dxa" w:w="1541"/>
             <w:vAlign w:val="center"/>
           </w:tcPr>
           <w:p>
             <w:pPr>
               <w:pStyle w:val="TableText"/>
-              <w:jc w:val="left"/>
+              <w:spacing w:before="0" w:after="0" w:line="240" w:lineRule="auto"/>
+              <w:jc w:val="center"/>
             </w:pPr>
             <w:r>
+              <w:rPr>
+                <w:rFonts w:ascii="Times New Roman" w:hAnsi="Times New Roman" w:eastAsia="Times New Roman"/>
+                <w:b w:val="0"/>
+                <w:sz w:val="18"/>
+              </w:rPr>
               <w:t>Нет</w:t>
             </w:r>
           </w:p>
         </w:tc>
         <w:tc>
           <w:tcPr>
-            <w:tcW w:type="dxa" w:w="1361"/>
+            <w:tcW w:type="dxa" w:w="1800"/>
             <w:vAlign w:val="center"/>
           </w:tcPr>
           <w:p>
             <w:pPr>
               <w:pStyle w:val="TableText"/>
-              <w:jc w:val="left"/>
+              <w:spacing w:before="0" w:after="0" w:line="240" w:lineRule="auto"/>
+              <w:jc w:val="center"/>
             </w:pPr>
             <w:r>
+              <w:rPr>
+                <w:rFonts w:ascii="Times New Roman" w:hAnsi="Times New Roman" w:eastAsia="Times New Roman"/>
+                <w:b w:val="0"/>
+                <w:sz w:val="18"/>
+              </w:rPr>
               <w:t>Нет</w:t>
             </w:r>
           </w:p>
         </w:tc>
         <w:tc>
           <w:tcPr>
-            <w:tcW w:type="dxa" w:w="1417"/>
+            <w:tcW w:type="dxa" w:w="2520"/>
             <w:vAlign w:val="center"/>
           </w:tcPr>
           <w:p>
             <w:pPr>
               <w:pStyle w:val="TableText"/>
-              <w:jc w:val="left"/>
+              <w:spacing w:before="0" w:after="0" w:line="240" w:lineRule="auto"/>
+              <w:jc w:val="center"/>
             </w:pPr>
             <w:r>
+              <w:rPr>
+                <w:rFonts w:ascii="Times New Roman" w:hAnsi="Times New Roman" w:eastAsia="Times New Roman"/>
+                <w:b w:val="0"/>
+                <w:sz w:val="18"/>
+              </w:rPr>
               <w:t>Да</w:t>
             </w:r>
           </w:p>
@@ -4667,63 +5740,88 @@
       <w:tr>
         <w:trPr>
           <w:cantSplit/>
+          <w:cantSplit/>
         </w:trPr>
         <w:tc>
           <w:tcPr>
-            <w:tcW w:type="dxa" w:w="4082"/>
+            <w:tcW w:type="dxa" w:w="3427"/>
             <w:vAlign w:val="center"/>
           </w:tcPr>
           <w:p>
             <w:pPr>
               <w:pStyle w:val="TableText"/>
-              <w:jc w:val="center"/>
+              <w:spacing w:before="0" w:after="0" w:line="240" w:lineRule="auto"/>
+              <w:jc w:val="left"/>
             </w:pPr>
             <w:r>
+              <w:rPr>
+                <w:rFonts w:ascii="Times New Roman" w:hAnsi="Times New Roman" w:eastAsia="Times New Roman"/>
+                <w:b w:val="0"/>
+                <w:sz w:val="18"/>
+              </w:rPr>
               <w:t>Управление пользователями</w:t>
             </w:r>
           </w:p>
         </w:tc>
         <w:tc>
           <w:tcPr>
-            <w:tcW w:type="dxa" w:w="1247"/>
+            <w:tcW w:type="dxa" w:w="1541"/>
             <w:vAlign w:val="center"/>
           </w:tcPr>
           <w:p>
             <w:pPr>
               <w:pStyle w:val="TableText"/>
-              <w:jc w:val="left"/>
+              <w:spacing w:before="0" w:after="0" w:line="240" w:lineRule="auto"/>
+              <w:jc w:val="center"/>
             </w:pPr>
             <w:r>
+              <w:rPr>
+                <w:rFonts w:ascii="Times New Roman" w:hAnsi="Times New Roman" w:eastAsia="Times New Roman"/>
+                <w:b w:val="0"/>
+                <w:sz w:val="18"/>
+              </w:rPr>
               <w:t>Нет</w:t>
             </w:r>
           </w:p>
         </w:tc>
         <w:tc>
           <w:tcPr>
-            <w:tcW w:type="dxa" w:w="1361"/>
+            <w:tcW w:type="dxa" w:w="1800"/>
             <w:vAlign w:val="center"/>
           </w:tcPr>
           <w:p>
             <w:pPr>
               <w:pStyle w:val="TableText"/>
-              <w:jc w:val="left"/>
+              <w:spacing w:before="0" w:after="0" w:line="240" w:lineRule="auto"/>
+              <w:jc w:val="center"/>
             </w:pPr>
             <w:r>
+              <w:rPr>
+                <w:rFonts w:ascii="Times New Roman" w:hAnsi="Times New Roman" w:eastAsia="Times New Roman"/>
+                <w:b w:val="0"/>
+                <w:sz w:val="18"/>
+              </w:rPr>
               <w:t>Нет</w:t>
             </w:r>
           </w:p>
         </w:tc>
         <w:tc>
           <w:tcPr>
-            <w:tcW w:type="dxa" w:w="1417"/>
+            <w:tcW w:type="dxa" w:w="2520"/>
             <w:vAlign w:val="center"/>
           </w:tcPr>
           <w:p>
             <w:pPr>
               <w:pStyle w:val="TableText"/>
-              <w:jc w:val="left"/>
+              <w:spacing w:before="0" w:after="0" w:line="240" w:lineRule="auto"/>
+              <w:jc w:val="center"/>
             </w:pPr>
             <w:r>
+              <w:rPr>
+                <w:rFonts w:ascii="Times New Roman" w:hAnsi="Times New Roman" w:eastAsia="Times New Roman"/>
+                <w:b w:val="0"/>
+                <w:sz w:val="18"/>
+              </w:rPr>
               <w:t>Да</w:t>
             </w:r>
           </w:p>
@@ -4732,63 +5830,88 @@
       <w:tr>
         <w:trPr>
           <w:cantSplit/>
+          <w:cantSplit/>
         </w:trPr>
         <w:tc>
           <w:tcPr>
-            <w:tcW w:type="dxa" w:w="4082"/>
+            <w:tcW w:type="dxa" w:w="3427"/>
             <w:vAlign w:val="center"/>
           </w:tcPr>
           <w:p>
             <w:pPr>
               <w:pStyle w:val="TableText"/>
-              <w:jc w:val="center"/>
+              <w:spacing w:before="0" w:after="0" w:line="240" w:lineRule="auto"/>
+              <w:jc w:val="left"/>
             </w:pPr>
             <w:r>
+              <w:rPr>
+                <w:rFonts w:ascii="Times New Roman" w:hAnsi="Times New Roman" w:eastAsia="Times New Roman"/>
+                <w:b w:val="0"/>
+                <w:sz w:val="18"/>
+              </w:rPr>
               <w:t>Журнал действий</w:t>
             </w:r>
           </w:p>
         </w:tc>
         <w:tc>
           <w:tcPr>
-            <w:tcW w:type="dxa" w:w="1247"/>
+            <w:tcW w:type="dxa" w:w="1541"/>
             <w:vAlign w:val="center"/>
           </w:tcPr>
           <w:p>
             <w:pPr>
               <w:pStyle w:val="TableText"/>
-              <w:jc w:val="left"/>
+              <w:spacing w:before="0" w:after="0" w:line="240" w:lineRule="auto"/>
+              <w:jc w:val="center"/>
             </w:pPr>
             <w:r>
+              <w:rPr>
+                <w:rFonts w:ascii="Times New Roman" w:hAnsi="Times New Roman" w:eastAsia="Times New Roman"/>
+                <w:b w:val="0"/>
+                <w:sz w:val="18"/>
+              </w:rPr>
               <w:t>Нет</w:t>
             </w:r>
           </w:p>
         </w:tc>
         <w:tc>
           <w:tcPr>
-            <w:tcW w:type="dxa" w:w="1361"/>
+            <w:tcW w:type="dxa" w:w="1800"/>
             <w:vAlign w:val="center"/>
           </w:tcPr>
           <w:p>
             <w:pPr>
               <w:pStyle w:val="TableText"/>
-              <w:jc w:val="left"/>
+              <w:spacing w:before="0" w:after="0" w:line="240" w:lineRule="auto"/>
+              <w:jc w:val="center"/>
             </w:pPr>
             <w:r>
+              <w:rPr>
+                <w:rFonts w:ascii="Times New Roman" w:hAnsi="Times New Roman" w:eastAsia="Times New Roman"/>
+                <w:b w:val="0"/>
+                <w:sz w:val="18"/>
+              </w:rPr>
               <w:t>Нет</w:t>
             </w:r>
           </w:p>
         </w:tc>
         <w:tc>
           <w:tcPr>
-            <w:tcW w:type="dxa" w:w="1417"/>
+            <w:tcW w:type="dxa" w:w="2520"/>
             <w:vAlign w:val="center"/>
           </w:tcPr>
           <w:p>
             <w:pPr>
               <w:pStyle w:val="TableText"/>
-              <w:jc w:val="left"/>
+              <w:spacing w:before="0" w:after="0" w:line="240" w:lineRule="auto"/>
+              <w:jc w:val="center"/>
             </w:pPr>
             <w:r>
+              <w:rPr>
+                <w:rFonts w:ascii="Times New Roman" w:hAnsi="Times New Roman" w:eastAsia="Times New Roman"/>
+                <w:b w:val="0"/>
+                <w:sz w:val="18"/>
+              </w:rPr>
               <w:t>Да</w:t>
             </w:r>
           </w:p>
@@ -4797,63 +5920,88 @@
       <w:tr>
         <w:trPr>
           <w:cantSplit/>
+          <w:cantSplit/>
         </w:trPr>
         <w:tc>
           <w:tcPr>
-            <w:tcW w:type="dxa" w:w="4082"/>
+            <w:tcW w:type="dxa" w:w="3427"/>
             <w:vAlign w:val="center"/>
           </w:tcPr>
           <w:p>
             <w:pPr>
               <w:pStyle w:val="TableText"/>
-              <w:jc w:val="center"/>
+              <w:spacing w:before="0" w:after="0" w:line="240" w:lineRule="auto"/>
+              <w:jc w:val="left"/>
             </w:pPr>
             <w:r>
+              <w:rPr>
+                <w:rFonts w:ascii="Times New Roman" w:hAnsi="Times New Roman" w:eastAsia="Times New Roman"/>
+                <w:b w:val="0"/>
+                <w:sz w:val="18"/>
+              </w:rPr>
               <w:t>Экспорт общего списка</w:t>
             </w:r>
           </w:p>
         </w:tc>
         <w:tc>
           <w:tcPr>
-            <w:tcW w:type="dxa" w:w="1247"/>
+            <w:tcW w:type="dxa" w:w="1541"/>
             <w:vAlign w:val="center"/>
           </w:tcPr>
           <w:p>
             <w:pPr>
               <w:pStyle w:val="TableText"/>
-              <w:jc w:val="left"/>
+              <w:spacing w:before="0" w:after="0" w:line="240" w:lineRule="auto"/>
+              <w:jc w:val="center"/>
             </w:pPr>
             <w:r>
+              <w:rPr>
+                <w:rFonts w:ascii="Times New Roman" w:hAnsi="Times New Roman" w:eastAsia="Times New Roman"/>
+                <w:b w:val="0"/>
+                <w:sz w:val="18"/>
+              </w:rPr>
               <w:t>Нет</w:t>
             </w:r>
           </w:p>
         </w:tc>
         <w:tc>
           <w:tcPr>
-            <w:tcW w:type="dxa" w:w="1361"/>
+            <w:tcW w:type="dxa" w:w="1800"/>
             <w:vAlign w:val="center"/>
           </w:tcPr>
           <w:p>
             <w:pPr>
               <w:pStyle w:val="TableText"/>
-              <w:jc w:val="left"/>
+              <w:spacing w:before="0" w:after="0" w:line="240" w:lineRule="auto"/>
+              <w:jc w:val="center"/>
             </w:pPr>
             <w:r>
+              <w:rPr>
+                <w:rFonts w:ascii="Times New Roman" w:hAnsi="Times New Roman" w:eastAsia="Times New Roman"/>
+                <w:b w:val="0"/>
+                <w:sz w:val="18"/>
+              </w:rPr>
               <w:t>Да</w:t>
             </w:r>
           </w:p>
         </w:tc>
         <w:tc>
           <w:tcPr>
-            <w:tcW w:type="dxa" w:w="1417"/>
+            <w:tcW w:type="dxa" w:w="2520"/>
             <w:vAlign w:val="center"/>
           </w:tcPr>
           <w:p>
             <w:pPr>
               <w:pStyle w:val="TableText"/>
-              <w:jc w:val="left"/>
+              <w:spacing w:before="0" w:after="0" w:line="240" w:lineRule="auto"/>
+              <w:jc w:val="center"/>
             </w:pPr>
             <w:r>
+              <w:rPr>
+                <w:rFonts w:ascii="Times New Roman" w:hAnsi="Times New Roman" w:eastAsia="Times New Roman"/>
+                <w:b w:val="0"/>
+                <w:sz w:val="18"/>
+              </w:rPr>
               <w:t>Да</w:t>
             </w:r>
           </w:p>
@@ -4863,6 +6011,9 @@
     <w:p>
       <w:pPr>
         <w:pStyle w:val="FigCaption"/>
+        <w:keepNext w:val="0"/>
+        <w:keepLines/>
+        <w:jc w:val="center"/>
       </w:pPr>
       <w:r>
         <w:t>Таблица 7 - Матрица прав доступа</w:t>
@@ -4881,6 +6032,7 @@
     <w:p>
       <w:pPr>
         <w:pStyle w:val="Heading2"/>
+        <w:pageBreakBefore/>
       </w:pPr>
       <w:r>
         <w:t>3.2 План установки и развертывания</w:t>
@@ -4918,20 +6070,25 @@
         <w:trPr>
           <w:cantSplit/>
           <w:tblHeader w:val="true"/>
+          <w:tblHeader w:val="true"/>
+          <w:cantSplit/>
         </w:trPr>
         <w:tc>
           <w:tcPr>
-            <w:tcW w:type="dxa" w:w="3118"/>
+            <w:tcW w:type="dxa" w:w="936"/>
             <w:vAlign w:val="center"/>
           </w:tcPr>
           <w:p>
             <w:pPr>
               <w:pStyle w:val="TableText"/>
+              <w:spacing w:before="0" w:after="0" w:line="240" w:lineRule="auto"/>
               <w:jc w:val="center"/>
             </w:pPr>
             <w:r>
               <w:rPr>
+                <w:rFonts w:ascii="Times New Roman" w:hAnsi="Times New Roman" w:eastAsia="Times New Roman"/>
                 <w:b/>
+                <w:sz w:val="20"/>
               </w:rPr>
               <w:t>Шаг</w:t>
             </w:r>
@@ -4939,17 +6096,20 @@
         </w:tc>
         <w:tc>
           <w:tcPr>
-            <w:tcW w:type="dxa" w:w="3118"/>
+            <w:tcW w:type="dxa" w:w="3168"/>
             <w:vAlign w:val="center"/>
           </w:tcPr>
           <w:p>
             <w:pPr>
               <w:pStyle w:val="TableText"/>
+              <w:spacing w:before="0" w:after="0" w:line="240" w:lineRule="auto"/>
               <w:jc w:val="center"/>
             </w:pPr>
             <w:r>
               <w:rPr>
+                <w:rFonts w:ascii="Times New Roman" w:hAnsi="Times New Roman" w:eastAsia="Times New Roman"/>
                 <w:b/>
+                <w:sz w:val="20"/>
               </w:rPr>
               <w:t>Действие</w:t>
             </w:r>
@@ -4957,17 +6117,20 @@
         </w:tc>
         <w:tc>
           <w:tcPr>
-            <w:tcW w:type="dxa" w:w="3118"/>
+            <w:tcW w:type="dxa" w:w="5184"/>
             <w:vAlign w:val="center"/>
           </w:tcPr>
           <w:p>
             <w:pPr>
               <w:pStyle w:val="TableText"/>
+              <w:spacing w:before="0" w:after="0" w:line="240" w:lineRule="auto"/>
               <w:jc w:val="center"/>
             </w:pPr>
             <w:r>
               <w:rPr>
+                <w:rFonts w:ascii="Times New Roman" w:hAnsi="Times New Roman" w:eastAsia="Times New Roman"/>
                 <w:b/>
+                <w:sz w:val="20"/>
               </w:rPr>
               <w:t>Критерий успешности</w:t>
             </w:r>
@@ -4977,48 +6140,67 @@
       <w:tr>
         <w:trPr>
           <w:cantSplit/>
+          <w:cantSplit/>
         </w:trPr>
         <w:tc>
           <w:tcPr>
-            <w:tcW w:type="dxa" w:w="737"/>
+            <w:tcW w:type="dxa" w:w="936"/>
             <w:vAlign w:val="center"/>
           </w:tcPr>
           <w:p>
             <w:pPr>
               <w:pStyle w:val="TableText"/>
+              <w:spacing w:before="0" w:after="0" w:line="240" w:lineRule="auto"/>
               <w:jc w:val="center"/>
             </w:pPr>
             <w:r>
+              <w:rPr>
+                <w:rFonts w:ascii="Times New Roman" w:hAnsi="Times New Roman" w:eastAsia="Times New Roman"/>
+                <w:b w:val="0"/>
+                <w:sz w:val="20"/>
+              </w:rPr>
               <w:t>1</w:t>
             </w:r>
           </w:p>
         </w:tc>
         <w:tc>
           <w:tcPr>
-            <w:tcW w:type="dxa" w:w="4082"/>
+            <w:tcW w:type="dxa" w:w="3168"/>
             <w:vAlign w:val="center"/>
           </w:tcPr>
           <w:p>
             <w:pPr>
               <w:pStyle w:val="TableText"/>
+              <w:spacing w:before="0" w:after="0" w:line="240" w:lineRule="auto"/>
               <w:jc w:val="left"/>
             </w:pPr>
             <w:r>
+              <w:rPr>
+                <w:rFonts w:ascii="Times New Roman" w:hAnsi="Times New Roman" w:eastAsia="Times New Roman"/>
+                <w:b w:val="0"/>
+                <w:sz w:val="20"/>
+              </w:rPr>
               <w:t>Проверить Python 3.10+</w:t>
             </w:r>
           </w:p>
         </w:tc>
         <w:tc>
           <w:tcPr>
-            <w:tcW w:type="dxa" w:w="3175"/>
+            <w:tcW w:type="dxa" w:w="5184"/>
             <w:vAlign w:val="center"/>
           </w:tcPr>
           <w:p>
             <w:pPr>
               <w:pStyle w:val="TableText"/>
+              <w:spacing w:before="0" w:after="0" w:line="240" w:lineRule="auto"/>
               <w:jc w:val="left"/>
             </w:pPr>
             <w:r>
+              <w:rPr>
+                <w:rFonts w:ascii="Times New Roman" w:hAnsi="Times New Roman" w:eastAsia="Times New Roman"/>
+                <w:b w:val="0"/>
+                <w:sz w:val="20"/>
+              </w:rPr>
               <w:t>Команда python --version выполняется</w:t>
             </w:r>
           </w:p>
@@ -5027,48 +6209,67 @@
       <w:tr>
         <w:trPr>
           <w:cantSplit/>
+          <w:cantSplit/>
         </w:trPr>
         <w:tc>
           <w:tcPr>
-            <w:tcW w:type="dxa" w:w="737"/>
+            <w:tcW w:type="dxa" w:w="936"/>
             <w:vAlign w:val="center"/>
           </w:tcPr>
           <w:p>
             <w:pPr>
               <w:pStyle w:val="TableText"/>
+              <w:spacing w:before="0" w:after="0" w:line="240" w:lineRule="auto"/>
               <w:jc w:val="center"/>
             </w:pPr>
             <w:r>
+              <w:rPr>
+                <w:rFonts w:ascii="Times New Roman" w:hAnsi="Times New Roman" w:eastAsia="Times New Roman"/>
+                <w:b w:val="0"/>
+                <w:sz w:val="20"/>
+              </w:rPr>
               <w:t>2</w:t>
             </w:r>
           </w:p>
         </w:tc>
         <w:tc>
           <w:tcPr>
-            <w:tcW w:type="dxa" w:w="4082"/>
+            <w:tcW w:type="dxa" w:w="3168"/>
             <w:vAlign w:val="center"/>
           </w:tcPr>
           <w:p>
             <w:pPr>
               <w:pStyle w:val="TableText"/>
+              <w:spacing w:before="0" w:after="0" w:line="240" w:lineRule="auto"/>
               <w:jc w:val="left"/>
             </w:pPr>
             <w:r>
+              <w:rPr>
+                <w:rFonts w:ascii="Times New Roman" w:hAnsi="Times New Roman" w:eastAsia="Times New Roman"/>
+                <w:b w:val="0"/>
+                <w:sz w:val="20"/>
+              </w:rPr>
               <w:t>Открыть каталог проекта</w:t>
             </w:r>
           </w:p>
         </w:tc>
         <w:tc>
           <w:tcPr>
-            <w:tcW w:type="dxa" w:w="3175"/>
+            <w:tcW w:type="dxa" w:w="5184"/>
             <w:vAlign w:val="center"/>
           </w:tcPr>
           <w:p>
             <w:pPr>
               <w:pStyle w:val="TableText"/>
+              <w:spacing w:before="0" w:after="0" w:line="240" w:lineRule="auto"/>
               <w:jc w:val="left"/>
             </w:pPr>
             <w:r>
+              <w:rPr>
+                <w:rFonts w:ascii="Times New Roman" w:hAnsi="Times New Roman" w:eastAsia="Times New Roman"/>
+                <w:b w:val="0"/>
+                <w:sz w:val="20"/>
+              </w:rPr>
               <w:t>Доступен файл run.py</w:t>
             </w:r>
           </w:p>
@@ -5077,48 +6278,67 @@
       <w:tr>
         <w:trPr>
           <w:cantSplit/>
+          <w:cantSplit/>
         </w:trPr>
         <w:tc>
           <w:tcPr>
-            <w:tcW w:type="dxa" w:w="737"/>
+            <w:tcW w:type="dxa" w:w="936"/>
             <w:vAlign w:val="center"/>
           </w:tcPr>
           <w:p>
             <w:pPr>
               <w:pStyle w:val="TableText"/>
+              <w:spacing w:before="0" w:after="0" w:line="240" w:lineRule="auto"/>
               <w:jc w:val="center"/>
             </w:pPr>
             <w:r>
+              <w:rPr>
+                <w:rFonts w:ascii="Times New Roman" w:hAnsi="Times New Roman" w:eastAsia="Times New Roman"/>
+                <w:b w:val="0"/>
+                <w:sz w:val="20"/>
+              </w:rPr>
               <w:t>3</w:t>
             </w:r>
           </w:p>
         </w:tc>
         <w:tc>
           <w:tcPr>
-            <w:tcW w:type="dxa" w:w="4082"/>
+            <w:tcW w:type="dxa" w:w="3168"/>
             <w:vAlign w:val="center"/>
           </w:tcPr>
           <w:p>
             <w:pPr>
               <w:pStyle w:val="TableText"/>
+              <w:spacing w:before="0" w:after="0" w:line="240" w:lineRule="auto"/>
               <w:jc w:val="left"/>
             </w:pPr>
             <w:r>
+              <w:rPr>
+                <w:rFonts w:ascii="Times New Roman" w:hAnsi="Times New Roman" w:eastAsia="Times New Roman"/>
+                <w:b w:val="0"/>
+                <w:sz w:val="20"/>
+              </w:rPr>
               <w:t>Выполнить python run.py</w:t>
             </w:r>
           </w:p>
         </w:tc>
         <w:tc>
           <w:tcPr>
-            <w:tcW w:type="dxa" w:w="3175"/>
+            <w:tcW w:type="dxa" w:w="5184"/>
             <w:vAlign w:val="center"/>
           </w:tcPr>
           <w:p>
             <w:pPr>
               <w:pStyle w:val="TableText"/>
+              <w:spacing w:before="0" w:after="0" w:line="240" w:lineRule="auto"/>
               <w:jc w:val="left"/>
             </w:pPr>
             <w:r>
+              <w:rPr>
+                <w:rFonts w:ascii="Times New Roman" w:hAnsi="Times New Roman" w:eastAsia="Times New Roman"/>
+                <w:b w:val="0"/>
+                <w:sz w:val="20"/>
+              </w:rPr>
               <w:t>В терминале указан адрес сервера</w:t>
             </w:r>
           </w:p>
@@ -5127,48 +6347,67 @@
       <w:tr>
         <w:trPr>
           <w:cantSplit/>
+          <w:cantSplit/>
         </w:trPr>
         <w:tc>
           <w:tcPr>
-            <w:tcW w:type="dxa" w:w="737"/>
+            <w:tcW w:type="dxa" w:w="936"/>
             <w:vAlign w:val="center"/>
           </w:tcPr>
           <w:p>
             <w:pPr>
               <w:pStyle w:val="TableText"/>
+              <w:spacing w:before="0" w:after="0" w:line="240" w:lineRule="auto"/>
               <w:jc w:val="center"/>
             </w:pPr>
             <w:r>
+              <w:rPr>
+                <w:rFonts w:ascii="Times New Roman" w:hAnsi="Times New Roman" w:eastAsia="Times New Roman"/>
+                <w:b w:val="0"/>
+                <w:sz w:val="20"/>
+              </w:rPr>
               <w:t>4</w:t>
             </w:r>
           </w:p>
         </w:tc>
         <w:tc>
           <w:tcPr>
-            <w:tcW w:type="dxa" w:w="4082"/>
+            <w:tcW w:type="dxa" w:w="3168"/>
             <w:vAlign w:val="center"/>
           </w:tcPr>
           <w:p>
             <w:pPr>
               <w:pStyle w:val="TableText"/>
+              <w:spacing w:before="0" w:after="0" w:line="240" w:lineRule="auto"/>
               <w:jc w:val="left"/>
             </w:pPr>
             <w:r>
+              <w:rPr>
+                <w:rFonts w:ascii="Times New Roman" w:hAnsi="Times New Roman" w:eastAsia="Times New Roman"/>
+                <w:b w:val="0"/>
+                <w:sz w:val="20"/>
+              </w:rPr>
               <w:t>Сохранить пароль первого администратора</w:t>
             </w:r>
           </w:p>
         </w:tc>
         <w:tc>
           <w:tcPr>
-            <w:tcW w:type="dxa" w:w="3175"/>
+            <w:tcW w:type="dxa" w:w="5184"/>
             <w:vAlign w:val="center"/>
           </w:tcPr>
           <w:p>
             <w:pPr>
               <w:pStyle w:val="TableText"/>
+              <w:spacing w:before="0" w:after="0" w:line="240" w:lineRule="auto"/>
               <w:jc w:val="left"/>
             </w:pPr>
             <w:r>
+              <w:rPr>
+                <w:rFonts w:ascii="Times New Roman" w:hAnsi="Times New Roman" w:eastAsia="Times New Roman"/>
+                <w:b w:val="0"/>
+                <w:sz w:val="20"/>
+              </w:rPr>
               <w:t>Учетная запись создана</w:t>
             </w:r>
           </w:p>
@@ -5177,48 +6416,67 @@
       <w:tr>
         <w:trPr>
           <w:cantSplit/>
+          <w:cantSplit/>
         </w:trPr>
         <w:tc>
           <w:tcPr>
-            <w:tcW w:type="dxa" w:w="737"/>
+            <w:tcW w:type="dxa" w:w="936"/>
             <w:vAlign w:val="center"/>
           </w:tcPr>
           <w:p>
             <w:pPr>
               <w:pStyle w:val="TableText"/>
+              <w:spacing w:before="0" w:after="0" w:line="240" w:lineRule="auto"/>
               <w:jc w:val="center"/>
             </w:pPr>
             <w:r>
+              <w:rPr>
+                <w:rFonts w:ascii="Times New Roman" w:hAnsi="Times New Roman" w:eastAsia="Times New Roman"/>
+                <w:b w:val="0"/>
+                <w:sz w:val="20"/>
+              </w:rPr>
               <w:t>5</w:t>
             </w:r>
           </w:p>
         </w:tc>
         <w:tc>
           <w:tcPr>
-            <w:tcW w:type="dxa" w:w="4082"/>
+            <w:tcW w:type="dxa" w:w="3168"/>
             <w:vAlign w:val="center"/>
           </w:tcPr>
           <w:p>
             <w:pPr>
               <w:pStyle w:val="TableText"/>
+              <w:spacing w:before="0" w:after="0" w:line="240" w:lineRule="auto"/>
               <w:jc w:val="left"/>
             </w:pPr>
             <w:r>
+              <w:rPr>
+                <w:rFonts w:ascii="Times New Roman" w:hAnsi="Times New Roman" w:eastAsia="Times New Roman"/>
+                <w:b w:val="0"/>
+                <w:sz w:val="20"/>
+              </w:rPr>
               <w:t>Открыть страницу в браузере</w:t>
             </w:r>
           </w:p>
         </w:tc>
         <w:tc>
           <w:tcPr>
-            <w:tcW w:type="dxa" w:w="3175"/>
+            <w:tcW w:type="dxa" w:w="5184"/>
             <w:vAlign w:val="center"/>
           </w:tcPr>
           <w:p>
             <w:pPr>
               <w:pStyle w:val="TableText"/>
+              <w:spacing w:before="0" w:after="0" w:line="240" w:lineRule="auto"/>
               <w:jc w:val="left"/>
             </w:pPr>
             <w:r>
+              <w:rPr>
+                <w:rFonts w:ascii="Times New Roman" w:hAnsi="Times New Roman" w:eastAsia="Times New Roman"/>
+                <w:b w:val="0"/>
+                <w:sz w:val="20"/>
+              </w:rPr>
               <w:t>Отображается форма входа</w:t>
             </w:r>
           </w:p>
@@ -5227,48 +6485,67 @@
       <w:tr>
         <w:trPr>
           <w:cantSplit/>
+          <w:cantSplit/>
         </w:trPr>
         <w:tc>
           <w:tcPr>
-            <w:tcW w:type="dxa" w:w="737"/>
+            <w:tcW w:type="dxa" w:w="936"/>
             <w:vAlign w:val="center"/>
           </w:tcPr>
           <w:p>
             <w:pPr>
               <w:pStyle w:val="TableText"/>
+              <w:spacing w:before="0" w:after="0" w:line="240" w:lineRule="auto"/>
               <w:jc w:val="center"/>
             </w:pPr>
             <w:r>
+              <w:rPr>
+                <w:rFonts w:ascii="Times New Roman" w:hAnsi="Times New Roman" w:eastAsia="Times New Roman"/>
+                <w:b w:val="0"/>
+                <w:sz w:val="20"/>
+              </w:rPr>
               <w:t>6</w:t>
             </w:r>
           </w:p>
         </w:tc>
         <w:tc>
           <w:tcPr>
-            <w:tcW w:type="dxa" w:w="4082"/>
+            <w:tcW w:type="dxa" w:w="3168"/>
             <w:vAlign w:val="center"/>
           </w:tcPr>
           <w:p>
             <w:pPr>
               <w:pStyle w:val="TableText"/>
+              <w:spacing w:before="0" w:after="0" w:line="240" w:lineRule="auto"/>
               <w:jc w:val="left"/>
             </w:pPr>
             <w:r>
+              <w:rPr>
+                <w:rFonts w:ascii="Times New Roman" w:hAnsi="Times New Roman" w:eastAsia="Times New Roman"/>
+                <w:b w:val="0"/>
+                <w:sz w:val="20"/>
+              </w:rPr>
               <w:t>Создать и обработать заявку</w:t>
             </w:r>
           </w:p>
         </w:tc>
         <w:tc>
           <w:tcPr>
-            <w:tcW w:type="dxa" w:w="3175"/>
+            <w:tcW w:type="dxa" w:w="5184"/>
             <w:vAlign w:val="center"/>
           </w:tcPr>
           <w:p>
             <w:pPr>
               <w:pStyle w:val="TableText"/>
+              <w:spacing w:before="0" w:after="0" w:line="240" w:lineRule="auto"/>
               <w:jc w:val="left"/>
             </w:pPr>
             <w:r>
+              <w:rPr>
+                <w:rFonts w:ascii="Times New Roman" w:hAnsi="Times New Roman" w:eastAsia="Times New Roman"/>
+                <w:b w:val="0"/>
+                <w:sz w:val="20"/>
+              </w:rPr>
               <w:t>Данные сохраняются после перезапуска</w:t>
             </w:r>
           </w:p>
@@ -5278,6 +6555,9 @@
     <w:p>
       <w:pPr>
         <w:pStyle w:val="FigCaption"/>
+        <w:keepNext w:val="0"/>
+        <w:keepLines/>
+        <w:jc w:val="center"/>
       </w:pPr>
       <w:r>
         <w:t>Таблица 8 - Контрольный порядок локального развертывания</w:t>
@@ -5608,6 +6888,7 @@
     <w:p>
       <w:pPr>
         <w:pStyle w:val="Heading1"/>
+        <w:pageBreakBefore/>
       </w:pPr>
       <w:r>
         <w:t>ПРИЛОЖЕНИЕ В. Контрольные сценарии</w:t>
@@ -5622,28 +6903,33 @@
         <w:tblLook w:firstColumn="1" w:firstRow="1" w:lastColumn="0" w:lastRow="0" w:noHBand="0" w:noVBand="1" w:val="04A0"/>
       </w:tblPr>
       <w:tblGrid>
-        <w:gridCol w:w="567"/>
-        <w:gridCol w:w="4195"/>
-        <w:gridCol w:w="3912"/>
+        <w:gridCol w:w="691"/>
+        <w:gridCol w:w="3730"/>
+        <w:gridCol w:w="4867"/>
       </w:tblGrid>
       <w:tr>
         <w:trPr>
           <w:cantSplit/>
           <w:tblHeader w:val="true"/>
+          <w:tblHeader w:val="true"/>
+          <w:cantSplit/>
         </w:trPr>
         <w:tc>
           <w:tcPr>
-            <w:tcW w:type="dxa" w:w="3118"/>
+            <w:tcW w:type="dxa" w:w="691"/>
             <w:vAlign w:val="center"/>
           </w:tcPr>
           <w:p>
             <w:pPr>
               <w:pStyle w:val="TableText"/>
+              <w:spacing w:before="0" w:after="0" w:line="240" w:lineRule="auto"/>
               <w:jc w:val="center"/>
             </w:pPr>
             <w:r>
               <w:rPr>
+                <w:rFonts w:ascii="Times New Roman" w:hAnsi="Times New Roman" w:eastAsia="Times New Roman"/>
                 <w:b/>
+                <w:sz w:val="20"/>
               </w:rPr>
               <w:t>№</w:t>
             </w:r>
@@ -5651,17 +6937,20 @@
         </w:tc>
         <w:tc>
           <w:tcPr>
-            <w:tcW w:type="dxa" w:w="3118"/>
+            <w:tcW w:type="dxa" w:w="3730"/>
             <w:vAlign w:val="center"/>
           </w:tcPr>
           <w:p>
             <w:pPr>
               <w:pStyle w:val="TableText"/>
+              <w:spacing w:before="0" w:after="0" w:line="240" w:lineRule="auto"/>
               <w:jc w:val="center"/>
             </w:pPr>
             <w:r>
               <w:rPr>
+                <w:rFonts w:ascii="Times New Roman" w:hAnsi="Times New Roman" w:eastAsia="Times New Roman"/>
                 <w:b/>
+                <w:sz w:val="20"/>
               </w:rPr>
               <w:t>Действия</w:t>
             </w:r>
@@ -5669,17 +6958,20 @@
         </w:tc>
         <w:tc>
           <w:tcPr>
-            <w:tcW w:type="dxa" w:w="3118"/>
+            <w:tcW w:type="dxa" w:w="4867"/>
             <w:vAlign w:val="center"/>
           </w:tcPr>
           <w:p>
             <w:pPr>
               <w:pStyle w:val="TableText"/>
+              <w:spacing w:before="0" w:after="0" w:line="240" w:lineRule="auto"/>
               <w:jc w:val="center"/>
             </w:pPr>
             <w:r>
               <w:rPr>
+                <w:rFonts w:ascii="Times New Roman" w:hAnsi="Times New Roman" w:eastAsia="Times New Roman"/>
                 <w:b/>
+                <w:sz w:val="20"/>
               </w:rPr>
               <w:t>Ожидаемый результат</w:t>
             </w:r>
@@ -5689,48 +6981,67 @@
       <w:tr>
         <w:trPr>
           <w:cantSplit/>
+          <w:cantSplit/>
         </w:trPr>
         <w:tc>
           <w:tcPr>
-            <w:tcW w:type="dxa" w:w="567"/>
+            <w:tcW w:type="dxa" w:w="691"/>
             <w:vAlign w:val="center"/>
           </w:tcPr>
           <w:p>
             <w:pPr>
               <w:pStyle w:val="TableText"/>
+              <w:spacing w:before="0" w:after="0" w:line="240" w:lineRule="auto"/>
               <w:jc w:val="center"/>
             </w:pPr>
             <w:r>
+              <w:rPr>
+                <w:rFonts w:ascii="Times New Roman" w:hAnsi="Times New Roman" w:eastAsia="Times New Roman"/>
+                <w:b w:val="0"/>
+                <w:sz w:val="20"/>
+              </w:rPr>
               <w:t>1</w:t>
             </w:r>
           </w:p>
         </w:tc>
         <w:tc>
           <w:tcPr>
-            <w:tcW w:type="dxa" w:w="4195"/>
+            <w:tcW w:type="dxa" w:w="3730"/>
             <w:vAlign w:val="center"/>
           </w:tcPr>
           <w:p>
             <w:pPr>
               <w:pStyle w:val="TableText"/>
+              <w:spacing w:before="0" w:after="0" w:line="240" w:lineRule="auto"/>
               <w:jc w:val="left"/>
             </w:pPr>
             <w:r>
+              <w:rPr>
+                <w:rFonts w:ascii="Times New Roman" w:hAnsi="Times New Roman" w:eastAsia="Times New Roman"/>
+                <w:b w:val="0"/>
+                <w:sz w:val="20"/>
+              </w:rPr>
               <w:t>Вход с верным паролем</w:t>
             </w:r>
           </w:p>
         </w:tc>
         <w:tc>
           <w:tcPr>
-            <w:tcW w:type="dxa" w:w="3912"/>
+            <w:tcW w:type="dxa" w:w="4867"/>
             <w:vAlign w:val="center"/>
           </w:tcPr>
           <w:p>
             <w:pPr>
               <w:pStyle w:val="TableText"/>
+              <w:spacing w:before="0" w:after="0" w:line="240" w:lineRule="auto"/>
               <w:jc w:val="left"/>
             </w:pPr>
             <w:r>
+              <w:rPr>
+                <w:rFonts w:ascii="Times New Roman" w:hAnsi="Times New Roman" w:eastAsia="Times New Roman"/>
+                <w:b w:val="0"/>
+                <w:sz w:val="20"/>
+              </w:rPr>
               <w:t>Доступ к панели управления</w:t>
             </w:r>
           </w:p>
@@ -5739,48 +7050,67 @@
       <w:tr>
         <w:trPr>
           <w:cantSplit/>
+          <w:cantSplit/>
         </w:trPr>
         <w:tc>
           <w:tcPr>
-            <w:tcW w:type="dxa" w:w="567"/>
+            <w:tcW w:type="dxa" w:w="691"/>
             <w:vAlign w:val="center"/>
           </w:tcPr>
           <w:p>
             <w:pPr>
               <w:pStyle w:val="TableText"/>
+              <w:spacing w:before="0" w:after="0" w:line="240" w:lineRule="auto"/>
               <w:jc w:val="center"/>
             </w:pPr>
             <w:r>
+              <w:rPr>
+                <w:rFonts w:ascii="Times New Roman" w:hAnsi="Times New Roman" w:eastAsia="Times New Roman"/>
+                <w:b w:val="0"/>
+                <w:sz w:val="20"/>
+              </w:rPr>
               <w:t>2</w:t>
             </w:r>
           </w:p>
         </w:tc>
         <w:tc>
           <w:tcPr>
-            <w:tcW w:type="dxa" w:w="4195"/>
+            <w:tcW w:type="dxa" w:w="3730"/>
             <w:vAlign w:val="center"/>
           </w:tcPr>
           <w:p>
             <w:pPr>
               <w:pStyle w:val="TableText"/>
+              <w:spacing w:before="0" w:after="0" w:line="240" w:lineRule="auto"/>
               <w:jc w:val="left"/>
             </w:pPr>
             <w:r>
+              <w:rPr>
+                <w:rFonts w:ascii="Times New Roman" w:hAnsi="Times New Roman" w:eastAsia="Times New Roman"/>
+                <w:b w:val="0"/>
+                <w:sz w:val="20"/>
+              </w:rPr>
               <w:t>Вход с неверным паролем</w:t>
             </w:r>
           </w:p>
         </w:tc>
         <w:tc>
           <w:tcPr>
-            <w:tcW w:type="dxa" w:w="3912"/>
+            <w:tcW w:type="dxa" w:w="4867"/>
             <w:vAlign w:val="center"/>
           </w:tcPr>
           <w:p>
             <w:pPr>
               <w:pStyle w:val="TableText"/>
+              <w:spacing w:before="0" w:after="0" w:line="240" w:lineRule="auto"/>
               <w:jc w:val="left"/>
             </w:pPr>
             <w:r>
+              <w:rPr>
+                <w:rFonts w:ascii="Times New Roman" w:hAnsi="Times New Roman" w:eastAsia="Times New Roman"/>
+                <w:b w:val="0"/>
+                <w:sz w:val="20"/>
+              </w:rPr>
               <w:t>Отказ во входе</w:t>
             </w:r>
           </w:p>
@@ -5789,48 +7119,67 @@
       <w:tr>
         <w:trPr>
           <w:cantSplit/>
+          <w:cantSplit/>
         </w:trPr>
         <w:tc>
           <w:tcPr>
-            <w:tcW w:type="dxa" w:w="567"/>
+            <w:tcW w:type="dxa" w:w="691"/>
             <w:vAlign w:val="center"/>
           </w:tcPr>
           <w:p>
             <w:pPr>
               <w:pStyle w:val="TableText"/>
+              <w:spacing w:before="0" w:after="0" w:line="240" w:lineRule="auto"/>
               <w:jc w:val="center"/>
             </w:pPr>
             <w:r>
+              <w:rPr>
+                <w:rFonts w:ascii="Times New Roman" w:hAnsi="Times New Roman" w:eastAsia="Times New Roman"/>
+                <w:b w:val="0"/>
+                <w:sz w:val="20"/>
+              </w:rPr>
               <w:t>3</w:t>
             </w:r>
           </w:p>
         </w:tc>
         <w:tc>
           <w:tcPr>
-            <w:tcW w:type="dxa" w:w="4195"/>
+            <w:tcW w:type="dxa" w:w="3730"/>
             <w:vAlign w:val="center"/>
           </w:tcPr>
           <w:p>
             <w:pPr>
               <w:pStyle w:val="TableText"/>
+              <w:spacing w:before="0" w:after="0" w:line="240" w:lineRule="auto"/>
               <w:jc w:val="left"/>
             </w:pPr>
             <w:r>
+              <w:rPr>
+                <w:rFonts w:ascii="Times New Roman" w:hAnsi="Times New Roman" w:eastAsia="Times New Roman"/>
+                <w:b w:val="0"/>
+                <w:sz w:val="20"/>
+              </w:rPr>
               <w:t>Создание заявки заявителем</w:t>
             </w:r>
           </w:p>
         </w:tc>
         <w:tc>
           <w:tcPr>
-            <w:tcW w:type="dxa" w:w="3912"/>
+            <w:tcW w:type="dxa" w:w="4867"/>
             <w:vAlign w:val="center"/>
           </w:tcPr>
           <w:p>
             <w:pPr>
               <w:pStyle w:val="TableText"/>
+              <w:spacing w:before="0" w:after="0" w:line="240" w:lineRule="auto"/>
               <w:jc w:val="left"/>
             </w:pPr>
             <w:r>
+              <w:rPr>
+                <w:rFonts w:ascii="Times New Roman" w:hAnsi="Times New Roman" w:eastAsia="Times New Roman"/>
+                <w:b w:val="0"/>
+                <w:sz w:val="20"/>
+              </w:rPr>
               <w:t>Присвоен номер, статус «Новая»</w:t>
             </w:r>
           </w:p>
@@ -5839,48 +7188,67 @@
       <w:tr>
         <w:trPr>
           <w:cantSplit/>
+          <w:cantSplit/>
         </w:trPr>
         <w:tc>
           <w:tcPr>
-            <w:tcW w:type="dxa" w:w="567"/>
+            <w:tcW w:type="dxa" w:w="691"/>
             <w:vAlign w:val="center"/>
           </w:tcPr>
           <w:p>
             <w:pPr>
               <w:pStyle w:val="TableText"/>
+              <w:spacing w:before="0" w:after="0" w:line="240" w:lineRule="auto"/>
               <w:jc w:val="center"/>
             </w:pPr>
             <w:r>
+              <w:rPr>
+                <w:rFonts w:ascii="Times New Roman" w:hAnsi="Times New Roman" w:eastAsia="Times New Roman"/>
+                <w:b w:val="0"/>
+                <w:sz w:val="20"/>
+              </w:rPr>
               <w:t>4</w:t>
             </w:r>
           </w:p>
         </w:tc>
         <w:tc>
           <w:tcPr>
-            <w:tcW w:type="dxa" w:w="4195"/>
+            <w:tcW w:type="dxa" w:w="3730"/>
             <w:vAlign w:val="center"/>
           </w:tcPr>
           <w:p>
             <w:pPr>
               <w:pStyle w:val="TableText"/>
+              <w:spacing w:before="0" w:after="0" w:line="240" w:lineRule="auto"/>
               <w:jc w:val="left"/>
             </w:pPr>
             <w:r>
+              <w:rPr>
+                <w:rFonts w:ascii="Times New Roman" w:hAnsi="Times New Roman" w:eastAsia="Times New Roman"/>
+                <w:b w:val="0"/>
+                <w:sz w:val="20"/>
+              </w:rPr>
               <w:t>Просмотр чужой заявки</w:t>
             </w:r>
           </w:p>
         </w:tc>
         <w:tc>
           <w:tcPr>
-            <w:tcW w:type="dxa" w:w="3912"/>
+            <w:tcW w:type="dxa" w:w="4867"/>
             <w:vAlign w:val="center"/>
           </w:tcPr>
           <w:p>
             <w:pPr>
               <w:pStyle w:val="TableText"/>
+              <w:spacing w:before="0" w:after="0" w:line="240" w:lineRule="auto"/>
               <w:jc w:val="left"/>
             </w:pPr>
             <w:r>
+              <w:rPr>
+                <w:rFonts w:ascii="Times New Roman" w:hAnsi="Times New Roman" w:eastAsia="Times New Roman"/>
+                <w:b w:val="0"/>
+                <w:sz w:val="20"/>
+              </w:rPr>
               <w:t>Отказ в доступе</w:t>
             </w:r>
           </w:p>
@@ -5889,48 +7257,67 @@
       <w:tr>
         <w:trPr>
           <w:cantSplit/>
+          <w:cantSplit/>
         </w:trPr>
         <w:tc>
           <w:tcPr>
-            <w:tcW w:type="dxa" w:w="567"/>
+            <w:tcW w:type="dxa" w:w="691"/>
             <w:vAlign w:val="center"/>
           </w:tcPr>
           <w:p>
             <w:pPr>
               <w:pStyle w:val="TableText"/>
+              <w:spacing w:before="0" w:after="0" w:line="240" w:lineRule="auto"/>
               <w:jc w:val="center"/>
             </w:pPr>
             <w:r>
+              <w:rPr>
+                <w:rFonts w:ascii="Times New Roman" w:hAnsi="Times New Roman" w:eastAsia="Times New Roman"/>
+                <w:b w:val="0"/>
+                <w:sz w:val="20"/>
+              </w:rPr>
               <w:t>5</w:t>
             </w:r>
           </w:p>
         </w:tc>
         <w:tc>
           <w:tcPr>
-            <w:tcW w:type="dxa" w:w="4195"/>
+            <w:tcW w:type="dxa" w:w="3730"/>
             <w:vAlign w:val="center"/>
           </w:tcPr>
           <w:p>
             <w:pPr>
               <w:pStyle w:val="TableText"/>
+              <w:spacing w:before="0" w:after="0" w:line="240" w:lineRule="auto"/>
               <w:jc w:val="left"/>
             </w:pPr>
             <w:r>
+              <w:rPr>
+                <w:rFonts w:ascii="Times New Roman" w:hAnsi="Times New Roman" w:eastAsia="Times New Roman"/>
+                <w:b w:val="0"/>
+                <w:sz w:val="20"/>
+              </w:rPr>
               <w:t>Смена статуса напрямую на «Закрыта»</w:t>
             </w:r>
           </w:p>
         </w:tc>
         <w:tc>
           <w:tcPr>
-            <w:tcW w:type="dxa" w:w="3912"/>
+            <w:tcW w:type="dxa" w:w="4867"/>
             <w:vAlign w:val="center"/>
           </w:tcPr>
           <w:p>
             <w:pPr>
               <w:pStyle w:val="TableText"/>
+              <w:spacing w:before="0" w:after="0" w:line="240" w:lineRule="auto"/>
               <w:jc w:val="left"/>
             </w:pPr>
             <w:r>
+              <w:rPr>
+                <w:rFonts w:ascii="Times New Roman" w:hAnsi="Times New Roman" w:eastAsia="Times New Roman"/>
+                <w:b w:val="0"/>
+                <w:sz w:val="20"/>
+              </w:rPr>
               <w:t>Операция отклонена</w:t>
             </w:r>
           </w:p>
@@ -5939,48 +7326,67 @@
       <w:tr>
         <w:trPr>
           <w:cantSplit/>
+          <w:cantSplit/>
         </w:trPr>
         <w:tc>
           <w:tcPr>
-            <w:tcW w:type="dxa" w:w="567"/>
+            <w:tcW w:type="dxa" w:w="691"/>
             <w:vAlign w:val="center"/>
           </w:tcPr>
           <w:p>
             <w:pPr>
               <w:pStyle w:val="TableText"/>
+              <w:spacing w:before="0" w:after="0" w:line="240" w:lineRule="auto"/>
               <w:jc w:val="center"/>
             </w:pPr>
             <w:r>
+              <w:rPr>
+                <w:rFonts w:ascii="Times New Roman" w:hAnsi="Times New Roman" w:eastAsia="Times New Roman"/>
+                <w:b w:val="0"/>
+                <w:sz w:val="20"/>
+              </w:rPr>
               <w:t>6</w:t>
             </w:r>
           </w:p>
         </w:tc>
         <w:tc>
           <w:tcPr>
-            <w:tcW w:type="dxa" w:w="4195"/>
+            <w:tcW w:type="dxa" w:w="3730"/>
             <w:vAlign w:val="center"/>
           </w:tcPr>
           <w:p>
             <w:pPr>
               <w:pStyle w:val="TableText"/>
+              <w:spacing w:before="0" w:after="0" w:line="240" w:lineRule="auto"/>
               <w:jc w:val="left"/>
             </w:pPr>
             <w:r>
+              <w:rPr>
+                <w:rFonts w:ascii="Times New Roman" w:hAnsi="Times New Roman" w:eastAsia="Times New Roman"/>
+                <w:b w:val="0"/>
+                <w:sz w:val="20"/>
+              </w:rPr>
               <w:t>Назначение заявителя исполнителем</w:t>
             </w:r>
           </w:p>
         </w:tc>
         <w:tc>
           <w:tcPr>
-            <w:tcW w:type="dxa" w:w="3912"/>
+            <w:tcW w:type="dxa" w:w="4867"/>
             <w:vAlign w:val="center"/>
           </w:tcPr>
           <w:p>
             <w:pPr>
               <w:pStyle w:val="TableText"/>
+              <w:spacing w:before="0" w:after="0" w:line="240" w:lineRule="auto"/>
               <w:jc w:val="left"/>
             </w:pPr>
             <w:r>
+              <w:rPr>
+                <w:rFonts w:ascii="Times New Roman" w:hAnsi="Times New Roman" w:eastAsia="Times New Roman"/>
+                <w:b w:val="0"/>
+                <w:sz w:val="20"/>
+              </w:rPr>
               <w:t>Операция отклонена</w:t>
             </w:r>
           </w:p>
@@ -5989,48 +7395,67 @@
       <w:tr>
         <w:trPr>
           <w:cantSplit/>
+          <w:cantSplit/>
         </w:trPr>
         <w:tc>
           <w:tcPr>
-            <w:tcW w:type="dxa" w:w="567"/>
+            <w:tcW w:type="dxa" w:w="691"/>
             <w:vAlign w:val="center"/>
           </w:tcPr>
           <w:p>
             <w:pPr>
               <w:pStyle w:val="TableText"/>
+              <w:spacing w:before="0" w:after="0" w:line="240" w:lineRule="auto"/>
               <w:jc w:val="center"/>
             </w:pPr>
             <w:r>
+              <w:rPr>
+                <w:rFonts w:ascii="Times New Roman" w:hAnsi="Times New Roman" w:eastAsia="Times New Roman"/>
+                <w:b w:val="0"/>
+                <w:sz w:val="20"/>
+              </w:rPr>
               <w:t>7</w:t>
             </w:r>
           </w:p>
         </w:tc>
         <w:tc>
           <w:tcPr>
-            <w:tcW w:type="dxa" w:w="4195"/>
+            <w:tcW w:type="dxa" w:w="3730"/>
             <w:vAlign w:val="center"/>
           </w:tcPr>
           <w:p>
             <w:pPr>
               <w:pStyle w:val="TableText"/>
+              <w:spacing w:before="0" w:after="0" w:line="240" w:lineRule="auto"/>
               <w:jc w:val="left"/>
             </w:pPr>
             <w:r>
+              <w:rPr>
+                <w:rFonts w:ascii="Times New Roman" w:hAnsi="Times New Roman" w:eastAsia="Times New Roman"/>
+                <w:b w:val="0"/>
+                <w:sz w:val="20"/>
+              </w:rPr>
               <w:t>Добавление комментария</w:t>
             </w:r>
           </w:p>
         </w:tc>
         <w:tc>
           <w:tcPr>
-            <w:tcW w:type="dxa" w:w="3912"/>
+            <w:tcW w:type="dxa" w:w="4867"/>
             <w:vAlign w:val="center"/>
           </w:tcPr>
           <w:p>
             <w:pPr>
               <w:pStyle w:val="TableText"/>
+              <w:spacing w:before="0" w:after="0" w:line="240" w:lineRule="auto"/>
               <w:jc w:val="left"/>
             </w:pPr>
             <w:r>
+              <w:rPr>
+                <w:rFonts w:ascii="Times New Roman" w:hAnsi="Times New Roman" w:eastAsia="Times New Roman"/>
+                <w:b w:val="0"/>
+                <w:sz w:val="20"/>
+              </w:rPr>
               <w:t>Комментарий и событие сохранены</w:t>
             </w:r>
           </w:p>
@@ -6039,48 +7464,67 @@
       <w:tr>
         <w:trPr>
           <w:cantSplit/>
+          <w:cantSplit/>
         </w:trPr>
         <w:tc>
           <w:tcPr>
-            <w:tcW w:type="dxa" w:w="567"/>
+            <w:tcW w:type="dxa" w:w="691"/>
             <w:vAlign w:val="center"/>
           </w:tcPr>
           <w:p>
             <w:pPr>
               <w:pStyle w:val="TableText"/>
+              <w:spacing w:before="0" w:after="0" w:line="240" w:lineRule="auto"/>
               <w:jc w:val="center"/>
             </w:pPr>
             <w:r>
+              <w:rPr>
+                <w:rFonts w:ascii="Times New Roman" w:hAnsi="Times New Roman" w:eastAsia="Times New Roman"/>
+                <w:b w:val="0"/>
+                <w:sz w:val="20"/>
+              </w:rPr>
               <w:t>8</w:t>
             </w:r>
           </w:p>
         </w:tc>
         <w:tc>
           <w:tcPr>
-            <w:tcW w:type="dxa" w:w="4195"/>
+            <w:tcW w:type="dxa" w:w="3730"/>
             <w:vAlign w:val="center"/>
           </w:tcPr>
           <w:p>
             <w:pPr>
               <w:pStyle w:val="TableText"/>
+              <w:spacing w:before="0" w:after="0" w:line="240" w:lineRule="auto"/>
               <w:jc w:val="left"/>
             </w:pPr>
             <w:r>
+              <w:rPr>
+                <w:rFonts w:ascii="Times New Roman" w:hAnsi="Times New Roman" w:eastAsia="Times New Roman"/>
+                <w:b w:val="0"/>
+                <w:sz w:val="20"/>
+              </w:rPr>
               <w:t>Изменение без CSRF-токена</w:t>
             </w:r>
           </w:p>
         </w:tc>
         <w:tc>
           <w:tcPr>
-            <w:tcW w:type="dxa" w:w="3912"/>
+            <w:tcW w:type="dxa" w:w="4867"/>
             <w:vAlign w:val="center"/>
           </w:tcPr>
           <w:p>
             <w:pPr>
               <w:pStyle w:val="TableText"/>
+              <w:spacing w:before="0" w:after="0" w:line="240" w:lineRule="auto"/>
               <w:jc w:val="left"/>
             </w:pPr>
             <w:r>
+              <w:rPr>
+                <w:rFonts w:ascii="Times New Roman" w:hAnsi="Times New Roman" w:eastAsia="Times New Roman"/>
+                <w:b w:val="0"/>
+                <w:sz w:val="20"/>
+              </w:rPr>
               <w:t>Ответ об ошибке 403</w:t>
             </w:r>
           </w:p>
@@ -6089,48 +7533,67 @@
       <w:tr>
         <w:trPr>
           <w:cantSplit/>
+          <w:cantSplit/>
         </w:trPr>
         <w:tc>
           <w:tcPr>
-            <w:tcW w:type="dxa" w:w="567"/>
+            <w:tcW w:type="dxa" w:w="691"/>
             <w:vAlign w:val="center"/>
           </w:tcPr>
           <w:p>
             <w:pPr>
               <w:pStyle w:val="TableText"/>
+              <w:spacing w:before="0" w:after="0" w:line="240" w:lineRule="auto"/>
               <w:jc w:val="center"/>
             </w:pPr>
             <w:r>
+              <w:rPr>
+                <w:rFonts w:ascii="Times New Roman" w:hAnsi="Times New Roman" w:eastAsia="Times New Roman"/>
+                <w:b w:val="0"/>
+                <w:sz w:val="20"/>
+              </w:rPr>
               <w:t>9</w:t>
             </w:r>
           </w:p>
         </w:tc>
         <w:tc>
           <w:tcPr>
-            <w:tcW w:type="dxa" w:w="4195"/>
+            <w:tcW w:type="dxa" w:w="3730"/>
             <w:vAlign w:val="center"/>
           </w:tcPr>
           <w:p>
             <w:pPr>
               <w:pStyle w:val="TableText"/>
+              <w:spacing w:before="0" w:after="0" w:line="240" w:lineRule="auto"/>
               <w:jc w:val="left"/>
             </w:pPr>
             <w:r>
+              <w:rPr>
+                <w:rFonts w:ascii="Times New Roman" w:hAnsi="Times New Roman" w:eastAsia="Times New Roman"/>
+                <w:b w:val="0"/>
+                <w:sz w:val="20"/>
+              </w:rPr>
               <w:t>Экспорт реестра специалистом</w:t>
             </w:r>
           </w:p>
         </w:tc>
         <w:tc>
           <w:tcPr>
-            <w:tcW w:type="dxa" w:w="3912"/>
+            <w:tcW w:type="dxa" w:w="4867"/>
             <w:vAlign w:val="center"/>
           </w:tcPr>
           <w:p>
             <w:pPr>
               <w:pStyle w:val="TableText"/>
+              <w:spacing w:before="0" w:after="0" w:line="240" w:lineRule="auto"/>
               <w:jc w:val="left"/>
             </w:pPr>
             <w:r>
+              <w:rPr>
+                <w:rFonts w:ascii="Times New Roman" w:hAnsi="Times New Roman" w:eastAsia="Times New Roman"/>
+                <w:b w:val="0"/>
+                <w:sz w:val="20"/>
+              </w:rPr>
               <w:t>Получен файл CSV</w:t>
             </w:r>
           </w:p>
@@ -6139,48 +7602,67 @@
       <w:tr>
         <w:trPr>
           <w:cantSplit/>
+          <w:cantSplit/>
         </w:trPr>
         <w:tc>
           <w:tcPr>
-            <w:tcW w:type="dxa" w:w="567"/>
+            <w:tcW w:type="dxa" w:w="691"/>
             <w:vAlign w:val="center"/>
           </w:tcPr>
           <w:p>
             <w:pPr>
               <w:pStyle w:val="TableText"/>
+              <w:spacing w:before="0" w:after="0" w:line="240" w:lineRule="auto"/>
               <w:jc w:val="center"/>
             </w:pPr>
             <w:r>
+              <w:rPr>
+                <w:rFonts w:ascii="Times New Roman" w:hAnsi="Times New Roman" w:eastAsia="Times New Roman"/>
+                <w:b w:val="0"/>
+                <w:sz w:val="20"/>
+              </w:rPr>
               <w:t>10</w:t>
             </w:r>
           </w:p>
         </w:tc>
         <w:tc>
           <w:tcPr>
-            <w:tcW w:type="dxa" w:w="4195"/>
+            <w:tcW w:type="dxa" w:w="3730"/>
             <w:vAlign w:val="center"/>
           </w:tcPr>
           <w:p>
             <w:pPr>
               <w:pStyle w:val="TableText"/>
+              <w:spacing w:before="0" w:after="0" w:line="240" w:lineRule="auto"/>
               <w:jc w:val="left"/>
             </w:pPr>
             <w:r>
+              <w:rPr>
+                <w:rFonts w:ascii="Times New Roman" w:hAnsi="Times New Roman" w:eastAsia="Times New Roman"/>
+                <w:b w:val="0"/>
+                <w:sz w:val="20"/>
+              </w:rPr>
               <w:t>Перезапуск приложения</w:t>
             </w:r>
           </w:p>
         </w:tc>
         <w:tc>
           <w:tcPr>
-            <w:tcW w:type="dxa" w:w="3912"/>
+            <w:tcW w:type="dxa" w:w="4867"/>
             <w:vAlign w:val="center"/>
           </w:tcPr>
           <w:p>
             <w:pPr>
               <w:pStyle w:val="TableText"/>
+              <w:spacing w:before="0" w:after="0" w:line="240" w:lineRule="auto"/>
               <w:jc w:val="left"/>
             </w:pPr>
             <w:r>
+              <w:rPr>
+                <w:rFonts w:ascii="Times New Roman" w:hAnsi="Times New Roman" w:eastAsia="Times New Roman"/>
+                <w:b w:val="0"/>
+                <w:sz w:val="20"/>
+              </w:rPr>
               <w:t>Записи доступны из SQLite</w:t>
             </w:r>
           </w:p>
@@ -6190,6 +7672,9 @@
     <w:p>
       <w:pPr>
         <w:pStyle w:val="FigCaption"/>
+        <w:keepNext w:val="0"/>
+        <w:keepLines/>
+        <w:jc w:val="center"/>
       </w:pPr>
       <w:r>
         <w:t>Таблица В.1 - Сценарии функциональной проверки</w:t>

--- a/report/Коробейникова_МВ_ПД_Отчет_МУИВ.docx
+++ b/report/Коробейникова_МВ_ПД_Отчет_МУИВ.docx
@@ -145,6 +145,12 @@
       </w:r>
     </w:p>
     <w:p>
+      <w:pPr/>
+      <w:r>
+        <w:t>Дата разработки и проверки приложенного программного прототипа: октябрь 2026 г.</w:t>
+      </w:r>
+    </w:p>
+    <w:p>
       <w:pPr>
         <w:ind w:firstLine="0"/>
       </w:pPr>
@@ -167,7 +173,11 @@
         <w:jc w:val="center"/>
       </w:pPr>
       <w:r>
-        <w:t>Москва, 2024</w:t>
+        <w:rPr>
+          <w:rFonts w:ascii="Times New Roman" w:hAnsi="Times New Roman"/>
+          <w:sz w:val="28"/>
+        </w:rPr>
+        <w:t>Москва, 2026</w:t>
       </w:r>
     </w:p>
     <w:p>
@@ -193,14 +203,7 @@
       </w:pPr>
       <w:r>
         <w:t>ВВЕДЕНИЕ</w:t>
-      </w:r>
-      <w:r>
         <w:tab/>
-      </w:r>
-      <w:r>
-        <w:rPr>
-          <w:b w:val="0"/>
-        </w:rPr>
         <w:t>4</w:t>
       </w:r>
     </w:p>
@@ -214,14 +217,7 @@
       </w:pPr>
       <w:r>
         <w:t>1 АНАЛИЗ ПРЕДМЕТНОЙ ОБЛАСТИ И ТРЕБОВАНИЙ</w:t>
-      </w:r>
-      <w:r>
         <w:tab/>
-      </w:r>
-      <w:r>
-        <w:rPr>
-          <w:b w:val="0"/>
-        </w:rPr>
         <w:t>5</w:t>
       </w:r>
     </w:p>
@@ -235,14 +231,7 @@
       </w:pPr>
       <w:r>
         <w:t>1.1 Характеристика объекта практики и процесса</w:t>
-      </w:r>
-      <w:r>
         <w:tab/>
-      </w:r>
-      <w:r>
-        <w:rPr>
-          <w:b w:val="0"/>
-        </w:rPr>
         <w:t>5</w:t>
       </w:r>
     </w:p>
@@ -256,14 +245,7 @@
       </w:pPr>
       <w:r>
         <w:t>1.2 Анализ ИТ-инфраструктуры и нормативных требований</w:t>
-      </w:r>
-      <w:r>
         <w:tab/>
-      </w:r>
-      <w:r>
-        <w:rPr>
-          <w:b w:val="0"/>
-        </w:rPr>
         <w:t>7</w:t>
       </w:r>
     </w:p>
@@ -277,14 +259,7 @@
       </w:pPr>
       <w:r>
         <w:t>1.3 Анализ требований пользователей</w:t>
-      </w:r>
-      <w:r>
         <w:tab/>
-      </w:r>
-      <w:r>
-        <w:rPr>
-          <w:b w:val="0"/>
-        </w:rPr>
         <w:t>8</w:t>
       </w:r>
     </w:p>
@@ -298,14 +273,7 @@
       </w:pPr>
       <w:r>
         <w:t>1.4 Разработка предложений по архитектуре</w:t>
-      </w:r>
-      <w:r>
         <w:tab/>
-      </w:r>
-      <w:r>
-        <w:rPr>
-          <w:b w:val="0"/>
-        </w:rPr>
         <w:t>9</w:t>
       </w:r>
     </w:p>
@@ -319,14 +287,7 @@
       </w:pPr>
       <w:r>
         <w:t>1.5 Спецификация компонентов системы</w:t>
-      </w:r>
-      <w:r>
         <w:tab/>
-      </w:r>
-      <w:r>
-        <w:rPr>
-          <w:b w:val="0"/>
-        </w:rPr>
         <w:t>10</w:t>
       </w:r>
     </w:p>
@@ -340,15 +301,8 @@
       </w:pPr>
       <w:r>
         <w:t>1.6 Выводы по первому разделу</w:t>
-      </w:r>
-      <w:r>
         <w:tab/>
-      </w:r>
-      <w:r>
-        <w:rPr>
-          <w:b w:val="0"/>
-        </w:rPr>
-        <w:t>10</w:t>
+        <w:t>11</w:t>
       </w:r>
     </w:p>
     <w:p>
@@ -361,14 +315,7 @@
       </w:pPr>
       <w:r>
         <w:t>2 ПРОЕКТИРОВАНИЕ И РАЗРАБОТКА СИСТЕМЫ</w:t>
-      </w:r>
-      <w:r>
         <w:tab/>
-      </w:r>
-      <w:r>
-        <w:rPr>
-          <w:b w:val="0"/>
-        </w:rPr>
         <w:t>11</w:t>
       </w:r>
     </w:p>
@@ -382,14 +329,7 @@
       </w:pPr>
       <w:r>
         <w:t>2.1 Перечень выполняемых работ</w:t>
-      </w:r>
-      <w:r>
         <w:tab/>
-      </w:r>
-      <w:r>
-        <w:rPr>
-          <w:b w:val="0"/>
-        </w:rPr>
         <w:t>11</w:t>
       </w:r>
     </w:p>
@@ -403,15 +343,8 @@
       </w:pPr>
       <w:r>
         <w:t>2.2 Техническое задание</w:t>
-      </w:r>
-      <w:r>
         <w:tab/>
-      </w:r>
-      <w:r>
-        <w:rPr>
-          <w:b w:val="0"/>
-        </w:rPr>
-        <w:t>11</w:t>
+        <w:t>12</w:t>
       </w:r>
     </w:p>
     <w:p>
@@ -424,15 +357,8 @@
       </w:pPr>
       <w:r>
         <w:t>2.3 Проектирование пользовательского интерфейса</w:t>
-      </w:r>
-      <w:r>
         <w:tab/>
-      </w:r>
-      <w:r>
-        <w:rPr>
-          <w:b w:val="0"/>
-        </w:rPr>
-        <w:t>13</w:t>
+        <w:t>14</w:t>
       </w:r>
     </w:p>
     <w:p>
@@ -445,15 +371,8 @@
       </w:pPr>
       <w:r>
         <w:t>2.4 Проектирование базы данных</w:t>
-      </w:r>
-      <w:r>
         <w:tab/>
-      </w:r>
-      <w:r>
-        <w:rPr>
-          <w:b w:val="0"/>
-        </w:rPr>
-        <w:t>16</w:t>
+        <w:t>17</w:t>
       </w:r>
     </w:p>
     <w:p>
@@ -466,15 +385,8 @@
       </w:pPr>
       <w:r>
         <w:t>2.5 Реализация программного обеспечения</w:t>
-      </w:r>
-      <w:r>
         <w:tab/>
-      </w:r>
-      <w:r>
-        <w:rPr>
-          <w:b w:val="0"/>
-        </w:rPr>
-        <w:t>18</w:t>
+        <w:t>19</w:t>
       </w:r>
     </w:p>
     <w:p>
@@ -487,15 +399,8 @@
       </w:pPr>
       <w:r>
         <w:t>2.6 Верификация и тестирование</w:t>
-      </w:r>
-      <w:r>
         <w:tab/>
-      </w:r>
-      <w:r>
-        <w:rPr>
-          <w:b w:val="0"/>
-        </w:rPr>
-        <w:t>20</w:t>
+        <w:t>21</w:t>
       </w:r>
     </w:p>
     <w:p>
@@ -508,15 +413,8 @@
       </w:pPr>
       <w:r>
         <w:t>2.7 Выводы по второму разделу</w:t>
-      </w:r>
-      <w:r>
         <w:tab/>
-      </w:r>
-      <w:r>
-        <w:rPr>
-          <w:b w:val="0"/>
-        </w:rPr>
-        <w:t>21</w:t>
+        <w:t>22</w:t>
       </w:r>
     </w:p>
     <w:p>
@@ -530,15 +428,8 @@
       </w:pPr>
       <w:r>
         <w:t>3 ДОСТУП, РАЗВЕРТЫВАНИЕ И СОПРОВОЖДЕНИЕ</w:t>
-      </w:r>
-      <w:r>
         <w:tab/>
-      </w:r>
-      <w:r>
-        <w:rPr>
-          <w:b w:val="0"/>
-        </w:rPr>
-        <w:t>22</w:t>
+        <w:t>23</w:t>
       </w:r>
     </w:p>
     <w:p>
@@ -551,15 +442,8 @@
       </w:pPr>
       <w:r>
         <w:t>3.1 Модель разграничения доступа</w:t>
-      </w:r>
-      <w:r>
         <w:tab/>
-      </w:r>
-      <w:r>
-        <w:rPr>
-          <w:b w:val="0"/>
-        </w:rPr>
-        <w:t>22</w:t>
+        <w:t>23</w:t>
       </w:r>
     </w:p>
     <w:p>
@@ -572,15 +456,8 @@
       </w:pPr>
       <w:r>
         <w:t>3.2 План установки и развертывания</w:t>
-      </w:r>
-      <w:r>
         <w:tab/>
-      </w:r>
-      <w:r>
-        <w:rPr>
-          <w:b w:val="0"/>
-        </w:rPr>
-        <w:t>23</w:t>
+        <w:t>24</w:t>
       </w:r>
     </w:p>
     <w:p>
@@ -593,15 +470,8 @@
       </w:pPr>
       <w:r>
         <w:t>3.3 Возможности интеграции</w:t>
-      </w:r>
-      <w:r>
         <w:tab/>
-      </w:r>
-      <w:r>
-        <w:rPr>
-          <w:b w:val="0"/>
-        </w:rPr>
-        <w:t>24</w:t>
+        <w:t>25</w:t>
       </w:r>
     </w:p>
     <w:p>
@@ -614,15 +484,8 @@
       </w:pPr>
       <w:r>
         <w:t>3.4 Обновление и техническая поддержка</w:t>
-      </w:r>
-      <w:r>
         <w:tab/>
-      </w:r>
-      <w:r>
-        <w:rPr>
-          <w:b w:val="0"/>
-        </w:rPr>
-        <w:t>24</w:t>
+        <w:t>25</w:t>
       </w:r>
     </w:p>
     <w:p>
@@ -635,15 +498,8 @@
       </w:pPr>
       <w:r>
         <w:t>3.5 Выводы по третьему разделу</w:t>
-      </w:r>
-      <w:r>
         <w:tab/>
-      </w:r>
-      <w:r>
-        <w:rPr>
-          <w:b w:val="0"/>
-        </w:rPr>
-        <w:t>25</w:t>
+        <w:t>27</w:t>
       </w:r>
     </w:p>
     <w:p>
@@ -656,15 +512,8 @@
       </w:pPr>
       <w:r>
         <w:t>ЗАКЛЮЧЕНИЕ</w:t>
-      </w:r>
-      <w:r>
         <w:tab/>
-      </w:r>
-      <w:r>
-        <w:rPr>
-          <w:b w:val="0"/>
-        </w:rPr>
-        <w:t>25</w:t>
+        <w:t>27</w:t>
       </w:r>
     </w:p>
     <w:p>
@@ -677,15 +526,8 @@
       </w:pPr>
       <w:r>
         <w:t>СПИСОК ИСПОЛЬЗОВАННЫХ ИСТОЧНИКОВ</w:t>
-      </w:r>
-      <w:r>
         <w:tab/>
-      </w:r>
-      <w:r>
-        <w:rPr>
-          <w:b w:val="0"/>
-        </w:rPr>
-        <w:t>26</w:t>
+        <w:t>28</w:t>
       </w:r>
     </w:p>
     <w:p>
@@ -698,15 +540,8 @@
       </w:pPr>
       <w:r>
         <w:t>ПРИЛОЖЕНИЕ А. Функциональные требования</w:t>
-      </w:r>
-      <w:r>
         <w:tab/>
-      </w:r>
-      <w:r>
-        <w:rPr>
-          <w:b w:val="0"/>
-        </w:rPr>
-        <w:t>27</w:t>
+        <w:t>29</w:t>
       </w:r>
     </w:p>
     <w:p>
@@ -719,15 +554,8 @@
       </w:pPr>
       <w:r>
         <w:t>ПРИЛОЖЕНИЕ Б. Инструкция по запуску и проверке</w:t>
-      </w:r>
-      <w:r>
         <w:tab/>
-      </w:r>
-      <w:r>
-        <w:rPr>
-          <w:b w:val="0"/>
-        </w:rPr>
-        <w:t>28</w:t>
+        <w:t>30</w:t>
       </w:r>
     </w:p>
     <w:p>
@@ -741,15 +569,8 @@
       </w:pPr>
       <w:r>
         <w:t>ПРИЛОЖЕНИЕ В. Контрольные сценарии</w:t>
-      </w:r>
-      <w:r>
         <w:tab/>
-      </w:r>
-      <w:r>
-        <w:rPr>
-          <w:b w:val="0"/>
-        </w:rPr>
-        <w:t>30</w:t>
+        <w:t>32</w:t>
       </w:r>
     </w:p>
     <w:p>
@@ -846,6 +667,12 @@
     <w:p>
       <w:r>
         <w:t>В описании проекта используются общепринятые подходы к разработке информационных систем и рекомендации по обработке учетных данных. В частности, требования к техническому заданию соотнесены с ГОСТ 34.602-2020 [1], а вопросы управления пользовательскими данными - с положениями федерального законодательства [2, 3].</w:t>
+      </w:r>
+    </w:p>
+    <w:p>
+      <w:pPr/>
+      <w:r>
+        <w:t>Примечание о хронологии. Индивидуальное задание относится к периоду 03.06.2024 - 30.06.2024. Описанное ниже веб-приложение, репозиторий и результаты автоматических проверок подготовлены в октябре 2026 года. Они характеризуют последующую техническую реализацию учебной темы и не подтверждают фактическое выполнение этих действий в июне 2024 года. Подтверждение исходной практики требует дневника, отметок руководителя и первичных материалов за соответствующий период.</w:t>
       </w:r>
     </w:p>
     <w:p>
@@ -1361,6 +1188,18 @@
     <w:p>
       <w:r>
         <w:t>Принципиально важно различать требования к демонстрационной версии и к промышленной среде. Локальный прототип обеспечивает функциональный цикл, проверку прав и сохранение сведений, но не включает корпоративные каталоги учетных записей, кластерную отказоустойчивость, централизованные средства мониторинга и подтвержденное соответствие требованиям сертификации средств защиты информации.</w:t>
+      </w:r>
+    </w:p>
+    <w:p>
+      <w:pPr/>
+      <w:r>
+        <w:t>В общедоступной инструкции МУИВ описана электронная информационно-образовательная среда «Электронный Университет» с доступом через личный кабинет. Университет также публиковал инструкции по просмотру расписания и переписке с преподавателем через электронную среду. Эти сведения подтверждают наличие публично описанных цифровых сервисов, но не раскрывают фактическую архитектуру корпоративной ИТ-сети и службу обслуживания средств защиты [15].</w:t>
+      </w:r>
+    </w:p>
+    <w:p>
+      <w:pPr/>
+      <w:r>
+        <w:t>В связи с отсутствием внутренних регламентов, перечня серверов, применяемых средств защиты и организационной схемы ИТ-службы данный проект не утверждает факт инструментального обследования подразделений университета. Уточненный обзор открытых источников и перечень недостающих данных вынесены в отдельную аналитическую справку. Модель заявки остается проектной моделью, а не описанием реально внедренного в вузе процесса.</w:t>
       </w:r>
     </w:p>
     <w:p>
@@ -3489,6 +3328,12 @@
       </w:r>
     </w:p>
     <w:p>
+      <w:pPr/>
+      <w:r>
+        <w:t>Полная структурированная версия технического задания оформлена отдельным документом «Техническое задание. Проект 2026». Его разделы согласованы по составу с ГОСТ 34.602-2020, а сведения о заказчике, финансировании и согласовании, которых нет в исходных материалах, отмечены как неподтвержденные. Документ не подменяет утвержденное заказчиком ТЗ [1].</w:t>
+      </w:r>
+    </w:p>
+    <w:p>
       <w:pPr>
         <w:pStyle w:val="Heading2"/>
       </w:pPr>
@@ -3680,6 +3525,12 @@
     <w:p>
       <w:r>
         <w:t>Интерфейс построен с использованием HTML-шаблонов. Специальное экранирование значений, выводимых в текстовых полях, позволяет отображать введенные пользователем символы без исполнения их как разметки страницы. Дополнительно защищены операции изменения данных с помощью токенов CSRF.</w:t>
+      </w:r>
+    </w:p>
+    <w:p>
+      <w:pPr/>
+      <w:r>
+        <w:t>Предусмотрены сценарии самостоятельной проверки интерфейса для трех ролей. Результаты автоматических тестов подтверждают работу маршрутов и правил доступа, но не являются пользовательской приемкой у представителя МУИВ. Для фиксации ручных испытаний подготовлен отдельный протокол с пустыми полями фактических результатов и согласования.</w:t>
       </w:r>
     </w:p>
     <w:p>
@@ -4274,7 +4125,7 @@
         <w:jc w:val="both"/>
       </w:pPr>
       <w:r>
-        <w:t>На этапе подготовки отчета выполнен локальный запуск комплекта автоматических проверок. Получен результат: 26 успешно выполненных тестов, ошибок и неуспешных проверок нет. Результат относится к указанной версии исходного кода и тестовой среде выполнения. При выполнении проверки в GitHub Actions подтвержден результат 32 успешно выполненных теста на каждой конфигурации Windows и Ubuntu с Python 3.10, 3.12 и 3.13.</w:t>
+        <w:t>На этапе подготовки отчета выполнен локальный запуск комплекта автоматических проверок. Получен результат: 37 успешно выполненных тестов, ошибок и неуспешных проверок нет. Результат относится к указанной версии исходного кода и тестовой среде выполнения. При выполнении проверки в GitHub Actions подтвержден результат 37 успешно выполненных тестов на каждой конфигурации Windows и Ubuntu с Python 3.10, 3.12 и 3.13.</w:t>
       </w:r>
     </w:p>
     <w:tbl>
@@ -6592,6 +6443,12 @@
       </w:r>
     </w:p>
     <w:p>
+      <w:pPr/>
+      <w:r>
+        <w:t>В демонстрационной версии 2026 года реализован отдельный файловый модуль обмена справочником средств защиты. Он экспортирует JSON UTF-8 и импортирует записи после проверки схемы, допустимой длины и дублирующихся номеров. Запись выполняется транзакционно. Обмен подтвержден автоматическими тестами, но подключения к действующим корпоративным ИС нет. Для реальной интеграции необходимо предоставить API, учетные данные и согласованные форматы.</w:t>
+      </w:r>
+    </w:p>
+    <w:p>
       <w:pPr>
         <w:pStyle w:val="Heading2"/>
       </w:pPr>
@@ -6625,6 +6482,12 @@
       </w:r>
     </w:p>
     <w:p>
+      <w:pPr/>
+      <w:r>
+        <w:t>Для локального сопровождения создан модуль резервирования SQLite через штатный Backup API и проверка метаданных локального релиза по манифесту. Команда сообщает о наличии более новой версии, но не загружает и не устанавливает ее. Таким образом, реализована часть операций сопровождения, а полноценный механизм автоматического обновления остается задачей следующего этапа.</w:t>
+      </w:r>
+    </w:p>
+    <w:p>
       <w:pPr>
         <w:pStyle w:val="Heading2"/>
       </w:pPr>
@@ -6647,7 +6510,7 @@
     </w:p>
     <w:p>
       <w:r>
-        <w:t>В рамках преддипломной практики выполнено проектирование и разработка прототипа автоматизированной системы учета заявок на обслуживание систем защиты информации. На основе анализа предметного процесса сформированы требования к регистрации и обработке обращений, выделены роли пользователей и определены основные сущности базы данных.</w:t>
+        <w:t>В материалах по теме преддипломной практики представлено проектирование и разработка прототипа автоматизированной системы учета заявок на обслуживание систем защиты информации. На основе анализа предметного процесса сформированы требования к регистрации и обработке обращений, выделены роли пользователей и определены основные сущности базы данных.</w:t>
       </w:r>
     </w:p>
     <w:p>
@@ -6660,12 +6523,18 @@
         <w:jc w:val="both"/>
       </w:pPr>
       <w:r>
-        <w:t>Реализация дополнена механизмами проверки вводимых значений, параметризованными SQL-запросами, хешированием паролей и защитой изменяющих запросов с помощью CSRF-токенов. Для выполнения основных сценариев предусмотрены автоматизированные тесты; локально успешно выполнено 26 тестов, а в автоматической проверке GitHub Actions - 32 теста.</w:t>
+        <w:t>Реализация дополнена механизмами проверки вводимых значений, параметризованными SQL-запросами, хешированием паролей и защитой изменяющих запросов с помощью CSRF-токенов. Для выполнения основных сценариев предусмотрены автоматизированные тесты; локально успешно выполнено 37 тестов, а в автоматической проверке GitHub Actions - 37 тестов.</w:t>
       </w:r>
     </w:p>
     <w:p>
       <w:r>
-        <w:t>Поставленная цель достигнута на уровне функционального локального прототипа. Приложение может быть использовано для демонстрации цикла обработки заявок и дальнейшего развития выпускной квалификационной работы. Для промышленного внедрения потребуются дополнительные мероприятия по настройке защищенной инфраструктуры, резервному копированию и контролю безопасности.</w:t>
+        <w:t>Задача технической реализации решена на уровне функционального локального прототипа. Приложение может быть использовано для демонстрации цикла обработки заявок и дальнейшего развития выпускной квалификационной работы. Для промышленного внедрения потребуются дополнительные мероприятия по настройке защищенной инфраструктуры, резервному копированию и контролю безопасности.</w:t>
+      </w:r>
+    </w:p>
+    <w:p>
+      <w:pPr/>
+      <w:r>
+        <w:t>Важное разграничение: результаты программной разработки, репозитория и CI датируются 2026 годом, тогда как академический период преддипломной практики в исходном задании относится к июню 2024 года. Документ не включает подтвержденных первичных сведений о выполнении этапов практики в 2024 году. Для представления материалов в качестве отчета за этот период требуется документальное подтверждение руководителя.</w:t>
       </w:r>
     </w:p>
     <w:p>
@@ -6789,7 +6658,7 @@
         <w:jc w:val="both"/>
       </w:pPr>
       <w:r>
-        <w:t>14. W3C. Web Content Accessibility Guidelines (WCAG) 2.2. URL: https://www.w3.org/TR/WCAG22/ (дата обращения: 15.10.2026).</w:t>
+        <w:t>13. Apple. Human Interface Guidelines. Layout. URL: https://developer.apple.com/design/human-interface-guidelines/layout (дата обращения: 15.10.2026).</w:t>
       </w:r>
     </w:p>
     <w:p>
@@ -6797,7 +6666,25 @@
         <w:jc w:val="both"/>
       </w:pPr>
       <w:r>
-        <w:t>13. Apple. Human Interface Guidelines. Layout. URL: https://developer.apple.com/design/human-interface-guidelines/layout (дата обращения: 15.10.2026).</w:t>
+        <w:t>14. W3C. Web Content Accessibility Guidelines (WCAG) 2.2. URL: https://www.w3.org/TR/WCAG22/ (дата обращения: 15.10.2026).</w:t>
+      </w:r>
+    </w:p>
+    <w:p>
+      <w:pPr/>
+      <w:r>
+        <w:t>15. Московский университет имени С.Ю. Витте. Инструкция БРС, сведения об ЭИОС «Электронный Университет». URL: https://online.muiv.ru/ob/86.html (дата обращения: 17.10.2026).</w:t>
+      </w:r>
+    </w:p>
+    <w:p>
+      <w:pPr/>
+      <w:r>
+        <w:t>16. Московский университет имени С.Ю. Витте. Информация о расписании занятий. URL: https://online.muiv.ru/ob/83.html (дата обращения: 17.10.2026).</w:t>
+      </w:r>
+    </w:p>
+    <w:p>
+      <w:pPr/>
+      <w:r>
+        <w:t>17. Московский университет имени С.Ю. Витте. Связь с преподавателем. URL: https://online.muiv.ru/ob/91.html (дата обращения: 17.10.2026).</w:t>
       </w:r>
     </w:p>
     <w:p>

--- a/report/Коробейникова_МВ_ПД_Отчет_МУИВ.docx
+++ b/report/Коробейникова_МВ_ПД_Отчет_МУИВ.docx
@@ -218,7 +218,7 @@
       <w:r>
         <w:t>1 АНАЛИЗ ПРЕДМЕТНОЙ ОБЛАСТИ И ТРЕБОВАНИЙ</w:t>
         <w:tab/>
-        <w:t>5</w:t>
+        <w:t>6</w:t>
       </w:r>
     </w:p>
     <w:p>
@@ -232,7 +232,7 @@
       <w:r>
         <w:t>1.1 Характеристика объекта практики и процесса</w:t>
         <w:tab/>
-        <w:t>5</w:t>
+        <w:t>6</w:t>
       </w:r>
     </w:p>
     <w:p>
@@ -260,7 +260,7 @@
       <w:r>
         <w:t>1.3 Анализ требований пользователей</w:t>
         <w:tab/>
-        <w:t>8</w:t>
+        <w:t>9</w:t>
       </w:r>
     </w:p>
     <w:p>
@@ -274,7 +274,7 @@
       <w:r>
         <w:t>1.4 Разработка предложений по архитектуре</w:t>
         <w:tab/>
-        <w:t>9</w:t>
+        <w:t>10</w:t>
       </w:r>
     </w:p>
     <w:p>
@@ -288,7 +288,7 @@
       <w:r>
         <w:t>1.5 Спецификация компонентов системы</w:t>
         <w:tab/>
-        <w:t>10</w:t>
+        <w:t>12</w:t>
       </w:r>
     </w:p>
     <w:p>
@@ -302,7 +302,7 @@
       <w:r>
         <w:t>1.6 Выводы по первому разделу</w:t>
         <w:tab/>
-        <w:t>11</w:t>
+        <w:t>12</w:t>
       </w:r>
     </w:p>
     <w:p>
@@ -316,7 +316,7 @@
       <w:r>
         <w:t>2 ПРОЕКТИРОВАНИЕ И РАЗРАБОТКА СИСТЕМЫ</w:t>
         <w:tab/>
-        <w:t>11</w:t>
+        <w:t>13</w:t>
       </w:r>
     </w:p>
     <w:p>
@@ -330,7 +330,7 @@
       <w:r>
         <w:t>2.1 Перечень выполняемых работ</w:t>
         <w:tab/>
-        <w:t>11</w:t>
+        <w:t>13</w:t>
       </w:r>
     </w:p>
     <w:p>
@@ -344,7 +344,7 @@
       <w:r>
         <w:t>2.2 Техническое задание</w:t>
         <w:tab/>
-        <w:t>12</w:t>
+        <w:t>13</w:t>
       </w:r>
     </w:p>
     <w:p>
@@ -358,7 +358,7 @@
       <w:r>
         <w:t>2.3 Проектирование пользовательского интерфейса</w:t>
         <w:tab/>
-        <w:t>14</w:t>
+        <w:t>15</w:t>
       </w:r>
     </w:p>
     <w:p>
@@ -372,7 +372,7 @@
       <w:r>
         <w:t>2.4 Проектирование базы данных</w:t>
         <w:tab/>
-        <w:t>17</w:t>
+        <w:t>18</w:t>
       </w:r>
     </w:p>
     <w:p>
@@ -386,7 +386,7 @@
       <w:r>
         <w:t>2.5 Реализация программного обеспечения</w:t>
         <w:tab/>
-        <w:t>19</w:t>
+        <w:t>20</w:t>
       </w:r>
     </w:p>
     <w:p>
@@ -400,7 +400,7 @@
       <w:r>
         <w:t>2.6 Верификация и тестирование</w:t>
         <w:tab/>
-        <w:t>21</w:t>
+        <w:t>22</w:t>
       </w:r>
     </w:p>
     <w:p>
@@ -414,7 +414,7 @@
       <w:r>
         <w:t>2.7 Выводы по второму разделу</w:t>
         <w:tab/>
-        <w:t>22</w:t>
+        <w:t>23</w:t>
       </w:r>
     </w:p>
     <w:p>
@@ -429,7 +429,7 @@
       <w:r>
         <w:t>3 ДОСТУП, РАЗВЕРТЫВАНИЕ И СОПРОВОЖДЕНИЕ</w:t>
         <w:tab/>
-        <w:t>23</w:t>
+        <w:t>24</w:t>
       </w:r>
     </w:p>
     <w:p>
@@ -443,7 +443,7 @@
       <w:r>
         <w:t>3.1 Модель разграничения доступа</w:t>
         <w:tab/>
-        <w:t>23</w:t>
+        <w:t>24</w:t>
       </w:r>
     </w:p>
     <w:p>
@@ -457,7 +457,7 @@
       <w:r>
         <w:t>3.2 План установки и развертывания</w:t>
         <w:tab/>
-        <w:t>24</w:t>
+        <w:t>25</w:t>
       </w:r>
     </w:p>
     <w:p>
@@ -471,7 +471,7 @@
       <w:r>
         <w:t>3.3 Возможности интеграции</w:t>
         <w:tab/>
-        <w:t>25</w:t>
+        <w:t>26</w:t>
       </w:r>
     </w:p>
     <w:p>
@@ -485,7 +485,7 @@
       <w:r>
         <w:t>3.4 Обновление и техническая поддержка</w:t>
         <w:tab/>
-        <w:t>25</w:t>
+        <w:t>27</w:t>
       </w:r>
     </w:p>
     <w:p>
@@ -499,7 +499,7 @@
       <w:r>
         <w:t>3.5 Выводы по третьему разделу</w:t>
         <w:tab/>
-        <w:t>27</w:t>
+        <w:t>28</w:t>
       </w:r>
     </w:p>
     <w:p>
@@ -513,7 +513,7 @@
       <w:r>
         <w:t>ЗАКЛЮЧЕНИЕ</w:t>
         <w:tab/>
-        <w:t>27</w:t>
+        <w:t>28</w:t>
       </w:r>
     </w:p>
     <w:p>
@@ -527,7 +527,7 @@
       <w:r>
         <w:t>СПИСОК ИСПОЛЬЗОВАННЫХ ИСТОЧНИКОВ</w:t>
         <w:tab/>
-        <w:t>28</w:t>
+        <w:t>30</w:t>
       </w:r>
     </w:p>
     <w:p>
@@ -541,7 +541,7 @@
       <w:r>
         <w:t>ПРИЛОЖЕНИЕ А. Функциональные требования</w:t>
         <w:tab/>
-        <w:t>29</w:t>
+        <w:t>31</w:t>
       </w:r>
     </w:p>
     <w:p>
@@ -555,7 +555,7 @@
       <w:r>
         <w:t>ПРИЛОЖЕНИЕ Б. Инструкция по запуску и проверке</w:t>
         <w:tab/>
-        <w:t>30</w:t>
+        <w:t>32</w:t>
       </w:r>
     </w:p>
     <w:p>
@@ -570,7 +570,7 @@
       <w:r>
         <w:t>ПРИЛОЖЕНИЕ В. Контрольные сценарии</w:t>
         <w:tab/>
-        <w:t>32</w:t>
+        <w:t>34</w:t>
       </w:r>
     </w:p>
     <w:p>
@@ -588,17 +588,17 @@
     </w:p>
     <w:p>
       <w:r>
-        <w:t>Информационная безопасность организации зависит не только от выбора технических средств защиты, но и от порядка их сопровождения. Работоспособность межсетевых экранов, антивирусных серверов, средств управления доступом и других компонентов требует регистрации обращений, назначения ответственных, документирования выполненных действий и контроля сроков исполнения. При передаче заявок по телефону либо электронной почте эти сведения оказываются распределены между сотрудниками, что затрудняет поиск истории работ и подготовку сводной отчетности.</w:t>
+        <w:t>При организации обслуживания средств защиты важно сохранять не только сведения о неисправности, но и последовательность решений по каждой заявке. Например, после сообщения о сбое доступа специалисту необходимо установить, к какому оборудованию относится обращение, кто принял его в работу и чем закончилась проверка. Если обсуждение ведется в разных каналах связи, эти сведения приходится собирать вручную. Для проектируемой системы это означает три практические задачи: собрать обращения в одном реестре, связать их с объектами обслуживания и сохранять историю изменения состояния.</w:t>
       </w:r>
     </w:p>
     <w:p>
       <w:r>
-        <w:t>Темой преддипломной практики является разработка автоматизированной системы учета заявок на обслуживание систем защиты информации. В рамках работы рассматривается учет обращений сотрудников по вопросам настройки, восстановления и сопровождения средств защиты. Программное решение представляет собой локальное веб-приложение с централизованным хранением записей в базе данных и ролевой моделью доступа.</w:t>
+        <w:t>Предмет данного проекта - учет обращений, связанных с эксплуатацией систем защиты информации. Рассматривается законченный сценарий: пользователь сообщает о проблеме, уполномоченный сотрудник назначает исполнителя, фиксирует ход работы и закрывает обращение. Для проверки этого сценария подготовлено веб-приложение InfoSec Service Desk. Оно хранит сведения в SQLite и определяет доступность операций по роли вошедшего пользователя. Описание программного прототипа относится к разработке 2026 года; период первоначального индивидуального задания указан отдельно.</w:t>
       </w:r>
     </w:p>
     <w:p>
       <w:r>
-        <w:t>Цель практики - закрепить навыки анализа предметной области, проектирования базы данных, разработки прикладного программного обеспечения и проверки его функций путем создания работоспособного прототипа системы учета заявок. Результаты используются как практическая основа проектной части выпускной квалификационной работы.</w:t>
+        <w:t>Цель проектной части состоит в том, чтобы проверить на работающем прототипе, можно ли обеспечить последовательный учет заявок без выделенного сервера базы данных. Для этого определены данные, которые нельзя терять при передаче обращения между сотрудниками; спроектированы ограничения БД и переходы между статусами; реализованы операции для трех ролей. Технические результаты рассматриваются как материал по теме ВКР, а не как доказательство разработки в июне 2024 года.</w:t>
       </w:r>
     </w:p>
     <w:p>
@@ -661,12 +661,12 @@
     </w:p>
     <w:p>
       <w:r>
-        <w:t>Практическим результатом является исходный код приложения InfoSec Service Desk, модель базы SQLite, комплекс автоматизированных тестов и комплект технической документации. Проверки выполнялись в локальной тестовой среде. Промышленное внедрение в инфраструктуру конкретной организации в рамках прототипа не утверждается.</w:t>
+        <w:t>Результат технической части проверяется по нескольким независимым артефактам. Структуру хранения можно сопоставить с SQL-схемой, действия пользователя - с работающим интерфейсом, а правила ограничения доступа - с тестовыми сценариями. В комплект входят исходные файлы, инструкция запуска и автоматизированные тесты. Эта совокупность подтверждает наличие локального прототипа, но не свидетельствует о фактическом внедрении в информационные системы университета.</w:t>
       </w:r>
     </w:p>
     <w:p>
       <w:r>
-        <w:t>В описании проекта используются общепринятые подходы к разработке информационных систем и рекомендации по обработке учетных данных. В частности, требования к техническому заданию соотнесены с ГОСТ 34.602-2020 [1], а вопросы управления пользовательскими данными - с положениями федерального законодательства [2, 3].</w:t>
+        <w:t>Внешние источники использованы для проверки отдельных требований, а не как готовое описание созданной программы. ГОСТ 34.602-2020 определяет ориентиры для структуры технического задания [1]. Федеральные законы 149-ФЗ и 152-ФЗ приняты во внимание при выделении информации, требующей разграничения доступа [2, 3]. Устройство таблиц, проверка переходов статуса и команды запуска описаны по исходному коду проекта.</w:t>
       </w:r>
     </w:p>
     <w:p>
@@ -693,22 +693,22 @@
     </w:p>
     <w:p>
       <w:r>
-        <w:t>В индивидуальном задании местом прохождения преддипломной практики указана кафедра информационных систем Московского университета имени С.Ю. Витте. В учебном проекте рассматривается типовой организационный процесс обработки заявок на обслуживание средств защиты информации. Он применим для подразделения, в котором сотрудники сообщают о неисправностях, а специалисты информационной безопасности назначают ответственных и контролируют устранение проблем.</w:t>
+        <w:t>В индивидуальном задании в качестве места практики указана кафедра информационных систем МУИВ. Публичные материалы университета подтверждают существование электронной образовательной среды, однако доступных данных недостаточно, чтобы восстановить фактический маршрут внутренних обращений по защите информации. Поэтому далее используется проектный сценарий обслуживания: сотрудник сообщает о неисправности, специалист изучает заявку, а администратор поддерживает состав пользователей и реестр обслуживаемых средств. Этот сценарий следует рассматривать как модель, предложенную для разработки, а не как описание обследованного подразделения.</w:t>
       </w:r>
     </w:p>
     <w:p>
       <w:r>
-        <w:t>Отправной точкой процесса является обращение сотрудника. В заявке требуется зафиксировать тему, описание, категорию инцидента обслуживания, приоритет и, если известно, связанный объект защиты. После регистрации заявка получает уникальный номер и статус «Новая». Уполномоченный специалист принимает ее в работу, назначает исполнителя, оставляет комментарии и переводит заявку через предусмотренные состояния. Результат работы подтверждается записью о решении и последующим закрытием.</w:t>
+        <w:t>Минимальный набор сведений выбирался исходя из вопросов, которые возникают при обработке обращения. По теме и описанию определяется содержание проблемы, категория и приоритет помогают упорядочить работу, а ссылка на средство защиты позволяет отличить повторную неисправность оборудования от нового случая. После сохранения возникает запись с идентификатором и начальным статусом. Далее специалист может взять ее в работу, назначить исполнителя и документировать результат. Изменения фиксируются отдельно, чтобы по одной только текущей карточке не терялась история.</w:t>
       </w:r>
     </w:p>
     <w:p>
       <w:r>
-        <w:t>В рассматриваемой модели участвуют три группы пользователей: заявители, специалисты сопровождения и администраторы системы. Заявителю доступны создание и просмотр собственных обращений. Специалист обрабатывает зарегистрированные обращения всех пользователей. Администратор дополнительно ведет учет пользователей и средств защиты, а также просматривает общий журнал действий.</w:t>
+        <w:t>Разделение пользователей на три роли следует из различия их задач. Заявителю необходимо отправить сообщение и отслеживать собственные обращения, но просмотр чужих карточек не требуется. Специалисту нужен общий реестр, смена статусов и назначение исполнителей. Администратору дополнительно предоставлены операции с учетными записями и реестром средств защиты. Поэтому доступность страницы и право изменить конкретную запись проверяются сервером независимо от того, видна ли соответствующая кнопка в интерфейсе.</w:t>
       </w:r>
     </w:p>
     <w:p>
       <w:r>
-        <w:t>Текущее состояние предметного процесса для целей проектирования описано в виде исходного сценария с ручной регистрацией. Это аналитическая модель, а не результат инструментального обследования информационных систем организации. Слабые места такого сценария: отсутствие единого регистра, ручное отслеживание статусов, потеря связи обращения со средством защиты и сложность подтверждения истории действий.</w:t>
+        <w:t>Для сравнения вариантов учета принята исходная модель, при которой сведения о заявках ведутся вручную. Ее недостаток проявляется не в самом способе связи с сотрудником, а в отсутствии однозначной записи: обсуждение может продолжаться вне реестра, неясно, кто выполнял действие, а сведения об объекте обслуживания хранятся отдельно. Проверка этой модели не включала интервью с работниками МУИВ или анализ действующей корпоративной системы. Поэтому выводы характеризуют риски выбранного сценария, а не установленное состояние ИТ-службы университета.</w:t>
       </w:r>
     </w:p>
     <w:tbl>
@@ -1154,7 +1154,7 @@
     </w:p>
     <w:p>
       <w:r>
-        <w:t>Автоматизация направлена прежде всего на обеспечение прослеживаемости. Для каждой операции создается постоянная запись, из которой можно установить инициатора, дату и содержание изменения. Данные привязываются к заявке и сохраняются между сеансами, что позволяет восстановить историю обработки независимо от того, какой сотрудник открывает карточку.</w:t>
+        <w:t>Критерием полезности автоматизации принят не объем интерфейса, а возможность восстановить ход обработки одной заявки. В записи должны оставаться автор, даты, текущий исполнитель, комментарии и события смены состояния. При таком наборе полей можно отдельно ответить на вопросы о содержании обращения и о действиях специалистов. Для этой цели в схему включена таблица событий, связанная с заявками и пользователями; без нее оставался бы только последний статус.</w:t>
       </w:r>
     </w:p>
     <w:p>
@@ -1167,39 +1167,39 @@
     </w:p>
     <w:p>
       <w:r>
-        <w:t>Проект предназначен для запуска на обычном персональном компьютере под управлением Windows или Ubuntu. В качестве клиентского средства достаточно современного веб-браузера. Серверная часть и база данных работают локально; установка отдельного сервера баз данных для демонстрации не требуется. Такой способ развертывания упрощает проверку и исключает зависимость от конкретной инфраструктуры организации.</w:t>
+        <w:t>Условия демонстрации определили технологические ограничения проекта. Проверяющий должен скачать каталог исходников, установить Python и запустить приложение без отдельного сервера БД или настройки контейнеров. Поэтому выбрана SQLite и одна команда запуска для Windows и Ubuntu. Этот выбор уменьшает число внешних зависимостей в учебном сценарии. Он не означает, что локальное размещение пригодно для всех вариантов производственной эксплуатации.</w:t>
       </w:r>
     </w:p>
     <w:p>
       <w:r>
-        <w:t>В перспективной корпоративной эксплуатации приложению потребуется защищенное соединение HTTPS, отдельное место хранения резервных копий, постоянный ключ подписи пользовательских сессий, правила сетевого доступа и администрирование учетных записей. Эти требования относятся к сценарию внедрения; они не подменяют факт локального тестирования прототипа.</w:t>
+        <w:t>При переносе приложения на сервер меняется модель угроз и обслуживания. Вместо обращения только с одного компьютера появляются сетевые подключения, постоянное хранение ключа сеанса, контроль прав на каталог данных, резервное копирование и TLS. В данной работе перечисленные меры зафиксированы как условия дальнейшего внедрения, а не как уже настроенные компоненты прототипа. Такое разграничение позволяет не смешивать доказанные свойства программы и требования к инфраструктуре организации.</w:t>
       </w:r>
     </w:p>
     <w:p>
       <w:r>
-        <w:t>Система обрабатывает ФИО сотрудников, учетные имена, содержание обращений и историю действий. По этой причине приняты меры по ограничению доступа к данным, хранению проверочных значений паролей и защите от подделки пользовательских запросов. Общие принципы обращения с информацией и персональными данными учитываются с опорой на федеральные законы 149-ФЗ и 152-ФЗ [2, 3].</w:t>
+        <w:t>Состав хранимых сведений выявлен непосредственно по полям базы: ФИО, логин, сведения о заявках и история операций. Доступ к ним ограничен ролью и принадлежностью заявки; исходные пароли не помещаются в таблицу пользователей, а формы изменения состояния требуют проверочного токена. Применение этих решений является технической мерой защиты. Вопросы организационного порядка обработки персональных данных, предусмотренные законодательством, должны решаться отдельно при эксплуатации [2, 3].</w:t>
       </w:r>
     </w:p>
     <w:p>
       <w:r>
-        <w:t>При проектировании использованы технологии Python, FastAPI, шаблонизатор Jinja2 и встроенная реляционная СУБД SQLite. Техническая документация указанных средств определяет порядок обработки HTTP-запросов, параметризованных SQL-операций и локального хранения данных [4, 5, 6].</w:t>
+        <w:t>Технологии подбирались под проверяемые операции. FastAPI обеспечивает обработку HTTP-запросов и разделение маршрутов, Jinja2 формирует серверные HTML-страницы без отдельной сборки клиентского приложения, а SQLite хранит связанные записи в одном файле. Преимущество этой комбинации в данном проекте - воспроизводимый запуск на учебной рабочей станции. Ее ограничение - отсутствие готовой корпоративной инфраструктуры и внешних подключений. Синтаксис и возможности компонентов сверялись с официальной документацией [4-6, 9].</w:t>
       </w:r>
     </w:p>
     <w:p>
       <w:r>
-        <w:t>Принципиально важно различать требования к демонстрационной версии и к промышленной среде. Локальный прототип обеспечивает функциональный цикл, проверку прав и сохранение сведений, но не включает корпоративные каталоги учетных записей, кластерную отказоустойчивость, централизованные средства мониторинга и подтвержденное соответствие требованиям сертификации средств защиты информации.</w:t>
+        <w:t>Оценка результата ведется применительно к границам реализации. В прототипе можно зарегистрировать обращение, просмотреть его историю, проверить ограничения ролей и выгрузить данные. Он не обеспечивает отказоустойчивую работу нескольких узлов, подключение к доменной службе или управление сетевым оборудованием. Следовательно, успешные локальные тесты подтверждают корректность проверенных операций, но не являются свидетельством готовности к промышленной эксплуатации.</w:t>
       </w:r>
     </w:p>
     <w:p>
       <w:pPr/>
       <w:r>
-        <w:t>В общедоступной инструкции МУИВ описана электронная информационно-образовательная среда «Электронный Университет» с доступом через личный кабинет. Университет также публиковал инструкции по просмотру расписания и переписке с преподавателем через электронную среду. Эти сведения подтверждают наличие публично описанных цифровых сервисов, но не раскрывают фактическую архитектуру корпоративной ИТ-сети и службу обслуживания средств защиты [15].</w:t>
+        <w:t>Проверка открытых материалов МУИВ выявила описание образовательного сервиса «Электронный Университет» и инструкции для взаимодействия обучающихся с преподавателями [15-17]. Из этих материалов следует, что в университете документированы отдельные пользовательские цифровые процессы. Однако они не дают сведений о применяемых средствах информационной безопасности, корпоративном реестре инцидентов или распределении обязанностей внутри ИТ-подразделений. Поэтому использовать их для утверждений о внутреннем устройстве службы защиты было бы неправильно.</w:t>
       </w:r>
     </w:p>
     <w:p>
       <w:pPr/>
       <w:r>
-        <w:t>В связи с отсутствием внутренних регламентов, перечня серверов, применяемых средств защиты и организационной схемы ИТ-службы данный проект не утверждает факт инструментального обследования подразделений университета. Уточненный обзор открытых источников и перечень недостающих данных вынесены в отдельную аналитическую справку. Модель заявки остается проектной моделью, а не описанием реально внедренного в вузе процесса.</w:t>
+        <w:t>Для завершения организационного обследования потребовались бы актуальная схема подразделений, перечень информационных систем и средств защиты, регламент регистрации обращений и интервью с ответственными сотрудниками. Эти данные отсутствуют в приложенных материалах. В данном отчете они не подменяются предположениями. Аналитическая справка по открытым источникам отделяет проверенные сведения о цифровых сервисах университета от предложенной модели обслуживания.</w:t>
       </w:r>
     </w:p>
     <w:p>
@@ -1212,7 +1212,7 @@
     </w:p>
     <w:p>
       <w:r>
-        <w:t>Требования сформированы на основе функций трех ролей и последовательности обработки заявок. Отдельное внимание уделено контрольным ситуациям: попытке заявителя просмотреть чужое обращение, незаконному изменению статуса, назначению исполнителем пользователя без необходимых полномочий, а также повторному входу после завершения сессии.</w:t>
+        <w:t>Сначала для каждой роли был составлен перечень допустимых действий, затем из него выделены ситуации отказа. Наиболее существенные из них: обращение заявителя к чужой записи, попытка закрыть новую заявку без этапа работы и назначение исполнителя, не имеющего роли специалиста. Эти случаи важны, поскольку обычная проверка создания заявки не показывает, сохранены ли ограничения доступа. В тестах отрицательные сценарии проверяются на уровне сервисных операций и HTTP-обработчиков.</w:t>
       </w:r>
     </w:p>
     <w:tbl>
@@ -2003,12 +2003,12 @@
     </w:p>
     <w:p>
       <w:r>
-        <w:t>Нефункциональные требования включают: локальную установку без обязательного контейнера, одинаковую команду запуска под Windows и Ubuntu, использование параметризованных запросов, ограничение входных данных по длине и допустимым значениям, а также автоматическую проверку основных бизнес-сценариев.</w:t>
+        <w:t>Нефункциональные требования привязаны к наблюдаемому поведению программы: запуск одной командой на двух ОС, сохранение записей после перезапуска, проверка допустимости полей и отказ в действиях за пределами роли. Для SQL-запросов предусмотрена передача пользовательских значений через параметры. Отдельный критерий - возможность выполнить тесты на временной БД, не затрагивая файл с данными локального пользователя.</w:t>
       </w:r>
     </w:p>
     <w:p>
       <w:r>
-        <w:t>Качество реализации оценивается не только визуальным состоянием интерфейса, но и выполнением проверок на уровне бизнес-логики. Набор тестов должен подтверждать сохранность данных, запрет недопустимых действий и соответствие правил доступа требованиям ролей. Такой подход позволяет обнаруживать ошибки до передачи приложения на проверку.</w:t>
+        <w:t>В качестве подтверждения качества выбраны действия, для которых можно установить однозначный ожидаемый результат. Например, новая заявка должна получить номер и начальный статус, запрещенный переход не должен менять строку в БД, а попытка просмотра чужой карточки должна завершиться отказом. Такое описание позволяет сопоставлять требования не с заявлениями разработчика, а с тестами и фактическим состоянием данных.</w:t>
       </w:r>
     </w:p>
     <w:p>
@@ -2021,12 +2021,12 @@
     </w:p>
     <w:p>
       <w:r>
-        <w:t>Для прототипа выбрана трехуровневая схема: браузер пользователя, сервер обработки HTTP-запросов и локальная база данных. Серверный код разделен на слой маршрутов веб-интерфейса, слой предметных операций и модуль работы с базой данных. Отдельный модуль реализует проверку паролей и входных значений.</w:t>
+        <w:t>В прототипе выделены три границы ответственности: представление информации в браузере, выполнение предметных операций на сервере и сохранение данных в SQLite. Дополнительно вынесены вспомогательные средства проверки паролей и входных полей. Этот вариант выбран для того, чтобы правила назначения исполнителя или смены статуса можно было тестировать без запуска браузера, а изменение разметки страниц не затрагивало SQL-схему.</w:t>
       </w:r>
     </w:p>
     <w:p>
       <w:r>
-        <w:t>Браузер отображает формы входа, регистрации обращений, карточки и административные разделы. Сервер проверяет сессию пользователя, допустимость действия и корректность формы. Затем вызывается операция предметного слоя, которая выполняет чтение либо изменение данных в SQLite. Результат возвращается в виде HTML-страницы или файла CSV.</w:t>
+        <w:t>Обработка обращения проходит по определенной цепочке. После отправки формы сервер устанавливает пользователя по сеансу, проверяет CSRF-токен и передает введенные значения предметной функции. Та проверяет правила операции и использует соединение с базой. Ответ отображается в HTML; для выгрузки реестра формируется CSV. Поскольку шаблон не имеет прямого доступа к таблицам, обход интерфейса не дает дополнительных прав на запись.</w:t>
       </w:r>
     </w:p>
     <w:p>
@@ -2083,12 +2083,12 @@
     </w:p>
     <w:p>
       <w:r>
-        <w:t>Взаимодействие слоев организовано без прямого обращения интерфейсных шаблонов к базе данных. Обработчик запроса отвечает за работу HTTP, сервисный модуль за правила предметной области, а модуль базы данных за подключение и транзакции. Такое разделение упрощает изменение интерфейса, повторное использование операций и независимое тестирование.</w:t>
+        <w:t>При изучении границ модулей основной риск состоял в переносе проверок полномочий в разметку страницы. От такого варианта отказались: скрытая кнопка не препятствует отправке HTTP-запроса напрямую. Проверка роли выполняется в веб-слое, а ограничения переходов заявки повторно контролируются предметной функцией. Модуль БД отвечает за транзакции, но не принимает решения о правах пользователя. Такое разделение отражено в схемах и тестах проекта.</w:t>
       </w:r>
     </w:p>
     <w:p>
       <w:r>
-        <w:t>Параметры подключения, порт и адрес сервера передаются через аргументы или переменные окружения. Приложение не содержит фиксированных абсолютных путей к рабочей станции. База по умолчанию хранится в папке instance, которая не включается в репозиторий исходного кода.</w:t>
+        <w:t>Каталог данных определяется относительно корня проекта, а адрес сервера и порт доступны через параметры запуска. В результате один и тот же исходный код работает в каталогах с разными именами на Windows и Ubuntu. Файл с пользовательской базой находится в instance и исключен из версионирования; резервную копию также следует хранить вне публичного репозитория.</w:t>
       </w:r>
     </w:p>
     <w:p>
@@ -2749,12 +2749,12 @@
     </w:p>
     <w:p>
       <w:r>
-        <w:t>Для командной строки предусмотрены операции создания базы, создания администратора и загрузки демонстрационных записей. По умолчанию выполняется запуск сервера. При первом открытии пустой базы система создает администратора со случайным паролем, который отображается в терминале только один раз. Таким образом, программа не требует использования известного стандартного пароля.</w:t>
+        <w:t>Сценарии командной строки разделены по назначению: обычный запуск, создание структуры БД, создание администратора, восстановление доступа и заполнение отдельной демонстрационной базы. Первоначальный пароль возникает только при создании первой учетной записи, поэтому повторный запуск не может показать его снова. Для восстановления предусмотрена отдельная локальная операция смены пароля, не удаляющая пользователя или его заявки.</w:t>
       </w:r>
     </w:p>
     <w:p>
       <w:r>
-        <w:t>Развертывание не привязано к платформенным пакетам. Механизм запуска использует стандартный модуль venv при отсутствии необходимых зависимостей, а выбор каталога исполняемого файла Python выполняется автоматически. Пользовательский способ запуска при этом остается одинаковым.</w:t>
+        <w:t>Единая команда python run.py работает как точка входа, а не как привязка к конкретной операционной системе. Скрипт выбирает каталог виртуального окружения с учетом платформы, проверяет зависимости и после установки передает управление приложению. При уже подготовленном окружении повторная установка пакетов не выполняется. Это проверяется отдельно, поскольку неудобства первого запуска способны затруднить демонстрацию даже при исправной бизнес-логике.</w:t>
       </w:r>
     </w:p>
     <w:p>
@@ -2767,7 +2767,7 @@
     </w:p>
     <w:p>
       <w:r>
-        <w:t>В результате анализа сформирована предметная модель обработки заявок, определены роли пользователей, перечень значимых данных и требования к приложению. Для реализации выбрана трехуровневая архитектура с локальной СУБД. Решение ориентировано на воспроизводимую проверку основных функций и допускает дальнейшее расширение без переработки всей структуры программы.</w:t>
+        <w:t>Аналитический этап привел к конкретному перечню проектных решений: хранить автора и объект обслуживания раздельно, ограничивать видимость заявок для заявителя, сохранять события при изменении карточки и проверять переходы между статусами. Не удалось подтвердить фактический порядок работы ИТ-службы МУИВ по внутренним документам; поэтому практическая оценка проведена относительно подготовленной предметной модели.</w:t>
       </w:r>
     </w:p>
     <w:p>
@@ -2788,7 +2788,7 @@
     </w:p>
     <w:p>
       <w:r>
-        <w:t>Проектные работы организованы по последовательности: формирование требований, разработка схемы хранения данных, создание предметных операций, подготовка веб-страниц, настройка ограничений доступа и тестирование. Результатом каждого этапа является проверяемый компонент. Это исключает ситуацию, при которой текстовое описание и реализованное поведение программы расходятся.</w:t>
+        <w:t>Порядок реализации строился вокруг зависимостей между результатами. Сначала были определены роли и допустимые статусы, поскольку без них нельзя однозначно задать ограничения таблиц. Затем спроектированы связи между заявками, пользователями и средствами защиты. После этого реализованы серверные операции, формы и проверочные сценарии. Завершающий этап включал повторный запуск приложения и проверку, что данные не исчезают при завершении процесса.</w:t>
       </w:r>
     </w:p>
     <w:tbl>
@@ -3234,7 +3234,7 @@
     </w:p>
     <w:p>
       <w:r>
-        <w:t>Проверка была организована на отдельной тестовой базе, что позволяет выполнять операции без воздействия на рабочие данные. Для воспроизведения сценариев используются специально созданные учетные записи трех ролей. Тестовые данные не содержат реальных персональных данных сотрудников сторонней организации.</w:t>
+        <w:t>Тестирование велось на самостоятельной временной базе, а не в рабочем файле, расположенном в instance. Это позволяет выполнять сценарии, которые заведомо должны завершаться ошибкой: попытки некорректных переходов, нарушение ограничений роли и передачу неверных данных. После завершения теста временные записи не участвуют в последующем локальном запуске системы.</w:t>
       </w:r>
     </w:p>
     <w:p>
@@ -3247,17 +3247,17 @@
     </w:p>
     <w:p>
       <w:r>
-        <w:t>Назначение программного обеспечения - регистрация обращений, относящихся к сопровождению средств защиты информации, и контроль состояния выполнения работ. Система представляет собой серверное веб-приложение с доступом через браузер. Поддерживаются три роли: заявитель, специалист и администратор. Основные требования к автоматизированной системе систематизированы с учетом ГОСТ 34.602-2020 [1].</w:t>
+        <w:t>Назначение информационной системы определяется по выходному результату операции: каждому обращению должен соответствовать один устойчивый идентификатор и просматриваемая история исполнения. В состав прототипа входят реестр заявок, учет пользователей, справочник средств защиты и журнал событий. Подробное техническое задание вынесено в отдельный документ; его подготовка в 2026 году не означает, что документ был согласован в период практики 2024 года.</w:t>
       </w:r>
     </w:p>
     <w:p>
       <w:r>
-        <w:t>Входными данными являются учетные сведения пользователя, тема и описание заявки, категория, приоритет, объект защиты, назначенный исполнитель, комментарии и изменения статуса. Выходные данные - реестр обращений, карточки заявок, история операций, сводные показатели и экспорт CSV. Каждая заявка имеет постоянный числовой идентификатор, который на экране отображается с префиксом «З-».</w:t>
+        <w:t>При создании обращения пользователь вводит тему, описание, категорию и приоритет; объект защиты выбирается из справочника при наличии нужной записи. Автор определяется по сеансу и не передается как доверенное поле формы. Исполнитель и статус изменяются в отдельной операции, доступной специалисту. Такое разделение входных данных не позволяет заявителю самостоятельно назначить себя исполнителем или создать заявку сразу в состоянии «Закрыта».</w:t>
       </w:r>
     </w:p>
     <w:p>
       <w:r>
-        <w:t>Функциональный цикл обращения предусматривает статусы «Новая», «В работе», «Приостановлена», «Решена», «Закрыта». Переход непосредственно из состояния «Новая» в «Закрыта» запрещен. Пользователь с ролью заявителя не может менять статус и назначать исполнителя. Применение такого ограничения предотвращает случайное завершение необработанных обращений.</w:t>
+        <w:t>Состояния рассматриваются как ограниченный граф, а не как произвольный список для редактирования. Из «Новой» заявка может перейти в работу либо быть приостановлена; из «В работе» возможны приостановка и решение; решенную заявку можно вернуть в работу или закрыть. У закрытой заявки дальнейших переходов нет. Проверка допустимости выполняется до SQL-обновления, поэтому отказ не должен оставлять частично измененную запись.</w:t>
       </w:r>
     </w:p>
     <w:p>
@@ -3314,23 +3314,23 @@
     </w:p>
     <w:p>
       <w:r>
-        <w:t>Данные хранятся в SQLite. Подключение к серверной СУБД не требуется, но целостность связей обеспечивается внешними ключами. Изменения заявки и соответствующие записи журнала выполняются в общей транзакции: либо сохраняются обе операции, либо не сохраняется ни одна. Используются ограничения допустимых значений категорий, приоритетов, ролей и статусов.</w:t>
+        <w:t>База данных хранит пять групп сведений: учетные записи, средства защиты, заявки, комментарии и события. Поля связи позволяют получить автора, назначенного специалиста и историю одной заявки без повторения ФИО в каждой записи. Ограничения внешних ключей препятствуют появлению обращений с несуществующим автором. Для демонстрационного режима используется SQLite, поскольку ее схема и ограничения доступны для непосредственного тестирования.</w:t>
       </w:r>
     </w:p>
     <w:p>
       <w:r>
-        <w:t>К требованиям надежности отнесены проверка вводимых значений, ограничение длины полей, журналирование изменений и создание резервных копий базы при эксплуатации. Для просмотра разделов необходима авторизация. Программное обеспечение не выполняет конфигурирование или удаленное управление самими средствами защиты: назначение системы ограничивается учетными операциями.</w:t>
+        <w:t>Надежность прототипа проверяется по отказным ситуациям. При ошибке входных значений операция не должна создавать запись; при неверном статусе существующие данные должны остаться без изменений. Для паролей применяется соль и вычисление проверочного значения, а изменяющие веб-формы проверяются на наличие CSRF-токена. Эти меры относятся к реализованным механизмам приложения и не заменяют организационную защиту сервера и резервных копий.</w:t>
       </w:r>
     </w:p>
     <w:p>
       <w:r>
-        <w:t>Условия приемочной проверки включают успешную регистрацию обращения, отображение записи в реестре, доступность карточки автору и специалисту, смену статусов по установленной модели, добавление комментария, создание объекта защиты администратором и запрет обращения к закрытым административным разделам пользователем с ролью заявителя.</w:t>
+        <w:t>Для проверки приемлемости функций подготовлены сценарии, каждый из которых содержит действие и наблюдаемый результат. Среди них регистрация заявки, назначение специалиста, повторное открытие карточки, отказ заявителю при просмотре чужой записи и сохранение истории после изменения статуса. Автоматизированные тесты подтверждают программное поведение; пользовательская приемка сотрудниками МУИВ документально не представлена.</w:t>
       </w:r>
     </w:p>
     <w:p>
       <w:pPr/>
       <w:r>
-        <w:t>Полная структурированная версия технического задания оформлена отдельным документом «Техническое задание. Проект 2026». Его разделы согласованы по составу с ГОСТ 34.602-2020, а сведения о заказчике, финансировании и согласовании, которых нет в исходных материалах, отмечены как неподтвержденные. Документ не подменяет утвержденное заказчиком ТЗ [1].</w:t>
+        <w:t>Отдельный файл технического задания включает назначение, ожидаемые функции, требования к данным и защите, порядок испытаний и ограничения эксплуатационного режима. Он служит проектной спецификацией прототипа 2026 года. Для утверждения в качестве документа заказчика потребовались бы согласованные организационные требования, перечень имеющихся ИС и подпись уполномоченного лица. Без этого статус документа остается проектным.</w:t>
       </w:r>
     </w:p>
     <w:p>
@@ -3343,12 +3343,12 @@
     </w:p>
     <w:p>
       <w:r>
-        <w:t>Для работы с системой подготовлен браузерный интерфейс на русском языке. Навигация объединяет основные разделы: обзор, заявки, средства защиты, пользователи и журнал действий. Состав ссылок изменяется в зависимости от роли пользователя. При этом скрытие элемента меню не считается мерой безопасности само по себе: сервер повторно проверяет полномочия при каждом обращении к защищенному маршруту.</w:t>
+        <w:t>При проектировании страниц учитывалась частота действий пользователя. После входа специалисту нужен быстрый доступ к обращениям, тогда как при регистрации заявки важно исключить неоднозначность полей. Поэтому боковая навигация отделяет обзор, заявки, средства защиты и доступные по роли административные разделы. В формах названия полей вынесены над элементами ввода, а сообщения об ошибках возвращаются рядом с рабочим сценарием.</w:t>
       </w:r>
     </w:p>
     <w:p>
       <w:r>
-        <w:t>Страница обзора показывает количество заявок, активные обращения, завершенные задачи и заявки с критическим приоритетом. Сводные показатели вычисляются SQL-запросами по всей базе без ограничения размера списка отображаемых записей. Ниже располагается список последних зарегистрированных обращений. Такое представление позволяет сразу оценить текущую нагрузку и перейти к нужной карточке.</w:t>
+        <w:t>Показатели обзорной страницы рассчитаны для ответа на четыре конкретных вопроса: сколько обращений создано, сколько еще требуют действий, сколько завершено и есть ли незакрытые заявки критического приоритета. Эти значения рассчитываются отдельным SQL-запросом, а не по ограниченному списку последних записей. Поэтому при увеличении реестра за пределы числа строк на странице показатели не должны становиться неполными.</w:t>
       </w:r>
     </w:p>
     <w:p>
@@ -3405,12 +3405,12 @@
     </w:p>
     <w:p>
       <w:r>
-        <w:t>Форма создания содержит поля темы, подробного описания, категории, приоритета и связанного средства защиты информации. Поля с ограниченным перечнем вариантов представлены выпадающими списками. После сохранения пользователь направляется на страницу созданной заявки, где отображается ее номер и дальнейшие действия.</w:t>
+        <w:t>Форма обращения не предлагает пользователю управлять полями, которые должны определяться системой. При сохранении сервер подставляет автора, дату и начальный статус самостоятельно. Для описания проблемы предусмотрено отдельное многострочное поле, а категория и приоритет ограничены списками допустимых значений. Такое устройство формы согласовано с проверками сервисного слоя и схемой данных.</w:t>
       </w:r>
     </w:p>
     <w:p>
       <w:r>
-        <w:t>Карточка заявки разделяет исходное описание, сведения о состоянии и историю обсуждения. Основное содержание и действия специалиста размещаются в отдельных областях с постоянной визуальной иерархией. Для специалиста доступны выбор нового статуса и назначение исполнителя; заявителю эти операции недоступны. Комментарии записываются с идентификатором автора и временем создания, а каждое значимое изменение получает отдельное событие журнала.</w:t>
+        <w:t>В карточке заявки сведения о проблеме и ход ее решения представлены раздельно. В основной части сохраняется исходное описание, справа доступны состояние и назначенный исполнитель, ниже выводятся комментарии и история событий. При проверке рассматривается не только наличие этих блоков, но и соответствие прав: заявитель видит собственную карточку, специалист может изменять состояние, а административные операции не должны становиться доступны при прямом обращении к URL.</w:t>
       </w:r>
     </w:p>
     <w:p>
@@ -3467,7 +3467,7 @@
     </w:p>
     <w:p>
       <w:r>
-        <w:t>Реестр средств защиты позволяет сопоставлять обращения с конкретными объектами сопровождения. Для каждого объекта сохраняются инвентарный номер, название, местонахождение, класс защиты и описание. Добавление новых объектов ограничено ролью администратора; просмотр доступен авторизованным пользователям.</w:t>
+        <w:t>Отдельный справочник средств защиты введен для исключения повторного ввода названия оборудования в каждую заявку. Инвентарный номер используется как уникальный идентификатор в справочнике, а в заявке хранится ссылка на запись. Благодаря этому несколько обращений можно сопоставить с одним объектом. Возможность вести сам справочник предоставлена администратору; остальные роли используют его при создании и просмотре обращений.</w:t>
       </w:r>
     </w:p>
     <w:p>
@@ -3524,13 +3524,13 @@
     </w:p>
     <w:p>
       <w:r>
-        <w:t>Интерфейс построен с использованием HTML-шаблонов. Специальное экранирование значений, выводимых в текстовых полях, позволяет отображать введенные пользователем символы без исполнения их как разметки страницы. Дополнительно защищены операции изменения данных с помощью токенов CSRF.</w:t>
+        <w:t>Данные, введенные пользователем, возвращаются на страницу как текст шаблона Jinja2. Поэтому при отображении тем и комментариев важно не отключать экранирование HTML. В отдельном тесте в название заявки передается строка с разметкой; ожидаемый результат - отсутствие исполнения кода страницы. Визуальный стиль интерфейса не рассматривается как механизм защиты: проверка прав находится на сервере.</w:t>
       </w:r>
     </w:p>
     <w:p>
       <w:pPr/>
       <w:r>
-        <w:t>Предусмотрены сценарии самостоятельной проверки интерфейса для трех ролей. Результаты автоматических тестов подтверждают работу маршрутов и правил доступа, но не являются пользовательской приемкой у представителя МУИВ. Для фиксации ручных испытаний подготовлен отдельный протокол с пустыми полями фактических результатов и согласования.</w:t>
+        <w:t>Сценарии проверки интерфейса различаются по ролям. Для заявителя главным результатом считается доступ только к собственным обращениям, для специалиста - корректная обработка чужих заявок, для администратора - работа с пользователями и справочником. Автоматические тесты проверяют разрешения маршрутов и действия сервиса. Факт согласования удобства интерфейса конечными пользователями не заявляется без отдельного протокола приемки.</w:t>
       </w:r>
     </w:p>
     <w:p>
@@ -3543,7 +3543,7 @@
     </w:p>
     <w:p>
       <w:r>
-        <w:t>Информационная модель включает пять таблиц: users, assets, tickets, comments и audit_events. Таблица users содержит учетные записи и роли. Таблица assets предназначена для реестра объектов сопровождения. Центральная таблица tickets хранит параметры заявки, внешние ключи автора, исполнителя и средства защиты, а также даты создания и изменения. Таблица comments фиксирует переписку, а audit_events хранит события обработки.</w:t>
+        <w:t>Пять таблиц выбраны не по количеству страниц интерфейса, а по самостоятельности объектов учета. Пользователь может быть автором одной заявки и исполнителем другой, поэтому оба отношения хранятся в tickets как ссылки на users. Средство защиты выделено в assets, чтобы не дублировать его инвентарные сведения. Комментарии вынесены в отдельные записи, а события аудита сохраняют информацию о действиях независимо от текущего состояния карточки.</w:t>
       </w:r>
     </w:p>
     <w:p>
@@ -3600,7 +3600,7 @@
     </w:p>
     <w:p>
       <w:r>
-        <w:t>Связь между автором и заявками имеет кратность один ко многим: один пользователь может создать множество обращений, но каждое обращение имеет одного автора. Назначенный исполнитель необязателен на момент создания. Сведения об объекте защиты также могут отсутствовать в исходной заявке, если заявитель не может определить оборудование до диагностики.</w:t>
+        <w:t>Главная связь схемы - от пользователя к множеству заявок. Для назначения исполнителя предусмотрен отдельный необязательный внешний ключ: новая заявка еще может не иметь ответственного. Комментарий обязательно относится к существующему обращению и автору. Событие истории связано с заявкой, однако отдельные административные действия, такие как локальная смена пароля, могут не иметь идентификатора заявки. Эти различия учтены в правилах NULL и внешних ключах.</w:t>
       </w:r>
     </w:p>
     <w:tbl>
@@ -4046,17 +4046,17 @@
     </w:p>
     <w:p>
       <w:r>
-        <w:t>Для обеспечения целостности данных применяются ограничения NOT NULL, UNIQUE и CHECK. Учетное имя хранится в уникальном поле без учета регистра, инвентарный номер также не может повторяться. Отношения между таблицами задаются внешними ключами. Обращения к БД выполняются с использованием параметров SQL, а не конкатенации пользовательского ввода в строку запроса [5].</w:t>
+        <w:t>Ограничения схемы применены там, где они предотвращают потерю смысла данных. Логин и инвентарный номер не могут повторяться; роль, приоритет, категория и статус выбираются только из заданных значений. Запись заявки без автора запрещена внешним ключом. Отдельно сервис проверяет допустимость переходов между состояниями, поскольку простой список разрешенных статусов в SQLite не отражает порядок обработки.</w:t>
       </w:r>
     </w:p>
     <w:p>
       <w:r>
-        <w:t>Схема предусматривает индексы по статусу и дате создания заявки, автору, исполнителю, а также связям журнала и комментариев. Эти индексы рассчитаны на типовые операции: отображение реестра, выборку собственных обращений и открытие истории конкретной заявки. Для демонстрационной версии отдельная оптимизация под большой объем данных не требовалась.</w:t>
+        <w:t>Индексы созданы под фактические обращения к базе: выборку заявок по автору, отбор по статусу и поиск истории конкретного обращения. Они не ускоряют все запросы автоматически; при изменении нагрузки их состав потребует повторной оценки. Для текущего прототипа обоснование ограничено имеющимися фильтрами и маршрутами приложения, а не результатами нагрузочного испытания, которого не проводилось.</w:t>
       </w:r>
     </w:p>
     <w:p>
       <w:r>
-        <w:t>Операции изменения заявки реализованы через транзакции SQLite с явным началом записи. При ошибке выполняется откат. Такой порядок гарантирует согласованность основных записей и журнала событий внутри одной операции. Документация SQLite определяет поведение транзакций и механизмы контроля ссылочной целостности [5].</w:t>
+        <w:t>Операции изменения данных выполняются внутри явной транзакции. Например, после обновления статуса должна сохраниться запись события аудита; в случае ошибки требуется отменить обе операции. Это особенно важно для восстановления истории: ситуация, когда статус изменился, а событие не записано, делала бы журнал неполным. Проверки целостности в тестах выполняются на отдельных экземплярах базы.</w:t>
       </w:r>
     </w:p>
     <w:p>
@@ -4069,42 +4069,42 @@
     </w:p>
     <w:p>
       <w:r>
-        <w:t>При реализации использован язык Python и веб-фреймворк FastAPI. Сервер Uvicorn принимает HTTP-запросы, шаблоны Jinja2 формируют страницы, а штатный модуль sqlite3 выполняет операции с базой данных. Данный набор технологий позволяет развернуть приложение локально на Windows и Ubuntu без установки отдельной СУБД [4, 6].</w:t>
+        <w:t>В исходном коде HTTP-обработчики не содержат всю предметную логику. Маршрут принимает запрос и собирает значения формы, функция сервиса проверяет правила, а модуль хранения формирует соединение с SQLite. Такой подход выбран из-за необходимости тестировать действия пользователя без запуска браузера. Шаблоны Jinja2 отвечают за представление данных, но не выполняют операции их изменения напрямую.</w:t>
       </w:r>
     </w:p>
     <w:p>
       <w:r>
-        <w:t>Основные операции сосредоточены в сервисном модуле. Функция создания заявки сначала проверяет тему, описание, категорию и приоритет. Затем создается запись в таблице tickets и связанное событие audit_events. Методы получения информации учитывают роль пользователя: заявитель получает только собственные записи, а специалист и администратор - общий реестр.</w:t>
+        <w:t>При создании заявки вначале проверяются значения, которые нельзя исправить после записи без дополнительной операции: наличие темы и описания, их длина, допустимые категория и приоритет. Если пользователь указал объект обслуживания, его существование проверяется по справочнику. Только после этого добавляются заявка и событие регистрации. Такая последовательность исключает появление «пустых» карточек при обычных ошибках ввода.</w:t>
       </w:r>
     </w:p>
     <w:p>
       <w:r>
-        <w:t>При обновлении заявки программный код проверяет полномочия инициатора и наличие допустимого перехода статуса. Назначить исполнителем можно только действующую учетную запись с ролью специалиста либо администратора. Закрытие выполняется после состояния «Решена»; дата закрытия записывается автоматически. Такая бизнес-проверка применяется независимо от особенностей интерфейса.</w:t>
+        <w:t>Особенность обработки состояний состоит в том, что разрешенный для специалиста выбор статуса еще не означает разрешенный переход. Сервис извлекает текущую запись, сопоставляет новый статус с таблицей переходов и отдельно проверяет, можно ли назначить выбранного исполнителя. Если условия не выполнены, транзакция не фиксируется. В тестах предусмотрен пример попытки перевести заявку из «Новой» непосредственно в «Закрыта».</w:t>
       </w:r>
     </w:p>
     <w:p>
       <w:r>
-        <w:t>Пароли не сохраняются в открытом виде. Для них вычисляются проверочные значения с индивидуальной случайной солью и алгоритмом PBKDF2-HMAC-SHA256. Проверка пароля проводится сравнением вычисленных значений без раннего выхода по совпадающим байтам. Данный подход использует стандартную криптографическую библиотеку Python и согласуется с рекомендациями по хранению паролей [7].</w:t>
+        <w:t>При создании учетной записи пароль преобразуется в проверочное значение PBKDF2-HMAC-SHA256 с индивидуально сгенерированной солью. Повторная обработка одинакового пароля дает разные хеши, что проверяется тестом. При входе вычисленное значение сравнивается с сохраненным без раскрытия исходного пароля. Механизм выбран в рамках локального прототипа; для промышленного сервера параметры хранения и политики учетных записей необходимо оценивать дополнительно [7].</w:t>
       </w:r>
     </w:p>
     <w:p>
       <w:r>
-        <w:t>Для защиты форм используется CSRF-токен, связанный с пользовательской сессией. Все POST-обработчики, изменяющие состояние приложения, проверяют этот токен перед выполнением операции. В результате простой запрос со сторонней страницы без корректного токена не приводит к изменению записей. Временные данные сессии передаются в подписанных cookie; в сетевой среде требуется дополнительно обеспечить HTTPS [8].</w:t>
+        <w:t>При передаче изменяющей формы сервер сопоставляет CSRF-токен запроса со значением, хранимым в сессии. При несовпадении операция отклоняется до обращения к предметной функции. Для проверки достаточно отправить форму без токена и убедиться, что сервер возвращает отказ, а данные не изменяются. Этот механизм снижает риск межсайтовой подделки запроса, но не заменяет настройку HTTPS и безопасного окружения [8].</w:t>
       </w:r>
     </w:p>
     <w:p>
       <w:r>
-        <w:t>Экспорт реестра реализован в формате CSV с разделителем «;» и кодировкой UTF-8 с маркером BOM, чтобы файл корректно открывался в распространенных табличных редакторах. Значения, начинающиеся со специальных символов формул, предварительно преобразуются в безопасную текстовую форму. Доступ к экспорту открыт только специалисту и администратору.</w:t>
+        <w:t>Экспорт заявок задуман как способ проверить данные вне веб-интерфейса. Файл формируется в CSV с разделителем «;» и кодировкой UTF-8, пригодной для распространенных табличных редакторов. При этом строки, начинающиеся с управляющих для электронных таблиц символов, обрабатываются как текст, а не как формулы. Доступ к выгрузке определяется ролью пользователя. Экспорт не является прямым подключением к корпоративной ИС.</w:t>
       </w:r>
     </w:p>
     <w:p>
       <w:r>
-        <w:t>Для одинакового запуска на разных ОС создан единый файл run.py. После первоначальной установки зависимости повторно не загружаются при каждом запуске. Пользователь запускает команду python run.py из корня проекта. При отсутствии сторонних пакетов программа создает виртуальное окружение, устанавливает зависимости и запускает тот же сервер. Системный путь интерпретатора определяется автоматически; абсолютные пути к домашнему каталогу разработчика не используются.</w:t>
+        <w:t>Один файл запуска устраняет необходимость поддерживать разные команды и инструкции для Windows и Ubuntu. При первом обращении он подготавливает окружение с нужными библиотеками, после чего запускает приложение. Для последующих запусков уже установленные пакеты не требуют повторного обращения к менеджеру зависимостей. Проверка переносимости входит в автоматический конвейер для трех версий Python на обеих операционных системах.</w:t>
       </w:r>
     </w:p>
     <w:p>
       <w:r>
-        <w:t>Приложение при первом запуске пустой базы создает администратора со случайно сгенерированным паролем, отображаемым в терминале. Для восстановления доступа предусмотрена локальная команда reset-password, меняющая хеш существующего администратора без удаления данных. Пароль сохраняется в базе только в виде проверочного значения. Демонстрационные записи можно создать отдельной командой для локального показа. Известные демонстрационные пароли не создаются при обычном первом запуске.</w:t>
+        <w:t>Первый запуск выполняется по правилу минимальной первоначальной конфигурации. Если таблица пользователей пуста, создается администратор, а случайный пароль выводится в терминал один раз. При дальнейших запусках пароль не печатается и не заменяется автоматически. Для ситуации его утраты предусмотрена локальная команда reset-password, изменяющая существующее проверочное значение. Демонстрационные логины с известным паролем создаются только в отдельной тестовой базе.</w:t>
       </w:r>
     </w:p>
     <w:p>
@@ -4117,7 +4117,7 @@
     </w:p>
     <w:p>
       <w:r>
-        <w:t>Для контроля корректности подготовлен набор автоматических тестов pytest. Проверки выполняются на временной базе, которая не пересекается с пользовательскими данными. Тестируются сервисные операции и HTTP-маршруты: создание обращений, проверка права доступа, регистрация комментариев, модель статусов, экспорт и поведение при ошибочном вводе.</w:t>
+        <w:t>Комплект тестов проверяет не только отдельные функции, но и согласованность HTTP-маршрутов, сервиса и базы. Для каждого сценария используется временное хранилище, что позволяет повторять проверки и получать одинаковые условия старта. Успешность определяется сравнением фактического результата с конкретным ожиданием: запись создана, статус соответствует разрешенному переходу или операция отклонена без изменения данных.</w:t>
       </w:r>
     </w:p>
     <w:p>
@@ -4125,7 +4125,7 @@
         <w:jc w:val="both"/>
       </w:pPr>
       <w:r>
-        <w:t>На этапе подготовки отчета выполнен локальный запуск комплекта автоматических проверок. Получен результат: 37 успешно выполненных тестов, ошибок и неуспешных проверок нет. Результат относится к указанной версии исходного кода и тестовой среде выполнения. При выполнении проверки в GitHub Actions подтвержден результат 37 успешно выполненных тестов на каждой конфигурации Windows и Ubuntu с Python 3.10, 3.12 и 3.13.</w:t>
+        <w:t>В проверенном коммите октября 2026 года выполняются 37 автоматизированных тестов. Конвейер GitHub Actions запускает их в шести сочетаниях: Windows и Ubuntu с Python 3.10, 3.12 и 3.13. Во всех проверенных заданиях конвейер завершился успешно. Это подтверждает воспроизводимость предусмотренных тестами действий, но не измеряет производительность под высокой нагрузкой и не заменяет приемочные испытания в инфраструктуре МУИВ.</w:t>
       </w:r>
     </w:p>
     <w:tbl>
@@ -4709,22 +4709,22 @@
     </w:p>
     <w:p>
       <w:r>
-        <w:t>Проверка ограничения доступа устроена в двух слоях. В веб-тесте имитируется запрос заявителя к административной странице и подтверждается ответ об отказе в доступе. В сервисном тесте выполняется попытка получить чужую заявку и добавить к ней комментарий, что также завершается запретом. Совмещение проверок позволяет не зависеть от корректности только одного маршрута.</w:t>
+        <w:t>Права проверяются на двух уровнях, поскольку одной проверки URL недостаточно. Веб-тест отправляет запрос заявителя к административному маршруту и ожидает отказ. Сервисный тест обращается к чужой карточке и пытается записать комментарий; в обоих случаях доступ должен быть заблокирован. Такой набор проверяет не только видимость пунктов меню, но и фактическую недоступность чужих данных.</w:t>
       </w:r>
     </w:p>
     <w:p>
       <w:r>
-        <w:t>Защита ввода дополнительно проверяется передачей строки, похожей на SQL-инъекцию, в поисковый запрос. Результат не приводит к раскрытию чужих записей или изменению таблиц. Для проверки вывода HTML в тему заявки передается строка с тегом script; на странице она отображается экранированным текстом. Эти проверки соответствуют распространенным классам ошибок веб-приложений [8].</w:t>
+        <w:t>Отдельно исследованы два способа передачи нежелательных данных. Поисковая строка со специальными символами не должна изменять структуру SQL-запроса, поскольку значение передается параметром. Текст с HTML-разметкой при последующем выводе должен остаться обычной строкой. Эти тесты показывают отсутствие соответствующих дефектов в проверенных маршрутах; они не являются полным аудитом защищенности всего веб-приложения [8].</w:t>
       </w:r>
     </w:p>
     <w:p>
       <w:r>
-        <w:t>Целостность бизнес-операций проверяется последовательностью из статусов «Новая», «В работе», «Решена», «Закрыта». Попытки изменить заявку от имени заявителя и перевести ее напрямую из «Новая» в «Закрыта» отклоняются. Факт закрытия подтверждается датой в соответствующем поле базы.</w:t>
+        <w:t>Для проверки модели состояний сначала выполняется разрешенная цепочка «Новая» - «В работе» - «Решена» - «Закрыта». Затем тест пытается выполнить запрещенный переход непосредственно к закрытию и изменить статус от имени заявителя. Ожидаемый результат - исключение или отказ без повреждения ранее сохраненных значений. Дополнительно проверяется дата закрытия, позволяющая отличить завершенную заявку от записи, которая лишь отображает соответствующий текст.</w:t>
       </w:r>
     </w:p>
     <w:p>
       <w:r>
-        <w:t>Для дальнейшего контроля репозиторий содержит конфигурацию автоматического тестирования в GitHub Actions с заданиями для Windows и Ubuntu. В конвейере установлены команды проверки кода и запуска тестов. Проверки выполняются в GitHub Actions на Windows и Ubuntu для Python 3.10, 3.12 и 3.13. Результаты подтверждают корректность тестовых сценариев в шести конфигурациях.</w:t>
+        <w:t>В конфигурации GitHub Actions присутствуют отдельные задания для нескольких версий интерпретатора на Windows и Ubuntu. В каждом задании выполняются установка зависимостей, проверка правил оформления кода и тесты. Поэтому вывод о переносимости относится именно к проверенным комбинациям ОС и Python. Работа в других средах и интеграция с внутренними сервисами университета этими результатами не подтверждается.</w:t>
       </w:r>
     </w:p>
     <w:p>
@@ -4737,7 +4737,7 @@
     </w:p>
     <w:p>
       <w:r>
-        <w:t>В ходе проектного этапа разработаны структура базы данных, серверные и интерфейсные модули, правила ролевого доступа, журналирование и экспорт реестра. Реализована полная последовательность регистрации и обработки заявки в рамках возможностей прототипа. Автоматизированное тестирование подтвердило выполнение ключевых требований, включая защиту операций от недопустимых изменений.</w:t>
+        <w:t>Создан и проверен локальный прототип учета заявок. Пользовательская приемка и интеграция с ИС университета не проводились.</w:t>
       </w:r>
     </w:p>
     <w:p>
@@ -4759,7 +4759,7 @@
     </w:p>
     <w:p>
       <w:r>
-        <w:t>Разграничение полномочий построено по ролевой модели RBAC. В базе каждому пользователю назначается одна из трех ролей: заявитель, специалист и администратор. Сервер получает роль из учетной записи, а не из параметров формы, поэтому пользователь не может самостоятельно повысить свои полномочия изменением содержимого HTTP-запроса.</w:t>
+        <w:t>В модели доступа права не передаются из формы вместе с командой пользователя. При каждом запросе сервер извлекает учетную запись из сессии и определяет ее роль из БД. Проверка выполняется до изменения карточки или справочника. Это исключает простую подмену значения роли в HTML-форме. Для заявителя дополнительно учитывается авторство конкретной заявки, поэтому наличие действующей сессии само по себе не открывает все записи.</w:t>
       </w:r>
     </w:p>
     <w:tbl>
@@ -5872,12 +5872,12 @@
     </w:p>
     <w:p>
       <w:r>
-        <w:t>Каждый маршрут, открывающий защищенный раздел, проверяет наличие действующего сеанса и допустимость роли. При отсутствии входа пользователь перенаправляется на страницу авторизации. При недостаточных правах сервер возвращает отказ. Для просмотра заявителем конкретной заявки выполняется дополнительная проверка совпадения идентификатора автора.</w:t>
+        <w:t>При обращении к защищенному маршруту проверяются два условия: выполнен ли вход и разрешено ли действие для найденной роли. Если роль подходит, но запрашивается чужая заявка, применяется дополнительное сравнение идентификатора автора. Таким образом, правило чтения чужих данных не зависит от того, показывается ли ссылка в навигации. Отрицательные сценарии проверены автоматизированными тестами.</w:t>
       </w:r>
     </w:p>
     <w:p>
       <w:r>
-        <w:t>Журнал действий содержит связку события, заявки и учетной записи инициатора. В него попадают регистрация обращения, добавление комментариев и изменение состояния. Таким образом, история заявки доступна для разбора спорных ситуаций и проверки последовательности выполнения работ. Отдельное централизованное неизменяемое хранилище журнала в текущем прототипе не реализовано.</w:t>
+        <w:t>История операций хранится в связанных с заявками событиях. При регистрации, добавлении комментария или смене состояния указывается действие и его инициатор. Благодаря этому проверяющий может сопоставить текущее состояние карточки с последовательностью операций. Ограничением является отсутствие отдельного неизменяемого внешнего хранилища аудита: администратор, имеющий прямой доступ к файлу SQLite, технически способен изменить данные вне приложения.</w:t>
       </w:r>
     </w:p>
     <w:p>
@@ -5891,17 +5891,17 @@
     </w:p>
     <w:p>
       <w:r>
-        <w:t>Программа ориентирована на локальную демонстрацию. Для ее запуска необходим Python версии 3.10 или новее, установленный в системе под командой python, и веб-браузер. На этапе первоначальной установки сторонних библиотек требуется подключение к сети либо предварительно подготовленный пакет зависимостей. После установки обычный запуск выполняется без сетевого обращения к сторонним ресурсам.</w:t>
+        <w:t>Для проверки проекта достаточно компьютера с Python 3.10 или новее и браузера. Интернет нужен для первой установки пакетов, если они еще не присутствуют в окружении. Дальнейшая работа с локальной SQLite не требует стороннего сервера. Этот способ запуска выбран для воспроизводимости демонстрации и не претендует на полноту эксплуатационной инструкции для организации.</w:t>
       </w:r>
     </w:p>
     <w:p>
       <w:r>
-        <w:t>На Windows и Ubuntu применяется единая команда: python run.py. Скрипт использует текущий интерпретатор, проверяет наличие пакетов, при необходимости создает каталог .venv и загружает зависимости. После этого создается локальная база SQLite в папке instance. Если учетных записей нет, генерируется первоначальный администратор и в терминал выводится его пароль.</w:t>
+        <w:t>Запуск на Windows и Ubuntu выполняется командой python run.py. Если нужные библиотеки отсутствуют, скрипт создает виртуальное окружение и устанавливает зависимости, после чего запускает серверный модуль. Данные сохраняются в файле внутри instance, а существующие пользователи не создаются повторно. Административные команды вынесены в отдельные режимы, чтобы инициализация БД не требовала запуска интерфейса.</w:t>
       </w:r>
     </w:p>
     <w:p>
       <w:r>
-        <w:t>При обычном запуске веб-приложение прослушивает адрес 127.0.0.1:8000. В браузере нужно открыть http://127.0.0.1:8000 и выполнить вход. Порт можно изменить аргументом командной строки. Использование внешнего сетевого адреса без постоянного секретного ключа блокируется; это предотвращает случайное включение потенциально небезопасного режима при настройках по умолчанию.</w:t>
+        <w:t>При стандартной конфигурации веб-сервер доступен только с того же компьютера по адресу 127.0.0.1:8000. Это преднамеренный выбор для учебной установки. Пользователь может изменить порт, однако для прослушивания внешнего адреса приложение требует отдельной настройки секретного ключа сессии. Данная проверка предупреждает случайное открытие прототипа в сети, но не заменяет полноценный аудит конфигурации перед развертыванием.</w:t>
       </w:r>
     </w:p>
     <w:tbl>
@@ -6416,7 +6416,7 @@
     </w:p>
     <w:p>
       <w:r>
-        <w:t>Для эксплуатации на сервере требуется дополнительные организационные меры: постоянный ключ сессий, TLS-сертификат, ограничение сетевого доступа, резервное копирование и мониторинг ошибок. Настройка такого режима относится к отдельной задаче внедрения и не входит в рамки проверки локального учебного прототипа.</w:t>
+        <w:t>Готовность локальной демонстрации не следует смешивать с готовностью серверного внедрения. Для второго варианта должны быть определены администратор системы, режим резервирования и восстановления данных, постоянный секретный ключ сеанса, TLS и сетевые ограничения. В проверенном проекте эти меры отражены как требования к окружению. Реальные настройки корпоративной инфраструктуры в состав выполненных работ не входят.</w:t>
       </w:r>
     </w:p>
     <w:p>
@@ -6429,23 +6429,23 @@
     </w:p>
     <w:p>
       <w:r>
-        <w:t>В текущей версии данные вводятся и изменяются через веб-интерфейс, а выгружаются в CSV. Этот формат обеспечивает перенос реестра заявок в табличные редакторы для просмотра и дополнительного анализа. В дальнейшем обмен может быть расширен до программного API с авторизацией, но в данной версии внешние интеграционные интерфейсы управления заявками не заявляются как реализованные.</w:t>
+        <w:t>Интеграционные возможности имеют два разных уровня. Для специалистов реализован экспорт реестра заявок в CSV, который можно открыть в табличной программе. Отдельно добавлен JSON-обмен справочником средств защиты: перенос выполняется из файла в файл, с проверкой схемы и уникальности инвентарных номеров. Эти операции пригодны для демонстрации обмена данными, но не обеспечивают автоматическую синхронизацию с корпоративными сервисами.</w:t>
       </w:r>
     </w:p>
     <w:p>
       <w:r>
-        <w:t>Потенциальные направления развития включают синхронизацию пользователей с корпоративным каталогом, получение перечня средств защиты из инвентарной системы, создание обращения из почтового сообщения и передачу статистики в корпоративную аналитическую систему. Любая такая интеграция потребует согласования структуры данных, прав доступа, обработки отказов и периодичности синхронизации.</w:t>
+        <w:t>Переход от файлового обмена к взаимодействию по API потребует решений, которых нет в имеющемся прототипе. Необходимо определить владельца исходных данных, договориться о ключах сопоставления записей, ограничить полномочия интеграционной учетной записи и описать поведение при повторной загрузке либо недоступности сервиса. Без этих договоренностей добавление сетевого запроса не обеспечило бы корректную интеграцию.</w:t>
       </w:r>
     </w:p>
     <w:p>
       <w:r>
-        <w:t>При интеграции с корпоративной системой учета оборудования ключом сопоставления может служить инвентарный номер объекта. При связи с кадровой системой необходимо отдельное соответствие между учетными именами и уникальными идентификаторами сотрудников. Использование только ФИО как ключа связи недопустимо из-за возможных однофамильцев и изменений персональных данных.</w:t>
+        <w:t>Для справочника оборудования в качестве идентификатора выбран инвентарный номер: он должен однозначно обозначать объект в пределах локальной базы. При создании файлового импорта это правило позволяет пропускать дубликаты и предотвращать появление нескольких записей об одном средстве защиты. При потенциальном обмене с кадровой системой одного ФИО недостаточно для надежного сопоставления пользователя, поэтому понадобился бы устойчивый внешний идентификатор.</w:t>
       </w:r>
     </w:p>
     <w:p>
       <w:pPr/>
       <w:r>
-        <w:t>В демонстрационной версии 2026 года реализован отдельный файловый модуль обмена справочником средств защиты. Он экспортирует JSON UTF-8 и импортирует записи после проверки схемы, допустимой длины и дублирующихся номеров. Запись выполняется транзакционно. Обмен подтвержден автоматическими тестами, но подключения к действующим корпоративным ИС нет. Для реальной интеграции необходимо предоставить API, учетные данные и согласованные форматы.</w:t>
+        <w:t>В добавленном файловом модуле записи справочника сериализуются в JSON с явной структурой. При импорте приложение проверяет типы, длину строк и отсутствие конфликтующих инвентарных номеров; изменение таблицы выполняется внутри транзакции. Проверка проведена на временной SQLite с тестовыми данными. Такой результат показывает корректность реализованного локального обмена, но не позволяет заявить о подключении к реальной информационной системе МУИВ.</w:t>
       </w:r>
     </w:p>
     <w:p>
@@ -6458,33 +6458,33 @@
     </w:p>
     <w:p>
       <w:r>
-        <w:t>Сопровождение программного обеспечения предполагает управление версиями исходного кода и контроль изменений схемы базы. Перед обновлением следует остановить приложение, создать резервную копию файла базы и выполнить автоматизированные тесты. При изменениях модели хранения данных требуется подготовить отдельную миграцию, а не исправлять пользовательские таблицы вручную.</w:t>
+        <w:t>Последовательность обновления зависит прежде всего от сохранности данных. Перед заменой файлов программы необходимо получить проверяемую резервную копию SQLite и убедиться, что новая версия понимает действующую схему. Если меняются таблицы, нужен отдельный сценарий миграции и возможность возврата к предыдущему состоянию. В проекте эти действия описаны как порядок сопровождения; автоматическая установка релиза пока не реализована.</w:t>
       </w:r>
     </w:p>
     <w:p>
       <w:r>
-        <w:t>Источником кода является репозиторий infosec-service-desk. Структура проекта разделяет программные модули, статические файлы, тесты и документацию. Папка instance с пользовательской базой исключена из версионирования. Аналогичным образом не должны публиковаться ключи сессий, пароли и локальные настройки рабочего окружения.</w:t>
+        <w:t>В публичном репозитории размещены модули приложения, шаблоны, тесты и инструкции. Файл пользовательской базы исключен из Git, поскольку вместе с ним могли бы распространяться учетные записи и содержание обращений. Резервные копии и секреты также не должны попадать в историю коммитов. Снимок исходников, приложенный к комплекту сдачи, следует сверять с идентификатором проверенного коммита.</w:t>
       </w:r>
     </w:p>
     <w:p>
       <w:r>
-        <w:t>Для резервного копирования остановленной системы достаточно сделать копию файла SQLite. При горячем резервном копировании следует использовать штатный Backup API SQLite, чтобы не получить несовместимые по времени страницы базы. Периодичность, срок хранения и размещение копий определяются ответственным администратором исходя из ценности данных [5].</w:t>
+        <w:t>Для работающей SQLite простое копирование файла не всегда подходит в качестве резервной копии, потому что в момент копирования транзакция может изменять страницы базы. Поэтому модуль обслуживания использует SQLite Backup API [5]. Эта операция переносит согласованное состояние данных в отдельный файл. Регламент хранения копий, шифрование и проверка восстановления остаются задачами администратора целевой среды.</w:t>
       </w:r>
     </w:p>
     <w:p>
       <w:r>
-        <w:t>Рекомендуемая последовательность обработки ошибки: зарегистрировать воспроизводимые шаги; определить модуль, в котором проявляется проблема; добавить тест на неправильное поведение; исправить код; повторить локальные и автоматические проверки; зафиксировать версию изменения. Такой порядок снижает вероятность повторного появления исправленных дефектов.</w:t>
+        <w:t>При появлении дефекта сначала фиксируются входные данные и действие, после которого возникла ошибка. Затем формируется тест, воспроизводящий нежелательное состояние на отдельной базе. Исправление считается проверенным только после выполнения этого теста вместе с остальными сценариями. Такой подход применим к правилам статусов и прав доступа, поскольку нарушение этих правил не всегда заметно по внешнему виду страницы.</w:t>
       </w:r>
     </w:p>
     <w:p>
       <w:r>
-        <w:t>Обратная совместимость существующей базы должна быть проверена до ввода обновленной версии в эксплуатацию. Для сохранения возможности возврата рекомендуется поддерживать архив предыдущей версии программы и резервную копию данных, полученную до обновления.</w:t>
+        <w:t>Признаком успешного обновления не может служить один лишь запуск сервера. После замены версии требуется проверить чтение ранее созданных заявок, сохранность их связей со средствами защиты и возможность выполнить разрешенные переходы статуса. Для восстановления при ошибке нужна копия БД, созданная до изменения схемы. Нагрузочные и миграционные испытания с производственными данными в рамках прототипа не проводились.</w:t>
       </w:r>
     </w:p>
     <w:p>
       <w:pPr/>
       <w:r>
-        <w:t>Для локального сопровождения создан модуль резервирования SQLite через штатный Backup API и проверка метаданных локального релиза по манифесту. Команда сообщает о наличии более новой версии, но не загружает и не устанавливает ее. Таким образом, реализована часть операций сопровождения, а полноценный механизм автоматического обновления остается задачей следующего этапа.</w:t>
+        <w:t>В сопровождении реализованы две локальные операции: создание резервной копии работающей базы и чтение манифеста версии. Вторая операция сопоставляет установленную и предложенную версии и только сообщает, требуется ли обновление. Она не скачивает исполняемый код и не заменяет файлы приложения. Такое ограничение отражает фактический объем разработки: проверка выпуска есть, автоматического установщика обновлений нет.</w:t>
       </w:r>
     </w:p>
     <w:p>
@@ -6497,7 +6497,7 @@
     </w:p>
     <w:p>
       <w:r>
-        <w:t>Разработана ролевая модель доступа, определен порядок локального развертывания и приведены требования к обновлению и сопровождению. Выделены возможные направления интеграции с корпоративными системами и необходимые меры перед промышленным использованием. Для запуска под Windows и Ubuntu предусмотрена единая команда, а локальное хранение обеспечивает независимость от внешней СУБД.</w:t>
+        <w:t>Ограничения доступа проверены по ролям и по авторству заявок. Способ запуска воспроизводим на Windows и Ubuntu, а технические операции резервирования и файлового обмена выделены в самостоятельные модули. Следующий этап работы зависит уже от сведений конкретной организации: без доступа к ее информационным системам нельзя определить пригодность формата обмена или завершить испытания интеграции.</w:t>
       </w:r>
     </w:p>
     <w:p>
@@ -6510,12 +6510,12 @@
     </w:p>
     <w:p>
       <w:r>
-        <w:t>В материалах по теме преддипломной практики представлено проектирование и разработка прототипа автоматизированной системы учета заявок на обслуживание систем защиты информации. На основе анализа предметного процесса сформированы требования к регистрации и обработке обращений, выделены роли пользователей и определены основные сущности базы данных.</w:t>
+        <w:t>Проектная часть объединяет требования к учету обращений с их проверкой в работающем приложении. При моделировании процесса выделены три роли, пять сущностей данных и последовательность обработки заявки, для которой определены допустимые переходы. Эти решения можно проверить по исходному коду, схеме SQLite и контрольным сценариям. Описанная техническая реализация подготовлена в октябре 2026 года.</w:t>
       </w:r>
     </w:p>
     <w:p>
       <w:r>
-        <w:t>Создана рабочая система, включающая авторизацию, регистрацию заявок, реестр обращений, назначение исполнителей, допустимые переходы состояний, комментарии, учет средств защиты и журнал операций. Данные сохраняются в базе SQLite, а доступ к разделам и отдельным записям ограничивается серверной проверкой полномочий.</w:t>
+        <w:t>Результат демонстрации заключается в сохранении одной непрерывной истории обращения. Пользователь создает запись, специалист принимает ее в работу и назначает исполнителя, а последующие комментарии и изменения состояния доступны в карточке. Средства защиты хранятся в отдельном справочнике, что позволяет связывать с одним объектом несколько заявок. Доступ заявителя ограничен созданными им обращениями.</w:t>
       </w:r>
     </w:p>
     <w:p>
@@ -6523,18 +6523,18 @@
         <w:jc w:val="both"/>
       </w:pPr>
       <w:r>
-        <w:t>Реализация дополнена механизмами проверки вводимых значений, параметризованными SQL-запросами, хешированием паролей и защитой изменяющих запросов с помощью CSRF-токенов. Для выполнения основных сценариев предусмотрены автоматизированные тесты; локально успешно выполнено 37 тестов, а в автоматической проверке GitHub Actions - 37 тестов.</w:t>
+        <w:t>Для оценки поведения подготовлены тесты положительных и отрицательных сценариев. Они проверяют, в частности, допустимые и запрещенные переходы, сохранение действий, ограничения роли, обработку специальных символов и работу резервирования. В проверенном коммите 2026 года автоматические испытания завершились успешно: 37 тестов в каждой из шести конфигураций Windows/Ubuntu и Python 3.10, 3.12, 3.13. Результат нельзя переносить на неиспытанное корпоративное окружение.</w:t>
       </w:r>
     </w:p>
     <w:p>
       <w:r>
-        <w:t>Задача технической реализации решена на уровне функционального локального прототипа. Приложение может быть использовано для демонстрации цикла обработки заявок и дальнейшего развития выпускной квалификационной работы. Для промышленного внедрения потребуются дополнительные мероприятия по настройке защищенной инфраструктуры, резервному копированию и контролю безопасности.</w:t>
+        <w:t>Практическая ценность прототипа состоит в возможности воспроизвести полный цикл работы с заявкой на отдельном компьютере и проверить правила учета без подключения к действующей ИТ-инфраструктуре. Перед использованием в организации потребуются дополнительное обследование, настройка защищенного сетевого доступа, приемочные испытания и согласование обмена данными. Эти этапы в выполненный объем не включены.</w:t>
       </w:r>
     </w:p>
     <w:p>
       <w:pPr/>
       <w:r>
-        <w:t>Важное разграничение: результаты программной разработки, репозитория и CI датируются 2026 годом, тогда как академический период преддипломной практики в исходном задании относится к июню 2024 года. Документ не включает подтвержденных первичных сведений о выполнении этапов практики в 2024 году. Для представления материалов в качестве отчета за этот период требуется документальное подтверждение руководителя.</w:t>
+        <w:t>Академические даты и технические результаты следует учитывать раздельно. В индивидуальном задании назван июнь 2024 года; текущие исходники, протокол автоматических проверок и отдельное техническое задание подготовлены в 2026 году. Документ не содержит первичных доказательств выполнения перечисленных программных работ в период практики 2024 года. Для официального подтверждения того периода нужны материалы и отметки руководителя.</w:t>
       </w:r>
     </w:p>
     <w:p>
